--- a/твт_статья/article.docx
+++ b/твт_статья/article.docx
@@ -8,13 +8,13 @@
       </w:pPr>
       <w:r>
         <w:rPr>
+          <w:i/>
           <w:iCs/>
-          <w:i/>
         </w:rPr>
         <w:t xml:space="preserve">УДК 532.546</w:t>
       </w:r>
     </w:p>
-    <w:bookmarkStart w:id="20" w:name="Xbbe1d34a14cb5eaa1ca9ead9553731736c514b0"/>
+    <w:bookmarkStart w:id="9" w:name="Xbbe1d34a14cb5eaa1ca9ead9553731736c514b0"/>
     <w:p>
       <w:pPr>
         <w:pStyle w:val="Heading1"/>
@@ -29,8 +29,8 @@
       </w:pPr>
       <w:r>
         <w:rPr>
+          <w:b/>
           <w:bCs/>
-          <w:b/>
         </w:rPr>
         <w:t xml:space="preserve">А.И. Никифоров, И.С. Лазарев</w:t>
       </w:r>
@@ -41,8 +41,8 @@
       </w:pPr>
       <w:r>
         <w:rPr>
+          <w:i/>
           <w:iCs/>
-          <w:i/>
         </w:rPr>
         <w:t xml:space="preserve">Институт механики и машиностроения ФИЦ КазНЦ РАН, г.Казань, 420111,Россия</w:t>
       </w:r>
@@ -53,8 +53,8 @@
       </w:pPr>
       <w:r>
         <w:rPr>
+          <w:i/>
           <w:iCs/>
-          <w:i/>
         </w:rPr>
         <w:t xml:space="preserve">E-mail: Lazarevigor1234@yandex.ru</w:t>
       </w:r>
@@ -81,8 +81,8 @@
       </w:pPr>
       <w:r>
         <w:rPr>
+          <w:b/>
           <w:bCs/>
-          <w:b/>
         </w:rPr>
         <w:t xml:space="preserve">Ключевые слова:</w:t>
       </w:r>
@@ -93,8 +93,8 @@
         <w:t xml:space="preserve">неизотермическая фильтрация, теплопотери в кровлю и подошву, парафиновые отложения, кольматация, численное моделирование</w:t>
       </w:r>
     </w:p>
-    <w:bookmarkEnd w:id="20"/>
-    <w:bookmarkStart w:id="21" w:name="введение"/>
+    <w:bookmarkEnd w:id="9"/>
+    <w:bookmarkStart w:id="10" w:name="введение"/>
     <w:p>
       <w:pPr>
         <w:pStyle w:val="Heading1"/>
@@ -186,8 +186,8 @@
         <w:t xml:space="preserve">Цель настоящей работы — количественно оценить погрешность прогноза показателей разработки, вносимую пренебрежением теплопотерями через кровлю и подошву пласта и содержанием растворенного парафина в нефти, а также разделить вклады этих двух факторов.</w:t>
       </w:r>
     </w:p>
-    <w:bookmarkEnd w:id="21"/>
-    <w:bookmarkStart w:id="24" w:name="математическая-модель"/>
+    <w:bookmarkEnd w:id="10"/>
+    <w:bookmarkStart w:id="13" w:name="математическая-модель"/>
     <w:p>
       <w:pPr>
         <w:pStyle w:val="Heading1"/>
@@ -248,8 +248,8 @@
           <m:d>
             <m:dPr>
               <m:begChr m:val="("/>
+              <m:sepChr m:val=""/>
               <m:endChr m:val=")"/>
-              <m:sepChr m:val=""/>
               <m:grow/>
             </m:dPr>
             <m:e>
@@ -306,8 +306,8 @@
           <m:d>
             <m:dPr>
               <m:begChr m:val="("/>
+              <m:sepChr m:val=""/>
               <m:endChr m:val=")"/>
-              <m:sepChr m:val=""/>
               <m:grow/>
             </m:dPr>
             <m:e>
@@ -330,7 +330,7 @@
                 <m:e>
                   <m:r>
                     <m:rPr>
-                      <m:sty m:val="b"/>
+                      <m:sty m:val="bi"/>
                     </m:rPr>
                     <m:t>U</m:t>
                   </m:r>
@@ -385,19 +385,21 @@
           <m:r>
             <m:t>  </m:t>
           </m:r>
-          <m:d>
-            <m:dPr>
-              <m:begChr m:val="("/>
-              <m:endChr m:val=")"/>
-              <m:sepChr m:val=""/>
-              <m:grow/>
-            </m:dPr>
-            <m:e>
-              <m:r>
-                <m:t>1</m:t>
-              </m:r>
-            </m:e>
-          </m:d>
+          <m:r>
+            <m:rPr>
+              <m:sty m:val="p"/>
+            </m:rPr>
+            <m:t>(</m:t>
+          </m:r>
+          <m:r>
+            <m:t>1</m:t>
+          </m:r>
+          <m:r>
+            <m:rPr>
+              <m:sty m:val="p"/>
+            </m:rPr>
+            <m:t>)</m:t>
+          </m:r>
         </m:oMath>
       </m:oMathPara>
     </w:p>
@@ -437,8 +439,8 @@
           <m:d>
             <m:dPr>
               <m:begChr m:val="("/>
+              <m:sepChr m:val=""/>
               <m:endChr m:val=")"/>
-              <m:sepChr m:val=""/>
               <m:grow/>
             </m:dPr>
             <m:e>
@@ -507,8 +509,8 @@
           <m:d>
             <m:dPr>
               <m:begChr m:val="("/>
+              <m:sepChr m:val=""/>
               <m:endChr m:val=")"/>
-              <m:sepChr m:val=""/>
               <m:grow/>
             </m:dPr>
             <m:e>
@@ -543,7 +545,7 @@
                 <m:e>
                   <m:r>
                     <m:rPr>
-                      <m:sty m:val="b"/>
+                      <m:sty m:val="bi"/>
                     </m:rPr>
                     <m:t>U</m:t>
                   </m:r>
@@ -658,19 +660,21 @@
           <m:r>
             <m:t>  </m:t>
           </m:r>
-          <m:d>
-            <m:dPr>
-              <m:begChr m:val="("/>
-              <m:endChr m:val=")"/>
-              <m:sepChr m:val=""/>
-              <m:grow/>
-            </m:dPr>
-            <m:e>
-              <m:r>
-                <m:t>2</m:t>
-              </m:r>
-            </m:e>
-          </m:d>
+          <m:r>
+            <m:rPr>
+              <m:sty m:val="p"/>
+            </m:rPr>
+            <m:t>(</m:t>
+          </m:r>
+          <m:r>
+            <m:t>2</m:t>
+          </m:r>
+          <m:r>
+            <m:rPr>
+              <m:sty m:val="p"/>
+            </m:rPr>
+            <m:t>)</m:t>
+          </m:r>
         </m:oMath>
       </m:oMathPara>
     </w:p>
@@ -712,7 +716,7 @@
           <m:e>
             <m:r>
               <m:rPr>
-                <m:sty m:val="b"/>
+                <m:sty m:val="bi"/>
               </m:rPr>
               <m:t>U</m:t>
             </m:r>
@@ -735,7 +739,7 @@
           <m:e>
             <m:r>
               <m:rPr>
-                <m:sty m:val="b"/>
+                <m:sty m:val="bi"/>
               </m:rPr>
               <m:t>U</m:t>
             </m:r>
@@ -1133,8 +1137,8 @@
           <m:d>
             <m:dPr>
               <m:begChr m:val="["/>
+              <m:sepChr m:val=""/>
               <m:endChr m:val="]"/>
-              <m:sepChr m:val=""/>
               <m:grow/>
             </m:dPr>
             <m:e>
@@ -1156,8 +1160,8 @@
               <m:d>
                 <m:dPr>
                   <m:begChr m:val="("/>
+                  <m:sepChr m:val=""/>
                   <m:endChr m:val=")"/>
-                  <m:sepChr m:val=""/>
                   <m:grow/>
                 </m:dPr>
                 <m:e>
@@ -1234,16 +1238,16 @@
           <m:d>
             <m:dPr>
               <m:begChr m:val="["/>
+              <m:sepChr m:val=""/>
               <m:endChr m:val="]"/>
-              <m:sepChr m:val=""/>
               <m:grow/>
             </m:dPr>
             <m:e>
               <m:d>
                 <m:dPr>
                   <m:begChr m:val="("/>
+                  <m:sepChr m:val=""/>
                   <m:endChr m:val=")"/>
-                  <m:sepChr m:val=""/>
                   <m:grow/>
                 </m:dPr>
                 <m:e>
@@ -1301,7 +1305,7 @@
                 <m:e>
                   <m:r>
                     <m:rPr>
-                      <m:sty m:val="b"/>
+                      <m:sty m:val="bi"/>
                     </m:rPr>
                     <m:t>U</m:t>
                   </m:r>
@@ -1335,8 +1339,8 @@
           <m:d>
             <m:dPr>
               <m:begChr m:val="("/>
+              <m:sepChr m:val=""/>
               <m:endChr m:val=")"/>
-              <m:sepChr m:val=""/>
               <m:grow/>
             </m:dPr>
             <m:e>
@@ -1414,8 +1418,8 @@
           <m:d>
             <m:dPr>
               <m:begChr m:val="("/>
+              <m:sepChr m:val=""/>
               <m:endChr m:val=")"/>
-              <m:sepChr m:val=""/>
               <m:grow/>
             </m:dPr>
             <m:e>
@@ -1514,19 +1518,21 @@
           <m:r>
             <m:t>  </m:t>
           </m:r>
-          <m:d>
-            <m:dPr>
-              <m:begChr m:val="("/>
-              <m:endChr m:val=")"/>
-              <m:sepChr m:val=""/>
-              <m:grow/>
-            </m:dPr>
-            <m:e>
-              <m:r>
-                <m:t>3</m:t>
-              </m:r>
-            </m:e>
-          </m:d>
+          <m:r>
+            <m:rPr>
+              <m:sty m:val="p"/>
+            </m:rPr>
+            <m:t>(</m:t>
+          </m:r>
+          <m:r>
+            <m:t>3</m:t>
+          </m:r>
+          <m:r>
+            <m:rPr>
+              <m:sty m:val="p"/>
+            </m:rPr>
+            <m:t>)</m:t>
+          </m:r>
         </m:oMath>
       </m:oMathPara>
     </w:p>
@@ -1726,7 +1732,7 @@
             <m:e>
               <m:r>
                 <m:rPr>
-                  <m:sty m:val="b"/>
+                  <m:sty m:val="bi"/>
                 </m:rPr>
                 <m:t>U</m:t>
               </m:r>
@@ -1839,19 +1845,21 @@
           <m:r>
             <m:t>  </m:t>
           </m:r>
-          <m:d>
-            <m:dPr>
-              <m:begChr m:val="("/>
-              <m:endChr m:val=")"/>
-              <m:sepChr m:val=""/>
-              <m:grow/>
-            </m:dPr>
-            <m:e>
-              <m:r>
-                <m:t>4</m:t>
-              </m:r>
-            </m:e>
-          </m:d>
+          <m:r>
+            <m:rPr>
+              <m:sty m:val="p"/>
+            </m:rPr>
+            <m:t>(</m:t>
+          </m:r>
+          <m:r>
+            <m:t>4</m:t>
+          </m:r>
+          <m:r>
+            <m:rPr>
+              <m:sty m:val="p"/>
+            </m:rPr>
+            <m:t>)</m:t>
+          </m:r>
         </m:oMath>
       </m:oMathPara>
     </w:p>
@@ -2000,778 +2008,765 @@
           <m:jc m:val="center"/>
         </m:oMathParaPr>
         <m:oMath>
-          <m:m>
-            <m:mPr>
-              <m:baseJc m:val="center"/>
-              <m:plcHide m:val="on"/>
-              <m:mcs>
-                <m:mc>
-                  <m:mcPr>
-                    <m:mcJc m:val="right"/>
-                    <m:count m:val="1"/>
-                  </m:mcPr>
-                </m:mc>
-                <m:mc>
-                  <m:mcPr>
-                    <m:mcJc m:val="left"/>
-                    <m:count m:val="1"/>
-                  </m:mcPr>
-                </m:mc>
-              </m:mcs>
-            </m:mPr>
-            <m:mr>
-              <m:e>
-                <m:f>
-                  <m:fPr>
-                    <m:type m:val="bar"/>
-                  </m:fPr>
-                  <m:num>
-                    <m:r>
-                      <m:rPr>
-                        <m:sty m:val="p"/>
-                      </m:rPr>
-                      <m:t>∂</m:t>
-                    </m:r>
-                  </m:num>
-                  <m:den>
-                    <m:r>
-                      <m:rPr>
-                        <m:sty m:val="p"/>
-                      </m:rPr>
-                      <m:t>∂</m:t>
-                    </m:r>
-                    <m:r>
-                      <m:t>t</m:t>
-                    </m:r>
-                  </m:den>
-                </m:f>
-              </m:e>
-              <m:e>
-                <m:d>
-                  <m:dPr>
-                    <m:begChr m:val="["/>
-                    <m:endChr m:val="]"/>
-                    <m:sepChr m:val=""/>
-                    <m:grow/>
-                  </m:dPr>
-                  <m:e>
-                    <m:r>
-                      <m:t>m</m:t>
-                    </m:r>
-                    <m:sSub>
-                      <m:e>
-                        <m:r>
-                          <m:rPr>
-                            <m:sty m:val="p"/>
-                          </m:rPr>
-                          <m:t>ρ</m:t>
-                        </m:r>
-                      </m:e>
-                      <m:sub>
-                        <m:r>
-                          <m:t>w</m:t>
-                        </m:r>
-                      </m:sub>
-                    </m:sSub>
-                    <m:sSub>
-                      <m:e>
-                        <m:r>
-                          <m:t>S</m:t>
-                        </m:r>
-                      </m:e>
-                      <m:sub>
-                        <m:r>
-                          <m:t>w</m:t>
-                        </m:r>
-                      </m:sub>
-                    </m:sSub>
-                    <m:sSub>
-                      <m:e>
-                        <m:r>
-                          <m:t>C</m:t>
-                        </m:r>
-                      </m:e>
-                      <m:sub>
-                        <m:r>
-                          <m:t>w</m:t>
-                        </m:r>
-                      </m:sub>
-                    </m:sSub>
-                    <m:r>
-                      <m:t>T</m:t>
-                    </m:r>
-                    <m:r>
-                      <m:rPr>
-                        <m:sty m:val="p"/>
-                      </m:rPr>
-                      <m:t>+</m:t>
-                    </m:r>
-                    <m:r>
-                      <m:t>m</m:t>
-                    </m:r>
-                    <m:sSub>
-                      <m:e>
-                        <m:r>
-                          <m:rPr>
-                            <m:sty m:val="p"/>
-                          </m:rPr>
-                          <m:t>ρ</m:t>
-                        </m:r>
-                      </m:e>
-                      <m:sub>
-                        <m:r>
-                          <m:t>o</m:t>
-                        </m:r>
-                      </m:sub>
-                    </m:sSub>
-                    <m:sSub>
-                      <m:e>
-                        <m:r>
-                          <m:t>S</m:t>
-                        </m:r>
-                      </m:e>
-                      <m:sub>
-                        <m:r>
-                          <m:t>o</m:t>
-                        </m:r>
-                      </m:sub>
-                    </m:sSub>
-                    <m:sSub>
-                      <m:e>
-                        <m:r>
-                          <m:t>c</m:t>
-                        </m:r>
-                      </m:e>
-                      <m:sub>
-                        <m:r>
-                          <m:t>o</m:t>
-                        </m:r>
-                      </m:sub>
-                    </m:sSub>
-                    <m:r>
-                      <m:t>T</m:t>
-                    </m:r>
-                    <m:r>
-                      <m:rPr>
-                        <m:sty m:val="p"/>
-                      </m:rPr>
-                      <m:t>+</m:t>
-                    </m:r>
-                    <m:r>
-                      <m:t>m</m:t>
-                    </m:r>
-                    <m:sSub>
-                      <m:e>
-                        <m:r>
-                          <m:rPr>
-                            <m:sty m:val="p"/>
-                          </m:rPr>
-                          <m:t>ρ</m:t>
-                        </m:r>
-                      </m:e>
-                      <m:sub>
-                        <m:r>
-                          <m:t>o</m:t>
-                        </m:r>
-                      </m:sub>
-                    </m:sSub>
-                    <m:sSub>
-                      <m:e>
-                        <m:r>
-                          <m:t>S</m:t>
-                        </m:r>
-                      </m:e>
-                      <m:sub>
-                        <m:r>
-                          <m:t>o</m:t>
-                        </m:r>
-                      </m:sub>
-                    </m:sSub>
-                    <m:sSub>
-                      <m:e>
-                        <m:r>
-                          <m:t>w</m:t>
-                        </m:r>
-                      </m:e>
-                      <m:sub>
-                        <m:r>
-                          <m:t>p</m:t>
-                        </m:r>
-                      </m:sub>
-                    </m:sSub>
-                    <m:f>
-                      <m:fPr>
-                        <m:type m:val="bar"/>
-                      </m:fPr>
-                      <m:num>
-                        <m:r>
-                          <m:rPr>
-                            <m:sty m:val="p"/>
-                          </m:rPr>
-                          <m:t>α</m:t>
-                        </m:r>
-                      </m:num>
-                      <m:den>
-                        <m:sSub>
-                          <m:e>
-                            <m:r>
-                              <m:t>M</m:t>
-                            </m:r>
-                          </m:e>
-                          <m:sub>
-                            <m:r>
-                              <m:t>r</m:t>
-                            </m:r>
-                          </m:sub>
-                        </m:sSub>
-                      </m:den>
-                    </m:f>
-                    <m:r>
-                      <m:rPr>
-                        <m:sty m:val="p"/>
-                      </m:rPr>
-                      <m:t>+</m:t>
-                    </m:r>
-                    <m:d>
-                      <m:dPr>
-                        <m:begChr m:val="("/>
-                        <m:endChr m:val=")"/>
-                        <m:sepChr m:val=""/>
-                        <m:grow/>
-                      </m:dPr>
-                      <m:e>
-                        <m:d>
-                          <m:dPr>
-                            <m:begChr m:val="("/>
-                            <m:endChr m:val=")"/>
-                            <m:sepChr m:val=""/>
-                            <m:grow/>
-                          </m:dPr>
-                          <m:e>
-                            <m:r>
-                              <m:t>1</m:t>
-                            </m:r>
-                            <m:r>
-                              <m:rPr>
-                                <m:sty m:val="p"/>
-                              </m:rPr>
-                              <m:t>−</m:t>
-                            </m:r>
-                            <m:sSub>
-                              <m:e>
-                                <m:r>
-                                  <m:t>m</m:t>
-                                </m:r>
-                              </m:e>
-                              <m:sub>
-                                <m:r>
-                                  <m:t>0</m:t>
-                                </m:r>
-                              </m:sub>
-                            </m:sSub>
-                          </m:e>
-                        </m:d>
-                        <m:sSub>
-                          <m:e>
-                            <m:r>
-                              <m:rPr>
-                                <m:sty m:val="p"/>
-                              </m:rPr>
-                              <m:t>ρ</m:t>
-                            </m:r>
-                          </m:e>
-                          <m:sub>
-                            <m:r>
-                              <m:t>f</m:t>
-                            </m:r>
-                          </m:sub>
-                        </m:sSub>
-                        <m:sSub>
-                          <m:e>
-                            <m:r>
-                              <m:t>C</m:t>
-                            </m:r>
-                          </m:e>
-                          <m:sub>
-                            <m:r>
-                              <m:t>f</m:t>
-                            </m:r>
-                          </m:sub>
-                        </m:sSub>
-                        <m:r>
-                          <m:rPr>
-                            <m:sty m:val="p"/>
-                          </m:rPr>
-                          <m:t>+</m:t>
-                        </m:r>
-                        <m:d>
-                          <m:dPr>
-                            <m:begChr m:val="("/>
-                            <m:endChr m:val=")"/>
-                            <m:sepChr m:val=""/>
-                            <m:grow/>
-                          </m:dPr>
-                          <m:e>
-                            <m:sSub>
-                              <m:e>
-                                <m:r>
-                                  <m:t>m</m:t>
-                                </m:r>
-                              </m:e>
-                              <m:sub>
-                                <m:r>
-                                  <m:t>0</m:t>
-                                </m:r>
-                              </m:sub>
-                            </m:sSub>
-                            <m:r>
-                              <m:rPr>
-                                <m:sty m:val="p"/>
-                              </m:rPr>
-                              <m:t>−</m:t>
-                            </m:r>
-                            <m:r>
-                              <m:t>m</m:t>
-                            </m:r>
-                          </m:e>
-                        </m:d>
-                        <m:sSub>
-                          <m:e>
-                            <m:r>
-                              <m:rPr>
-                                <m:sty m:val="p"/>
-                              </m:rPr>
-                              <m:t>ρ</m:t>
-                            </m:r>
-                          </m:e>
-                          <m:sub>
-                            <m:r>
-                              <m:t>p</m:t>
-                            </m:r>
-                          </m:sub>
-                        </m:sSub>
-                        <m:sSub>
-                          <m:e>
-                            <m:r>
-                              <m:t>C</m:t>
-                            </m:r>
-                          </m:e>
-                          <m:sub>
-                            <m:r>
-                              <m:t>p</m:t>
-                            </m:r>
-                          </m:sub>
-                        </m:sSub>
-                      </m:e>
-                    </m:d>
-                    <m:r>
-                      <m:t>T</m:t>
-                    </m:r>
-                  </m:e>
-                </m:d>
-                <m:r>
-                  <m:rPr>
-                    <m:sty m:val="p"/>
-                  </m:rPr>
-                  <m:t>+</m:t>
-                </m:r>
-              </m:e>
-            </m:mr>
-            <m:mr>
-              <m:e/>
-              <m:e>
-                <m:r>
-                  <m:rPr>
-                    <m:sty m:val="p"/>
-                  </m:rPr>
-                  <m:t>+</m:t>
-                </m:r>
-                <m:r>
-                  <m:rPr>
-                    <m:sty m:val="p"/>
-                  </m:rPr>
-                  <m:t>∇</m:t>
-                </m:r>
-                <m:r>
-                  <m:rPr>
-                    <m:sty m:val="p"/>
-                  </m:rPr>
-                  <m:t>⋅</m:t>
-                </m:r>
-                <m:d>
-                  <m:dPr>
-                    <m:begChr m:val="["/>
-                    <m:endChr m:val="]"/>
-                    <m:sepChr m:val=""/>
-                    <m:grow/>
-                  </m:dPr>
-                  <m:e>
-                    <m:sSub>
-                      <m:e>
-                        <m:r>
-                          <m:rPr>
-                            <m:sty m:val="p"/>
-                          </m:rPr>
-                          <m:t>ρ</m:t>
-                        </m:r>
-                      </m:e>
-                      <m:sub>
-                        <m:r>
-                          <m:t>w</m:t>
-                        </m:r>
-                      </m:sub>
-                    </m:sSub>
-                    <m:sSub>
-                      <m:e>
-                        <m:r>
-                          <m:rPr>
-                            <m:sty m:val="b"/>
-                          </m:rPr>
-                          <m:t>U</m:t>
-                        </m:r>
-                      </m:e>
-                      <m:sub>
-                        <m:r>
-                          <m:t>w</m:t>
-                        </m:r>
-                      </m:sub>
-                    </m:sSub>
-                    <m:sSub>
-                      <m:e>
-                        <m:r>
-                          <m:t>C</m:t>
-                        </m:r>
-                      </m:e>
-                      <m:sub>
-                        <m:r>
-                          <m:t>w</m:t>
-                        </m:r>
-                      </m:sub>
-                    </m:sSub>
-                    <m:r>
-                      <m:t>T</m:t>
-                    </m:r>
-                    <m:r>
-                      <m:rPr>
-                        <m:sty m:val="p"/>
-                      </m:rPr>
-                      <m:t>+</m:t>
-                    </m:r>
-                    <m:sSub>
-                      <m:e>
-                        <m:r>
-                          <m:rPr>
-                            <m:sty m:val="p"/>
-                          </m:rPr>
-                          <m:t>ρ</m:t>
-                        </m:r>
-                      </m:e>
-                      <m:sub>
-                        <m:r>
-                          <m:t>o</m:t>
-                        </m:r>
-                      </m:sub>
-                    </m:sSub>
-                    <m:sSub>
-                      <m:e>
-                        <m:r>
-                          <m:rPr>
-                            <m:sty m:val="b"/>
-                          </m:rPr>
-                          <m:t>U</m:t>
-                        </m:r>
-                      </m:e>
-                      <m:sub>
-                        <m:r>
-                          <m:t>o</m:t>
-                        </m:r>
-                      </m:sub>
-                    </m:sSub>
-                    <m:sSub>
-                      <m:e>
-                        <m:r>
-                          <m:t>c</m:t>
-                        </m:r>
-                      </m:e>
-                      <m:sub>
-                        <m:r>
-                          <m:t>o</m:t>
-                        </m:r>
-                      </m:sub>
-                    </m:sSub>
-                    <m:r>
-                      <m:t>T</m:t>
-                    </m:r>
-                    <m:r>
-                      <m:rPr>
-                        <m:sty m:val="p"/>
-                      </m:rPr>
-                      <m:t>+</m:t>
-                    </m:r>
-                    <m:sSub>
-                      <m:e>
-                        <m:r>
-                          <m:rPr>
-                            <m:sty m:val="p"/>
-                          </m:rPr>
-                          <m:t>ρ</m:t>
-                        </m:r>
-                      </m:e>
-                      <m:sub>
-                        <m:r>
-                          <m:t>o</m:t>
-                        </m:r>
-                      </m:sub>
-                    </m:sSub>
-                    <m:sSub>
-                      <m:e>
-                        <m:r>
-                          <m:rPr>
-                            <m:sty m:val="b"/>
-                          </m:rPr>
-                          <m:t>U</m:t>
-                        </m:r>
-                      </m:e>
-                      <m:sub>
-                        <m:r>
-                          <m:t>o</m:t>
-                        </m:r>
-                      </m:sub>
-                    </m:sSub>
-                    <m:sSub>
-                      <m:e>
-                        <m:r>
-                          <m:t>w</m:t>
-                        </m:r>
-                      </m:e>
-                      <m:sub>
-                        <m:r>
-                          <m:t>p</m:t>
-                        </m:r>
-                      </m:sub>
-                    </m:sSub>
-                    <m:f>
-                      <m:fPr>
-                        <m:type m:val="bar"/>
-                      </m:fPr>
-                      <m:num>
-                        <m:r>
-                          <m:rPr>
-                            <m:sty m:val="p"/>
-                          </m:rPr>
-                          <m:t>α</m:t>
-                        </m:r>
-                      </m:num>
-                      <m:den>
-                        <m:sSub>
-                          <m:e>
-                            <m:r>
-                              <m:t>M</m:t>
-                            </m:r>
-                          </m:e>
-                          <m:sub>
-                            <m:r>
-                              <m:t>r</m:t>
-                            </m:r>
-                          </m:sub>
-                        </m:sSub>
-                      </m:den>
-                    </m:f>
-                  </m:e>
-                </m:d>
-                <m:r>
-                  <m:rPr>
-                    <m:sty m:val="p"/>
-                  </m:rPr>
-                  <m:t>=</m:t>
-                </m:r>
-              </m:e>
-            </m:mr>
-            <m:mr>
-              <m:e/>
-              <m:e>
-                <m:r>
-                  <m:rPr>
-                    <m:sty m:val="p"/>
-                  </m:rPr>
-                  <m:t>=</m:t>
-                </m:r>
-                <m:r>
-                  <m:rPr>
-                    <m:sty m:val="p"/>
-                  </m:rPr>
-                  <m:t>∇</m:t>
-                </m:r>
-                <m:r>
-                  <m:rPr>
-                    <m:sty m:val="p"/>
-                  </m:rPr>
-                  <m:t>⋅</m:t>
-                </m:r>
-                <m:d>
-                  <m:dPr>
-                    <m:begChr m:val="("/>
-                    <m:endChr m:val=")"/>
-                    <m:sepChr m:val=""/>
-                    <m:grow/>
-                  </m:dPr>
-                  <m:e>
-                    <m:r>
-                      <m:rPr>
-                        <m:sty m:val="p"/>
-                      </m:rPr>
-                      <m:t>Λ</m:t>
-                    </m:r>
-                    <m:r>
-                      <m:rPr>
-                        <m:sty m:val="p"/>
-                      </m:rPr>
-                      <m:t>∇</m:t>
-                    </m:r>
-                    <m:r>
-                      <m:t>T</m:t>
-                    </m:r>
-                  </m:e>
-                </m:d>
-                <m:r>
-                  <m:rPr>
-                    <m:sty m:val="p"/>
-                  </m:rPr>
-                  <m:t>+</m:t>
-                </m:r>
-                <m:sSub>
-                  <m:e>
-                    <m:r>
-                      <m:t>q</m:t>
-                    </m:r>
-                  </m:e>
-                  <m:sub>
-                    <m:r>
-                      <m:t>o</m:t>
-                    </m:r>
-                  </m:sub>
-                </m:sSub>
-                <m:sSub>
-                  <m:e>
-                    <m:r>
-                      <m:rPr>
-                        <m:sty m:val="p"/>
-                      </m:rPr>
-                      <m:t>ρ</m:t>
-                    </m:r>
-                  </m:e>
-                  <m:sub>
-                    <m:r>
-                      <m:t>o</m:t>
-                    </m:r>
-                  </m:sub>
-                </m:sSub>
-                <m:sSub>
-                  <m:e>
-                    <m:r>
-                      <m:t>C</m:t>
-                    </m:r>
-                  </m:e>
-                  <m:sub>
-                    <m:r>
-                      <m:t>o</m:t>
-                    </m:r>
-                  </m:sub>
-                </m:sSub>
-                <m:r>
-                  <m:t>T</m:t>
-                </m:r>
-                <m:r>
-                  <m:rPr>
-                    <m:sty m:val="p"/>
-                  </m:rPr>
-                  <m:t>+</m:t>
-                </m:r>
-                <m:sSub>
-                  <m:e>
-                    <m:r>
-                      <m:t>q</m:t>
-                    </m:r>
-                  </m:e>
-                  <m:sub>
-                    <m:r>
-                      <m:t>w</m:t>
-                    </m:r>
-                  </m:sub>
-                </m:sSub>
-                <m:sSub>
-                  <m:e>
-                    <m:r>
-                      <m:rPr>
-                        <m:sty m:val="p"/>
-                      </m:rPr>
-                      <m:t>ρ</m:t>
-                    </m:r>
-                  </m:e>
-                  <m:sub>
-                    <m:r>
-                      <m:t>w</m:t>
-                    </m:r>
-                  </m:sub>
-                </m:sSub>
-                <m:sSub>
-                  <m:e>
-                    <m:r>
-                      <m:t>C</m:t>
-                    </m:r>
-                  </m:e>
-                  <m:sub>
-                    <m:r>
-                      <m:t>w</m:t>
-                    </m:r>
-                  </m:sub>
-                </m:sSub>
-                <m:r>
-                  <m:t>T</m:t>
-                </m:r>
-                <m:r>
-                  <m:rPr>
-                    <m:sty m:val="p"/>
-                  </m:rPr>
-                  <m:t>+</m:t>
-                </m:r>
-                <m:sSub>
-                  <m:e>
-                    <m:r>
-                      <m:t>q</m:t>
-                    </m:r>
-                  </m:e>
-                  <m:sub>
-                    <m:r>
-                      <m:t>l</m:t>
-                    </m:r>
-                  </m:sub>
-                </m:sSub>
-                <m:r>
-                  <m:rPr>
-                    <m:sty m:val="p"/>
-                  </m:rPr>
-                  <m:t>,</m:t>
-                </m:r>
-              </m:e>
-            </m:mr>
-          </m:m>
+          <m:eqArr>
+            <m:e>
+              <m:f>
+                <m:fPr>
+                  <m:type m:val="bar"/>
+                </m:fPr>
+                <m:num>
+                  <m:r>
+                    <m:rPr>
+                      <m:sty m:val="p"/>
+                    </m:rPr>
+                    <m:t>∂</m:t>
+                  </m:r>
+                </m:num>
+                <m:den>
+                  <m:r>
+                    <m:rPr>
+                      <m:sty m:val="p"/>
+                    </m:rPr>
+                    <m:t>∂</m:t>
+                  </m:r>
+                  <m:r>
+                    <m:t>t</m:t>
+                  </m:r>
+                </m:den>
+              </m:f>
+              <m:r>
+                <m:t>&amp;</m:t>
+              </m:r>
+              <m:d>
+                <m:dPr>
+                  <m:begChr m:val="["/>
+                  <m:sepChr m:val=""/>
+                  <m:endChr m:val="]"/>
+                  <m:grow/>
+                </m:dPr>
+                <m:e>
+                  <m:r>
+                    <m:t>m</m:t>
+                  </m:r>
+                  <m:sSub>
+                    <m:e>
+                      <m:r>
+                        <m:rPr>
+                          <m:sty m:val="p"/>
+                        </m:rPr>
+                        <m:t>ρ</m:t>
+                      </m:r>
+                    </m:e>
+                    <m:sub>
+                      <m:r>
+                        <m:t>w</m:t>
+                      </m:r>
+                    </m:sub>
+                  </m:sSub>
+                  <m:sSub>
+                    <m:e>
+                      <m:r>
+                        <m:t>S</m:t>
+                      </m:r>
+                    </m:e>
+                    <m:sub>
+                      <m:r>
+                        <m:t>w</m:t>
+                      </m:r>
+                    </m:sub>
+                  </m:sSub>
+                  <m:sSub>
+                    <m:e>
+                      <m:r>
+                        <m:t>C</m:t>
+                      </m:r>
+                    </m:e>
+                    <m:sub>
+                      <m:r>
+                        <m:t>w</m:t>
+                      </m:r>
+                    </m:sub>
+                  </m:sSub>
+                  <m:r>
+                    <m:t>T</m:t>
+                  </m:r>
+                  <m:r>
+                    <m:rPr>
+                      <m:sty m:val="p"/>
+                    </m:rPr>
+                    <m:t>+</m:t>
+                  </m:r>
+                  <m:r>
+                    <m:t>m</m:t>
+                  </m:r>
+                  <m:sSub>
+                    <m:e>
+                      <m:r>
+                        <m:rPr>
+                          <m:sty m:val="p"/>
+                        </m:rPr>
+                        <m:t>ρ</m:t>
+                      </m:r>
+                    </m:e>
+                    <m:sub>
+                      <m:r>
+                        <m:t>o</m:t>
+                      </m:r>
+                    </m:sub>
+                  </m:sSub>
+                  <m:sSub>
+                    <m:e>
+                      <m:r>
+                        <m:t>S</m:t>
+                      </m:r>
+                    </m:e>
+                    <m:sub>
+                      <m:r>
+                        <m:t>o</m:t>
+                      </m:r>
+                    </m:sub>
+                  </m:sSub>
+                  <m:sSub>
+                    <m:e>
+                      <m:r>
+                        <m:t>c</m:t>
+                      </m:r>
+                    </m:e>
+                    <m:sub>
+                      <m:r>
+                        <m:t>o</m:t>
+                      </m:r>
+                    </m:sub>
+                  </m:sSub>
+                  <m:r>
+                    <m:t>T</m:t>
+                  </m:r>
+                  <m:r>
+                    <m:rPr>
+                      <m:sty m:val="p"/>
+                    </m:rPr>
+                    <m:t>+</m:t>
+                  </m:r>
+                  <m:r>
+                    <m:t>m</m:t>
+                  </m:r>
+                  <m:sSub>
+                    <m:e>
+                      <m:r>
+                        <m:rPr>
+                          <m:sty m:val="p"/>
+                        </m:rPr>
+                        <m:t>ρ</m:t>
+                      </m:r>
+                    </m:e>
+                    <m:sub>
+                      <m:r>
+                        <m:t>o</m:t>
+                      </m:r>
+                    </m:sub>
+                  </m:sSub>
+                  <m:sSub>
+                    <m:e>
+                      <m:r>
+                        <m:t>S</m:t>
+                      </m:r>
+                    </m:e>
+                    <m:sub>
+                      <m:r>
+                        <m:t>o</m:t>
+                      </m:r>
+                    </m:sub>
+                  </m:sSub>
+                  <m:sSub>
+                    <m:e>
+                      <m:r>
+                        <m:t>w</m:t>
+                      </m:r>
+                    </m:e>
+                    <m:sub>
+                      <m:r>
+                        <m:t>p</m:t>
+                      </m:r>
+                    </m:sub>
+                  </m:sSub>
+                  <m:f>
+                    <m:fPr>
+                      <m:type m:val="bar"/>
+                    </m:fPr>
+                    <m:num>
+                      <m:r>
+                        <m:rPr>
+                          <m:sty m:val="p"/>
+                        </m:rPr>
+                        <m:t>α</m:t>
+                      </m:r>
+                    </m:num>
+                    <m:den>
+                      <m:sSub>
+                        <m:e>
+                          <m:r>
+                            <m:t>M</m:t>
+                          </m:r>
+                        </m:e>
+                        <m:sub>
+                          <m:r>
+                            <m:t>r</m:t>
+                          </m:r>
+                        </m:sub>
+                      </m:sSub>
+                    </m:den>
+                  </m:f>
+                  <m:r>
+                    <m:rPr>
+                      <m:sty m:val="p"/>
+                    </m:rPr>
+                    <m:t>+</m:t>
+                  </m:r>
+                  <m:d>
+                    <m:dPr>
+                      <m:begChr m:val="("/>
+                      <m:sepChr m:val=""/>
+                      <m:endChr m:val=")"/>
+                      <m:grow/>
+                    </m:dPr>
+                    <m:e>
+                      <m:r>
+                        <m:rPr>
+                          <m:sty m:val="p"/>
+                        </m:rPr>
+                        <m:t>(</m:t>
+                      </m:r>
+                      <m:r>
+                        <m:t>1</m:t>
+                      </m:r>
+                      <m:r>
+                        <m:rPr>
+                          <m:sty m:val="p"/>
+                        </m:rPr>
+                        <m:t>−</m:t>
+                      </m:r>
+                      <m:sSub>
+                        <m:e>
+                          <m:r>
+                            <m:t>m</m:t>
+                          </m:r>
+                        </m:e>
+                        <m:sub>
+                          <m:r>
+                            <m:t>0</m:t>
+                          </m:r>
+                        </m:sub>
+                      </m:sSub>
+                      <m:r>
+                        <m:rPr>
+                          <m:sty m:val="p"/>
+                        </m:rPr>
+                        <m:t>)</m:t>
+                      </m:r>
+                      <m:sSub>
+                        <m:e>
+                          <m:r>
+                            <m:rPr>
+                              <m:sty m:val="p"/>
+                            </m:rPr>
+                            <m:t>ρ</m:t>
+                          </m:r>
+                        </m:e>
+                        <m:sub>
+                          <m:r>
+                            <m:t>f</m:t>
+                          </m:r>
+                        </m:sub>
+                      </m:sSub>
+                      <m:sSub>
+                        <m:e>
+                          <m:r>
+                            <m:t>C</m:t>
+                          </m:r>
+                        </m:e>
+                        <m:sub>
+                          <m:r>
+                            <m:t>f</m:t>
+                          </m:r>
+                        </m:sub>
+                      </m:sSub>
+                      <m:r>
+                        <m:rPr>
+                          <m:sty m:val="p"/>
+                        </m:rPr>
+                        <m:t>+</m:t>
+                      </m:r>
+                      <m:r>
+                        <m:rPr>
+                          <m:sty m:val="p"/>
+                        </m:rPr>
+                        <m:t>(</m:t>
+                      </m:r>
+                      <m:sSub>
+                        <m:e>
+                          <m:r>
+                            <m:t>m</m:t>
+                          </m:r>
+                        </m:e>
+                        <m:sub>
+                          <m:r>
+                            <m:t>0</m:t>
+                          </m:r>
+                        </m:sub>
+                      </m:sSub>
+                      <m:r>
+                        <m:rPr>
+                          <m:sty m:val="p"/>
+                        </m:rPr>
+                        <m:t>−</m:t>
+                      </m:r>
+                      <m:r>
+                        <m:t>m</m:t>
+                      </m:r>
+                      <m:r>
+                        <m:rPr>
+                          <m:sty m:val="p"/>
+                        </m:rPr>
+                        <m:t>)</m:t>
+                      </m:r>
+                      <m:sSub>
+                        <m:e>
+                          <m:r>
+                            <m:rPr>
+                              <m:sty m:val="p"/>
+                            </m:rPr>
+                            <m:t>ρ</m:t>
+                          </m:r>
+                        </m:e>
+                        <m:sub>
+                          <m:r>
+                            <m:t>p</m:t>
+                          </m:r>
+                        </m:sub>
+                      </m:sSub>
+                      <m:sSub>
+                        <m:e>
+                          <m:r>
+                            <m:t>C</m:t>
+                          </m:r>
+                        </m:e>
+                        <m:sub>
+                          <m:r>
+                            <m:t>p</m:t>
+                          </m:r>
+                        </m:sub>
+                      </m:sSub>
+                    </m:e>
+                  </m:d>
+                  <m:r>
+                    <m:t>T</m:t>
+                  </m:r>
+                </m:e>
+              </m:d>
+              <m:r>
+                <m:rPr>
+                  <m:sty m:val="p"/>
+                </m:rPr>
+                <m:t>+</m:t>
+              </m:r>
+            </m:e>
+            <m:e>
+              <m:r>
+                <m:t>&amp;</m:t>
+              </m:r>
+              <m:r>
+                <m:rPr>
+                  <m:sty m:val="p"/>
+                </m:rPr>
+                <m:t>+</m:t>
+              </m:r>
+              <m:r>
+                <m:rPr>
+                  <m:sty m:val="p"/>
+                </m:rPr>
+                <m:t>∇</m:t>
+              </m:r>
+              <m:r>
+                <m:rPr>
+                  <m:sty m:val="p"/>
+                </m:rPr>
+                <m:t>⋅</m:t>
+              </m:r>
+              <m:d>
+                <m:dPr>
+                  <m:begChr m:val="["/>
+                  <m:sepChr m:val=""/>
+                  <m:endChr m:val="]"/>
+                  <m:grow/>
+                </m:dPr>
+                <m:e>
+                  <m:sSub>
+                    <m:e>
+                      <m:r>
+                        <m:rPr>
+                          <m:sty m:val="p"/>
+                        </m:rPr>
+                        <m:t>ρ</m:t>
+                      </m:r>
+                    </m:e>
+                    <m:sub>
+                      <m:r>
+                        <m:t>w</m:t>
+                      </m:r>
+                    </m:sub>
+                  </m:sSub>
+                  <m:sSub>
+                    <m:e>
+                      <m:r>
+                        <m:rPr>
+                          <m:sty m:val="bi"/>
+                        </m:rPr>
+                        <m:t>U</m:t>
+                      </m:r>
+                    </m:e>
+                    <m:sub>
+                      <m:r>
+                        <m:t>w</m:t>
+                      </m:r>
+                    </m:sub>
+                  </m:sSub>
+                  <m:sSub>
+                    <m:e>
+                      <m:r>
+                        <m:t>C</m:t>
+                      </m:r>
+                    </m:e>
+                    <m:sub>
+                      <m:r>
+                        <m:t>w</m:t>
+                      </m:r>
+                    </m:sub>
+                  </m:sSub>
+                  <m:r>
+                    <m:t>T</m:t>
+                  </m:r>
+                  <m:r>
+                    <m:rPr>
+                      <m:sty m:val="p"/>
+                    </m:rPr>
+                    <m:t>+</m:t>
+                  </m:r>
+                  <m:sSub>
+                    <m:e>
+                      <m:r>
+                        <m:rPr>
+                          <m:sty m:val="p"/>
+                        </m:rPr>
+                        <m:t>ρ</m:t>
+                      </m:r>
+                    </m:e>
+                    <m:sub>
+                      <m:r>
+                        <m:t>o</m:t>
+                      </m:r>
+                    </m:sub>
+                  </m:sSub>
+                  <m:sSub>
+                    <m:e>
+                      <m:r>
+                        <m:rPr>
+                          <m:sty m:val="bi"/>
+                        </m:rPr>
+                        <m:t>U</m:t>
+                      </m:r>
+                    </m:e>
+                    <m:sub>
+                      <m:r>
+                        <m:t>o</m:t>
+                      </m:r>
+                    </m:sub>
+                  </m:sSub>
+                  <m:sSub>
+                    <m:e>
+                      <m:r>
+                        <m:t>c</m:t>
+                      </m:r>
+                    </m:e>
+                    <m:sub>
+                      <m:r>
+                        <m:t>o</m:t>
+                      </m:r>
+                    </m:sub>
+                  </m:sSub>
+                  <m:r>
+                    <m:t>T</m:t>
+                  </m:r>
+                  <m:r>
+                    <m:rPr>
+                      <m:sty m:val="p"/>
+                    </m:rPr>
+                    <m:t>+</m:t>
+                  </m:r>
+                  <m:sSub>
+                    <m:e>
+                      <m:r>
+                        <m:rPr>
+                          <m:sty m:val="p"/>
+                        </m:rPr>
+                        <m:t>ρ</m:t>
+                      </m:r>
+                    </m:e>
+                    <m:sub>
+                      <m:r>
+                        <m:t>o</m:t>
+                      </m:r>
+                    </m:sub>
+                  </m:sSub>
+                  <m:sSub>
+                    <m:e>
+                      <m:r>
+                        <m:rPr>
+                          <m:sty m:val="bi"/>
+                        </m:rPr>
+                        <m:t>U</m:t>
+                      </m:r>
+                    </m:e>
+                    <m:sub>
+                      <m:r>
+                        <m:t>o</m:t>
+                      </m:r>
+                    </m:sub>
+                  </m:sSub>
+                  <m:sSub>
+                    <m:e>
+                      <m:r>
+                        <m:t>w</m:t>
+                      </m:r>
+                    </m:e>
+                    <m:sub>
+                      <m:r>
+                        <m:t>p</m:t>
+                      </m:r>
+                    </m:sub>
+                  </m:sSub>
+                  <m:f>
+                    <m:fPr>
+                      <m:type m:val="bar"/>
+                    </m:fPr>
+                    <m:num>
+                      <m:r>
+                        <m:rPr>
+                          <m:sty m:val="p"/>
+                        </m:rPr>
+                        <m:t>α</m:t>
+                      </m:r>
+                    </m:num>
+                    <m:den>
+                      <m:sSub>
+                        <m:e>
+                          <m:r>
+                            <m:t>M</m:t>
+                          </m:r>
+                        </m:e>
+                        <m:sub>
+                          <m:r>
+                            <m:t>r</m:t>
+                          </m:r>
+                        </m:sub>
+                      </m:sSub>
+                    </m:den>
+                  </m:f>
+                </m:e>
+              </m:d>
+              <m:r>
+                <m:rPr>
+                  <m:sty m:val="p"/>
+                </m:rPr>
+                <m:t>=</m:t>
+              </m:r>
+            </m:e>
+            <m:e>
+              <m:r>
+                <m:t>&amp;</m:t>
+              </m:r>
+              <m:r>
+                <m:rPr>
+                  <m:sty m:val="p"/>
+                </m:rPr>
+                <m:t>=</m:t>
+              </m:r>
+              <m:r>
+                <m:rPr>
+                  <m:sty m:val="p"/>
+                </m:rPr>
+                <m:t>∇</m:t>
+              </m:r>
+              <m:r>
+                <m:rPr>
+                  <m:sty m:val="p"/>
+                </m:rPr>
+                <m:t>⋅</m:t>
+              </m:r>
+              <m:d>
+                <m:dPr>
+                  <m:begChr m:val="("/>
+                  <m:sepChr m:val=""/>
+                  <m:endChr m:val=")"/>
+                  <m:grow/>
+                </m:dPr>
+                <m:e>
+                  <m:r>
+                    <m:rPr>
+                      <m:sty m:val="p"/>
+                    </m:rPr>
+                    <m:t>Λ</m:t>
+                  </m:r>
+                  <m:r>
+                    <m:rPr>
+                      <m:sty m:val="p"/>
+                    </m:rPr>
+                    <m:t>∇</m:t>
+                  </m:r>
+                  <m:r>
+                    <m:t>T</m:t>
+                  </m:r>
+                </m:e>
+              </m:d>
+              <m:r>
+                <m:rPr>
+                  <m:sty m:val="p"/>
+                </m:rPr>
+                <m:t>+</m:t>
+              </m:r>
+              <m:sSub>
+                <m:e>
+                  <m:r>
+                    <m:t>q</m:t>
+                  </m:r>
+                </m:e>
+                <m:sub>
+                  <m:r>
+                    <m:t>o</m:t>
+                  </m:r>
+                </m:sub>
+              </m:sSub>
+              <m:sSub>
+                <m:e>
+                  <m:r>
+                    <m:rPr>
+                      <m:sty m:val="p"/>
+                    </m:rPr>
+                    <m:t>ρ</m:t>
+                  </m:r>
+                </m:e>
+                <m:sub>
+                  <m:r>
+                    <m:t>o</m:t>
+                  </m:r>
+                </m:sub>
+              </m:sSub>
+              <m:sSub>
+                <m:e>
+                  <m:r>
+                    <m:t>C</m:t>
+                  </m:r>
+                </m:e>
+                <m:sub>
+                  <m:r>
+                    <m:t>o</m:t>
+                  </m:r>
+                </m:sub>
+              </m:sSub>
+              <m:r>
+                <m:t>T</m:t>
+              </m:r>
+              <m:r>
+                <m:rPr>
+                  <m:sty m:val="p"/>
+                </m:rPr>
+                <m:t>+</m:t>
+              </m:r>
+              <m:sSub>
+                <m:e>
+                  <m:r>
+                    <m:t>q</m:t>
+                  </m:r>
+                </m:e>
+                <m:sub>
+                  <m:r>
+                    <m:t>w</m:t>
+                  </m:r>
+                </m:sub>
+              </m:sSub>
+              <m:sSub>
+                <m:e>
+                  <m:r>
+                    <m:rPr>
+                      <m:sty m:val="p"/>
+                    </m:rPr>
+                    <m:t>ρ</m:t>
+                  </m:r>
+                </m:e>
+                <m:sub>
+                  <m:r>
+                    <m:t>w</m:t>
+                  </m:r>
+                </m:sub>
+              </m:sSub>
+              <m:sSub>
+                <m:e>
+                  <m:r>
+                    <m:t>C</m:t>
+                  </m:r>
+                </m:e>
+                <m:sub>
+                  <m:r>
+                    <m:t>w</m:t>
+                  </m:r>
+                </m:sub>
+              </m:sSub>
+              <m:r>
+                <m:t>T</m:t>
+              </m:r>
+              <m:r>
+                <m:rPr>
+                  <m:sty m:val="p"/>
+                </m:rPr>
+                <m:t>+</m:t>
+              </m:r>
+              <m:sSub>
+                <m:e>
+                  <m:r>
+                    <m:t>q</m:t>
+                  </m:r>
+                </m:e>
+                <m:sub>
+                  <m:r>
+                    <m:t>l</m:t>
+                  </m:r>
+                </m:sub>
+              </m:sSub>
+              <m:r>
+                <m:rPr>
+                  <m:sty m:val="p"/>
+                </m:rPr>
+                <m:t>,</m:t>
+              </m:r>
+            </m:e>
+          </m:eqArr>
           <m:r>
             <m:t>  </m:t>
           </m:r>
-          <m:d>
-            <m:dPr>
-              <m:begChr m:val="("/>
-              <m:endChr m:val=")"/>
-              <m:sepChr m:val=""/>
-              <m:grow/>
-            </m:dPr>
-            <m:e>
-              <m:r>
-                <m:t>5</m:t>
-              </m:r>
-            </m:e>
-          </m:d>
+          <m:r>
+            <m:rPr>
+              <m:sty m:val="p"/>
+            </m:rPr>
+            <m:t>(</m:t>
+          </m:r>
+          <m:r>
+            <m:t>5</m:t>
+          </m:r>
+          <m:r>
+            <m:rPr>
+              <m:sty m:val="p"/>
+            </m:rPr>
+            <m:t>)</m:t>
+          </m:r>
         </m:oMath>
       </m:oMathPara>
     </w:p>
@@ -2834,49 +2829,51 @@
           </m:rPr>
           <m:t>+</m:t>
         </m:r>
-        <m:d>
-          <m:dPr>
-            <m:begChr m:val="("/>
-            <m:endChr m:val=")"/>
-            <m:sepChr m:val=""/>
-            <m:grow/>
-          </m:dPr>
-          <m:e>
-            <m:sSub>
-              <m:e>
-                <m:r>
-                  <m:t>w</m:t>
-                </m:r>
-              </m:e>
-              <m:sub>
-                <m:r>
-                  <m:t>p</m:t>
-                </m:r>
-              </m:sub>
-            </m:sSub>
-            <m:r>
-              <m:rPr>
-                <m:sty m:val="p"/>
-              </m:rPr>
-              <m:t>+</m:t>
-            </m:r>
-            <m:sSub>
-              <m:e>
-                <m:r>
-                  <m:t>w</m:t>
-                </m:r>
-              </m:e>
-              <m:sub>
-                <m:r>
-                  <m:t>p</m:t>
-                </m:r>
-                <m:r>
-                  <m:t>s</m:t>
-                </m:r>
-              </m:sub>
-            </m:sSub>
-          </m:e>
-        </m:d>
+        <m:r>
+          <m:rPr>
+            <m:sty m:val="p"/>
+          </m:rPr>
+          <m:t>(</m:t>
+        </m:r>
+        <m:sSub>
+          <m:e>
+            <m:r>
+              <m:t>w</m:t>
+            </m:r>
+          </m:e>
+          <m:sub>
+            <m:r>
+              <m:t>p</m:t>
+            </m:r>
+          </m:sub>
+        </m:sSub>
+        <m:r>
+          <m:rPr>
+            <m:sty m:val="p"/>
+          </m:rPr>
+          <m:t>+</m:t>
+        </m:r>
+        <m:sSub>
+          <m:e>
+            <m:r>
+              <m:t>w</m:t>
+            </m:r>
+          </m:e>
+          <m:sub>
+            <m:r>
+              <m:t>p</m:t>
+            </m:r>
+            <m:r>
+              <m:t>s</m:t>
+            </m:r>
+          </m:sub>
+        </m:sSub>
+        <m:r>
+          <m:rPr>
+            <m:sty m:val="p"/>
+          </m:rPr>
+          <m:t>)</m:t>
+        </m:r>
         <m:sSub>
           <m:e>
             <m:r>
@@ -3003,8 +3000,8 @@
         <m:d>
           <m:dPr>
             <m:begChr m:val="("/>
+            <m:sepChr m:val=""/>
             <m:endChr m:val=")"/>
-            <m:sepChr m:val=""/>
             <m:grow/>
           </m:dPr>
           <m:e>
@@ -3038,49 +3035,51 @@
               </m:rPr>
               <m:t>+</m:t>
             </m:r>
-            <m:d>
-              <m:dPr>
-                <m:begChr m:val="("/>
-                <m:endChr m:val=")"/>
-                <m:sepChr m:val=""/>
-                <m:grow/>
-              </m:dPr>
+            <m:r>
+              <m:rPr>
+                <m:sty m:val="p"/>
+              </m:rPr>
+              <m:t>(</m:t>
+            </m:r>
+            <m:sSub>
               <m:e>
-                <m:sSub>
-                  <m:e>
-                    <m:r>
-                      <m:t>w</m:t>
-                    </m:r>
-                  </m:e>
-                  <m:sub>
-                    <m:r>
-                      <m:t>p</m:t>
-                    </m:r>
-                  </m:sub>
-                </m:sSub>
                 <m:r>
-                  <m:rPr>
-                    <m:sty m:val="p"/>
-                  </m:rPr>
-                  <m:t>+</m:t>
+                  <m:t>w</m:t>
                 </m:r>
-                <m:sSub>
-                  <m:e>
-                    <m:r>
-                      <m:t>w</m:t>
-                    </m:r>
-                  </m:e>
-                  <m:sub>
-                    <m:r>
-                      <m:t>p</m:t>
-                    </m:r>
-                    <m:r>
-                      <m:t>s</m:t>
-                    </m:r>
-                  </m:sub>
-                </m:sSub>
               </m:e>
-            </m:d>
+              <m:sub>
+                <m:r>
+                  <m:t>p</m:t>
+                </m:r>
+              </m:sub>
+            </m:sSub>
+            <m:r>
+              <m:rPr>
+                <m:sty m:val="p"/>
+              </m:rPr>
+              <m:t>+</m:t>
+            </m:r>
+            <m:sSub>
+              <m:e>
+                <m:r>
+                  <m:t>w</m:t>
+                </m:r>
+              </m:e>
+              <m:sub>
+                <m:r>
+                  <m:t>p</m:t>
+                </m:r>
+                <m:r>
+                  <m:t>s</m:t>
+                </m:r>
+              </m:sub>
+            </m:sSub>
+            <m:r>
+              <m:rPr>
+                <m:sty m:val="p"/>
+              </m:rPr>
+              <m:t>)</m:t>
+            </m:r>
             <m:sSub>
               <m:e>
                 <m:r>
@@ -3101,37 +3100,39 @@
           </m:rPr>
           <m:t>+</m:t>
         </m:r>
-        <m:d>
-          <m:dPr>
-            <m:begChr m:val="("/>
-            <m:endChr m:val=")"/>
-            <m:sepChr m:val=""/>
-            <m:grow/>
-          </m:dPr>
-          <m:e>
-            <m:r>
-              <m:t>1</m:t>
-            </m:r>
-            <m:r>
-              <m:rPr>
-                <m:sty m:val="p"/>
-              </m:rPr>
-              <m:t>−</m:t>
-            </m:r>
-            <m:sSub>
-              <m:e>
-                <m:r>
-                  <m:t>m</m:t>
-                </m:r>
-              </m:e>
-              <m:sub>
-                <m:r>
-                  <m:t>0</m:t>
-                </m:r>
-              </m:sub>
-            </m:sSub>
-          </m:e>
-        </m:d>
+        <m:r>
+          <m:rPr>
+            <m:sty m:val="p"/>
+          </m:rPr>
+          <m:t>(</m:t>
+        </m:r>
+        <m:r>
+          <m:t>1</m:t>
+        </m:r>
+        <m:r>
+          <m:rPr>
+            <m:sty m:val="p"/>
+          </m:rPr>
+          <m:t>−</m:t>
+        </m:r>
+        <m:sSub>
+          <m:e>
+            <m:r>
+              <m:t>m</m:t>
+            </m:r>
+          </m:e>
+          <m:sub>
+            <m:r>
+              <m:t>0</m:t>
+            </m:r>
+          </m:sub>
+        </m:sSub>
+        <m:r>
+          <m:rPr>
+            <m:sty m:val="p"/>
+          </m:rPr>
+          <m:t>)</m:t>
+        </m:r>
         <m:sSub>
           <m:e>
             <m:r>
@@ -3150,37 +3151,39 @@
           </m:rPr>
           <m:t>+</m:t>
         </m:r>
-        <m:d>
-          <m:dPr>
-            <m:begChr m:val="("/>
-            <m:endChr m:val=")"/>
-            <m:sepChr m:val=""/>
-            <m:grow/>
-          </m:dPr>
-          <m:e>
-            <m:sSub>
-              <m:e>
-                <m:r>
-                  <m:t>m</m:t>
-                </m:r>
-              </m:e>
-              <m:sub>
-                <m:r>
-                  <m:t>0</m:t>
-                </m:r>
-              </m:sub>
-            </m:sSub>
-            <m:r>
-              <m:rPr>
-                <m:sty m:val="p"/>
-              </m:rPr>
-              <m:t>−</m:t>
-            </m:r>
+        <m:r>
+          <m:rPr>
+            <m:sty m:val="p"/>
+          </m:rPr>
+          <m:t>(</m:t>
+        </m:r>
+        <m:sSub>
+          <m:e>
             <m:r>
               <m:t>m</m:t>
             </m:r>
           </m:e>
-        </m:d>
+          <m:sub>
+            <m:r>
+              <m:t>0</m:t>
+            </m:r>
+          </m:sub>
+        </m:sSub>
+        <m:r>
+          <m:rPr>
+            <m:sty m:val="p"/>
+          </m:rPr>
+          <m:t>−</m:t>
+        </m:r>
+        <m:r>
+          <m:t>m</m:t>
+        </m:r>
+        <m:r>
+          <m:rPr>
+            <m:sty m:val="p"/>
+          </m:rPr>
+          <m:t>)</m:t>
+        </m:r>
         <m:sSub>
           <m:e>
             <m:r>
@@ -3456,37 +3459,39 @@
         <w:t xml:space="preserve"> </w:t>
       </w:r>
       <m:oMath>
-        <m:d>
-          <m:dPr>
-            <m:begChr m:val="("/>
-            <m:endChr m:val=")"/>
-            <m:sepChr m:val=""/>
-            <m:grow/>
-          </m:dPr>
-          <m:e>
-            <m:sSub>
-              <m:e>
-                <m:r>
-                  <m:t>m</m:t>
-                </m:r>
-              </m:e>
-              <m:sub>
-                <m:r>
-                  <m:t>0</m:t>
-                </m:r>
-              </m:sub>
-            </m:sSub>
-            <m:r>
-              <m:rPr>
-                <m:sty m:val="p"/>
-              </m:rPr>
-              <m:t>−</m:t>
-            </m:r>
+        <m:r>
+          <m:rPr>
+            <m:sty m:val="p"/>
+          </m:rPr>
+          <m:t>(</m:t>
+        </m:r>
+        <m:sSub>
+          <m:e>
             <m:r>
               <m:t>m</m:t>
             </m:r>
           </m:e>
-        </m:d>
+          <m:sub>
+            <m:r>
+              <m:t>0</m:t>
+            </m:r>
+          </m:sub>
+        </m:sSub>
+        <m:r>
+          <m:rPr>
+            <m:sty m:val="p"/>
+          </m:rPr>
+          <m:t>−</m:t>
+        </m:r>
+        <m:r>
+          <m:t>m</m:t>
+        </m:r>
+        <m:r>
+          <m:rPr>
+            <m:sty m:val="p"/>
+          </m:rPr>
+          <m:t>)</m:t>
+        </m:r>
       </m:oMath>
       <w:r>
         <w:t xml:space="preserve"> </w:t>
@@ -3498,37 +3503,39 @@
         <w:t xml:space="preserve"> </w:t>
       </w:r>
       <m:oMath>
-        <m:d>
-          <m:dPr>
-            <m:begChr m:val="("/>
-            <m:endChr m:val=")"/>
-            <m:sepChr m:val=""/>
-            <m:grow/>
-          </m:dPr>
-          <m:e>
-            <m:r>
-              <m:t>1</m:t>
-            </m:r>
-            <m:r>
-              <m:rPr>
-                <m:sty m:val="p"/>
-              </m:rPr>
-              <m:t>−</m:t>
-            </m:r>
-            <m:sSub>
-              <m:e>
-                <m:r>
-                  <m:t>m</m:t>
-                </m:r>
-              </m:e>
-              <m:sub>
-                <m:r>
-                  <m:t>0</m:t>
-                </m:r>
-              </m:sub>
-            </m:sSub>
-          </m:e>
-        </m:d>
+        <m:r>
+          <m:rPr>
+            <m:sty m:val="p"/>
+          </m:rPr>
+          <m:t>(</m:t>
+        </m:r>
+        <m:r>
+          <m:t>1</m:t>
+        </m:r>
+        <m:r>
+          <m:rPr>
+            <m:sty m:val="p"/>
+          </m:rPr>
+          <m:t>−</m:t>
+        </m:r>
+        <m:sSub>
+          <m:e>
+            <m:r>
+              <m:t>m</m:t>
+            </m:r>
+          </m:e>
+          <m:sub>
+            <m:r>
+              <m:t>0</m:t>
+            </m:r>
+          </m:sub>
+        </m:sSub>
+        <m:r>
+          <m:rPr>
+            <m:sty m:val="p"/>
+          </m:rPr>
+          <m:t>)</m:t>
+        </m:r>
       </m:oMath>
       <w:r>
         <w:t xml:space="preserve"> </w:t>
@@ -3607,19 +3614,21 @@
               </m:r>
             </m:sub>
           </m:sSub>
-          <m:d>
-            <m:dPr>
-              <m:begChr m:val="("/>
-              <m:endChr m:val=")"/>
-              <m:sepChr m:val=""/>
-              <m:grow/>
-            </m:dPr>
-            <m:e>
-              <m:r>
-                <m:t>T</m:t>
-              </m:r>
-            </m:e>
-          </m:d>
+          <m:r>
+            <m:rPr>
+              <m:sty m:val="p"/>
+            </m:rPr>
+            <m:t>(</m:t>
+          </m:r>
+          <m:r>
+            <m:t>T</m:t>
+          </m:r>
+          <m:r>
+            <m:rPr>
+              <m:sty m:val="p"/>
+            </m:rPr>
+            <m:t>)</m:t>
+          </m:r>
           <m:r>
             <m:rPr>
               <m:sty m:val="p"/>
@@ -3635,8 +3644,8 @@
           <m:d>
             <m:dPr>
               <m:begChr m:val="{"/>
+              <m:sepChr m:val=""/>
               <m:endChr m:val="}"/>
-              <m:sepChr m:val=""/>
               <m:grow/>
             </m:dPr>
             <m:e>
@@ -3661,8 +3670,8 @@
               <m:d>
                 <m:dPr>
                   <m:begChr m:val="["/>
+                  <m:sepChr m:val=""/>
                   <m:endChr m:val="]"/>
-                  <m:sepChr m:val=""/>
                   <m:grow/>
                 </m:dPr>
                 <m:e>
@@ -3693,8 +3702,8 @@
                   <m:d>
                     <m:dPr>
                       <m:begChr m:val="("/>
+                      <m:sepChr m:val=""/>
                       <m:endChr m:val=")"/>
-                      <m:sepChr m:val=""/>
                       <m:grow/>
                     </m:dPr>
                     <m:e>
@@ -3801,19 +3810,21 @@
           <m:r>
             <m:t>  </m:t>
           </m:r>
-          <m:d>
-            <m:dPr>
-              <m:begChr m:val="("/>
-              <m:endChr m:val=")"/>
-              <m:sepChr m:val=""/>
-              <m:grow/>
-            </m:dPr>
-            <m:e>
-              <m:r>
-                <m:t>6.1</m:t>
-              </m:r>
-            </m:e>
-          </m:d>
+          <m:r>
+            <m:rPr>
+              <m:sty m:val="p"/>
+            </m:rPr>
+            <m:t>(</m:t>
+          </m:r>
+          <m:r>
+            <m:t>6.1</m:t>
+          </m:r>
+          <m:r>
+            <m:rPr>
+              <m:sty m:val="p"/>
+            </m:rPr>
+            <m:t>)</m:t>
+          </m:r>
         </m:oMath>
       </m:oMathPara>
     </w:p>
@@ -4131,8 +4142,8 @@
           <m:d>
             <m:dPr>
               <m:begChr m:val="("/>
+              <m:sepChr m:val=""/>
               <m:endChr m:val=")"/>
-              <m:sepChr m:val=""/>
               <m:grow/>
             </m:dPr>
             <m:e>
@@ -4260,43 +4271,45 @@
                 </m:rPr>
                 <m:t>+</m:t>
               </m:r>
-              <m:d>
-                <m:dPr>
-                  <m:begChr m:val="("/>
-                  <m:endChr m:val=")"/>
-                  <m:sepChr m:val=""/>
-                  <m:grow/>
-                </m:dPr>
+              <m:r>
+                <m:rPr>
+                  <m:sty m:val="p"/>
+                </m:rPr>
+                <m:t>(</m:t>
+              </m:r>
+              <m:r>
+                <m:t>1</m:t>
+              </m:r>
+              <m:r>
+                <m:rPr>
+                  <m:sty m:val="p"/>
+                </m:rPr>
+                <m:t>−</m:t>
+              </m:r>
+              <m:sSub>
                 <m:e>
                   <m:r>
-                    <m:t>1</m:t>
-                  </m:r>
-                  <m:r>
-                    <m:rPr>
-                      <m:sty m:val="p"/>
-                    </m:rPr>
-                    <m:t>−</m:t>
-                  </m:r>
-                  <m:sSub>
-                    <m:e>
-                      <m:r>
-                        <m:t>x</m:t>
-                      </m:r>
-                    </m:e>
-                    <m:sub>
-                      <m:r>
-                        <m:t>s</m:t>
-                      </m:r>
-                      <m:r>
-                        <m:t>a</m:t>
-                      </m:r>
-                      <m:r>
-                        <m:t>t</m:t>
-                      </m:r>
-                    </m:sub>
-                  </m:sSub>
+                    <m:t>x</m:t>
+                  </m:r>
                 </m:e>
-              </m:d>
+                <m:sub>
+                  <m:r>
+                    <m:t>s</m:t>
+                  </m:r>
+                  <m:r>
+                    <m:t>a</m:t>
+                  </m:r>
+                  <m:r>
+                    <m:t>t</m:t>
+                  </m:r>
+                </m:sub>
+              </m:sSub>
+              <m:r>
+                <m:rPr>
+                  <m:sty m:val="p"/>
+                </m:rPr>
+                <m:t>)</m:t>
+              </m:r>
               <m:sSub>
                 <m:e>
                   <m:r>
@@ -4320,19 +4333,21 @@
           <m:r>
             <m:t>  </m:t>
           </m:r>
-          <m:d>
-            <m:dPr>
-              <m:begChr m:val="("/>
-              <m:endChr m:val=")"/>
-              <m:sepChr m:val=""/>
-              <m:grow/>
-            </m:dPr>
-            <m:e>
-              <m:r>
-                <m:t>6.2</m:t>
-              </m:r>
-            </m:e>
-          </m:d>
+          <m:r>
+            <m:rPr>
+              <m:sty m:val="p"/>
+            </m:rPr>
+            <m:t>(</m:t>
+          </m:r>
+          <m:r>
+            <m:t>6.2</m:t>
+          </m:r>
+          <m:r>
+            <m:rPr>
+              <m:sty m:val="p"/>
+            </m:rPr>
+            <m:t>)</m:t>
+          </m:r>
         </m:oMath>
       </m:oMathPara>
     </w:p>
@@ -4431,63 +4446,65 @@
           </m:rPr>
           <m:t>min</m:t>
         </m:r>
-        <m:d>
-          <m:dPr>
-            <m:begChr m:val="("/>
-            <m:endChr m:val=")"/>
-            <m:sepChr m:val=""/>
-            <m:grow/>
-          </m:dPr>
-          <m:e>
-            <m:sSub>
-              <m:e>
-                <m:r>
-                  <m:t>w</m:t>
-                </m:r>
-              </m:e>
-              <m:sub>
-                <m:r>
-                  <m:rPr>
-                    <m:sty m:val="p"/>
-                  </m:rPr>
-                  <m:t>Σ</m:t>
-                </m:r>
-              </m:sub>
-            </m:sSub>
+        <m:r>
+          <m:rPr>
+            <m:sty m:val="p"/>
+          </m:rPr>
+          <m:t>(</m:t>
+        </m:r>
+        <m:sSub>
+          <m:e>
+            <m:r>
+              <m:t>w</m:t>
+            </m:r>
+          </m:e>
+          <m:sub>
             <m:r>
               <m:rPr>
                 <m:sty m:val="p"/>
               </m:rPr>
-              <m:t>,</m:t>
-            </m:r>
-            <m:r>
-              <m:t> </m:t>
-            </m:r>
-            <m:sSubSup>
-              <m:e>
-                <m:r>
-                  <m:t>w</m:t>
-                </m:r>
-              </m:e>
-              <m:sub>
-                <m:r>
-                  <m:t>p</m:t>
-                </m:r>
-              </m:sub>
-              <m:sup>
-                <m:r>
-                  <m:t>s</m:t>
-                </m:r>
-                <m:r>
-                  <m:t>a</m:t>
-                </m:r>
-                <m:r>
-                  <m:t>t</m:t>
-                </m:r>
-              </m:sup>
-            </m:sSubSup>
-          </m:e>
-        </m:d>
+              <m:t>Σ</m:t>
+            </m:r>
+          </m:sub>
+        </m:sSub>
+        <m:r>
+          <m:rPr>
+            <m:sty m:val="p"/>
+          </m:rPr>
+          <m:t>,</m:t>
+        </m:r>
+        <m:r>
+          <m:t> </m:t>
+        </m:r>
+        <m:sSubSup>
+          <m:e>
+            <m:r>
+              <m:t>w</m:t>
+            </m:r>
+          </m:e>
+          <m:sub>
+            <m:r>
+              <m:t>p</m:t>
+            </m:r>
+          </m:sub>
+          <m:sup>
+            <m:r>
+              <m:t>s</m:t>
+            </m:r>
+            <m:r>
+              <m:t>a</m:t>
+            </m:r>
+            <m:r>
+              <m:t>t</m:t>
+            </m:r>
+          </m:sup>
+        </m:sSubSup>
+        <m:r>
+          <m:rPr>
+            <m:sty m:val="p"/>
+          </m:rPr>
+          <m:t>)</m:t>
+        </m:r>
       </m:oMath>
       <w:r>
         <w:t xml:space="preserve">,</w:t>
@@ -4555,7 +4572,7 @@
         <w:t xml:space="preserve">.</w:t>
       </w:r>
     </w:p>
-    <w:bookmarkStart w:id="22" w:name="X8c6d10a85327c3bc360a2374e9a9911827b25c3"/>
+    <w:bookmarkStart w:id="11" w:name="X8c6d10a85327c3bc360a2374e9a9911827b25c3"/>
     <w:p>
       <w:pPr>
         <w:pStyle w:val="Heading2"/>
@@ -4726,69 +4743,16 @@
           </m:rPr>
           <m:t>/</m:t>
         </m:r>
-        <m:d>
-          <m:dPr>
-            <m:begChr m:val="("/>
-            <m:endChr m:val=")"/>
-            <m:sepChr m:val=""/>
-            <m:grow/>
-          </m:dPr>
-          <m:e>
-            <m:sSub>
-              <m:e>
-                <m:r>
-                  <m:t>C</m:t>
-                </m:r>
-              </m:e>
-              <m:sub>
-                <m:r>
-                  <m:t>f</m:t>
-                </m:r>
-                <m:r>
-                  <m:t>f</m:t>
-                </m:r>
-              </m:sub>
-            </m:sSub>
-            <m:sSub>
-              <m:e>
-                <m:r>
-                  <m:rPr>
-                    <m:sty m:val="p"/>
-                  </m:rPr>
-                  <m:t>ρ</m:t>
-                </m:r>
-              </m:e>
-              <m:sub>
-                <m:r>
-                  <m:t>f</m:t>
-                </m:r>
-                <m:r>
-                  <m:t>f</m:t>
-                </m:r>
-              </m:sub>
-            </m:sSub>
-          </m:e>
-        </m:d>
-      </m:oMath>
-      <w:r>
-        <w:t xml:space="preserve">. Теплоперенос в них считается одномерным и направленным по нормали к границам пласта, что оправдано при малом отношении толщины пласта к характерному размеру области.</w:t>
-      </w:r>
-    </w:p>
-    <w:p>
-      <w:pPr>
-        <w:pStyle w:val="BodyText"/>
-      </w:pPr>
-      <w:r>
-        <w:t xml:space="preserve">В приближении Ловерье температура на границе пласта считается постоянной, а отклик полубесконечного массива на ступенчатое воздействие дает плотность теплового потока с единицы площади</w:t>
-      </w:r>
-      <w:r>
-        <w:t xml:space="preserve"> </w:t>
-      </w:r>
-      <m:oMath>
+        <m:r>
+          <m:rPr>
+            <m:sty m:val="p"/>
+          </m:rPr>
+          <m:t>(</m:t>
+        </m:r>
         <m:sSub>
           <m:e>
             <m:r>
-              <m:t>K</m:t>
+              <m:t>C</m:t>
             </m:r>
           </m:e>
           <m:sub>
@@ -4800,37 +4764,94 @@
             </m:r>
           </m:sub>
         </m:sSub>
-        <m:d>
-          <m:dPr>
-            <m:begChr m:val="("/>
-            <m:endChr m:val=")"/>
-            <m:sepChr m:val=""/>
-            <m:grow/>
-          </m:dPr>
-          <m:e>
-            <m:r>
-              <m:t>T</m:t>
-            </m:r>
+        <m:sSub>
+          <m:e>
             <m:r>
               <m:rPr>
                 <m:sty m:val="p"/>
               </m:rPr>
-              <m:t>−</m:t>
-            </m:r>
-            <m:sSub>
-              <m:e>
-                <m:r>
-                  <m:t>T</m:t>
-                </m:r>
-              </m:e>
-              <m:sub>
-                <m:r>
-                  <m:t>0</m:t>
-                </m:r>
-              </m:sub>
-            </m:sSub>
-          </m:e>
-        </m:d>
+              <m:t>ρ</m:t>
+            </m:r>
+          </m:e>
+          <m:sub>
+            <m:r>
+              <m:t>f</m:t>
+            </m:r>
+            <m:r>
+              <m:t>f</m:t>
+            </m:r>
+          </m:sub>
+        </m:sSub>
+        <m:r>
+          <m:rPr>
+            <m:sty m:val="p"/>
+          </m:rPr>
+          <m:t>)</m:t>
+        </m:r>
+      </m:oMath>
+      <w:r>
+        <w:t xml:space="preserve">. Теплоперенос в них считается одномерным и направленным по нормали к границам пласта, что оправдано при малом отношении толщины пласта к характерному размеру области.</w:t>
+      </w:r>
+    </w:p>
+    <w:p>
+      <w:pPr>
+        <w:pStyle w:val="BodyText"/>
+      </w:pPr>
+      <w:r>
+        <w:t xml:space="preserve">В приближении Ловерье температура на границе пласта считается постоянной, а отклик полубесконечного массива на ступенчатое воздействие дает плотность теплового потока с единицы площади</w:t>
+      </w:r>
+      <w:r>
+        <w:t xml:space="preserve"> </w:t>
+      </w:r>
+      <m:oMath>
+        <m:sSub>
+          <m:e>
+            <m:r>
+              <m:t>K</m:t>
+            </m:r>
+          </m:e>
+          <m:sub>
+            <m:r>
+              <m:t>f</m:t>
+            </m:r>
+            <m:r>
+              <m:t>f</m:t>
+            </m:r>
+          </m:sub>
+        </m:sSub>
+        <m:r>
+          <m:rPr>
+            <m:sty m:val="p"/>
+          </m:rPr>
+          <m:t>(</m:t>
+        </m:r>
+        <m:r>
+          <m:t>T</m:t>
+        </m:r>
+        <m:r>
+          <m:rPr>
+            <m:sty m:val="p"/>
+          </m:rPr>
+          <m:t>−</m:t>
+        </m:r>
+        <m:sSub>
+          <m:e>
+            <m:r>
+              <m:t>T</m:t>
+            </m:r>
+          </m:e>
+          <m:sub>
+            <m:r>
+              <m:t>0</m:t>
+            </m:r>
+          </m:sub>
+        </m:sSub>
+        <m:r>
+          <m:rPr>
+            <m:sty m:val="p"/>
+          </m:rPr>
+          <m:t>)</m:t>
+        </m:r>
         <m:r>
           <m:rPr>
             <m:sty m:val="p"/>
@@ -4930,8 +4951,8 @@
               <m:d>
                 <m:dPr>
                   <m:begChr m:val="("/>
+                  <m:sepChr m:val=""/>
                   <m:endChr m:val=")"/>
-                  <m:sepChr m:val=""/>
                   <m:grow/>
                 </m:dPr>
                 <m:e>
@@ -5009,19 +5030,21 @@
           <m:r>
             <m:t>  </m:t>
           </m:r>
-          <m:d>
-            <m:dPr>
-              <m:begChr m:val="("/>
-              <m:endChr m:val=")"/>
-              <m:sepChr m:val=""/>
-              <m:grow/>
-            </m:dPr>
-            <m:e>
-              <m:r>
-                <m:t>7</m:t>
-              </m:r>
-            </m:e>
-          </m:d>
+          <m:r>
+            <m:rPr>
+              <m:sty m:val="p"/>
+            </m:rPr>
+            <m:t>(</m:t>
+          </m:r>
+          <m:r>
+            <m:t>7</m:t>
+          </m:r>
+          <m:r>
+            <m:rPr>
+              <m:sty m:val="p"/>
+            </m:rPr>
+            <m:t>)</m:t>
+          </m:r>
         </m:oMath>
       </m:oMathPara>
     </w:p>
@@ -5086,8 +5109,8 @@
             <m:d>
               <m:dPr>
                 <m:begChr m:val="("/>
+                <m:sepChr m:val=""/>
                 <m:endChr m:val=")"/>
-                <m:sepChr m:val=""/>
                 <m:grow/>
               </m:dPr>
               <m:e>
@@ -5147,19 +5170,21 @@
           <m:r>
             <m:t>T</m:t>
           </m:r>
-          <m:d>
-            <m:dPr>
-              <m:begChr m:val="("/>
-              <m:endChr m:val=")"/>
-              <m:sepChr m:val=""/>
-              <m:grow/>
-            </m:dPr>
-            <m:e>
-              <m:r>
-                <m:t>z</m:t>
-              </m:r>
-            </m:e>
-          </m:d>
+          <m:r>
+            <m:rPr>
+              <m:sty m:val="p"/>
+            </m:rPr>
+            <m:t>(</m:t>
+          </m:r>
+          <m:r>
+            <m:t>z</m:t>
+          </m:r>
+          <m:r>
+            <m:rPr>
+              <m:sty m:val="p"/>
+            </m:rPr>
+            <m:t>)</m:t>
+          </m:r>
           <m:r>
             <m:rPr>
               <m:sty m:val="p"/>
@@ -5187,12 +5212,15 @@
           <m:d>
             <m:dPr>
               <m:begChr m:val="("/>
+              <m:sepChr m:val=""/>
               <m:endChr m:val=")"/>
-              <m:sepChr m:val=""/>
               <m:grow/>
             </m:dPr>
             <m:e>
               <m:r>
+                <m:rPr>
+                  <m:sty m:val="p"/>
+                </m:rPr>
                 <m:t>Δ</m:t>
               </m:r>
               <m:sSub>
@@ -5251,8 +5279,8 @@
           <m:d>
             <m:dPr>
               <m:begChr m:val="("/>
+              <m:sepChr m:val=""/>
               <m:endChr m:val=")"/>
-              <m:sepChr m:val=""/>
               <m:grow/>
             </m:dPr>
             <m:e>
@@ -5347,19 +5375,21 @@
           <m:r>
             <m:t>  </m:t>
           </m:r>
-          <m:d>
-            <m:dPr>
-              <m:begChr m:val="("/>
-              <m:endChr m:val=")"/>
-              <m:sepChr m:val=""/>
-              <m:grow/>
-            </m:dPr>
-            <m:e>
-              <m:r>
-                <m:t>8</m:t>
-              </m:r>
-            </m:e>
-          </m:d>
+          <m:r>
+            <m:rPr>
+              <m:sty m:val="p"/>
+            </m:rPr>
+            <m:t>(</m:t>
+          </m:r>
+          <m:r>
+            <m:t>8</m:t>
+          </m:r>
+          <m:r>
+            <m:rPr>
+              <m:sty m:val="p"/>
+            </m:rPr>
+            <m:t>)</m:t>
+          </m:r>
         </m:oMath>
       </m:oMathPara>
     </w:p>
@@ -5389,6 +5419,9 @@
       </w:r>
       <m:oMath>
         <m:r>
+          <m:rPr>
+            <m:sty m:val="p"/>
+          </m:rPr>
           <m:t>Δ</m:t>
         </m:r>
         <m:sSub>
@@ -5481,6 +5514,9 @@
             </m:fPr>
             <m:num>
               <m:r>
+                <m:rPr>
+                  <m:sty m:val="p"/>
+                </m:rPr>
                 <m:t>Δ</m:t>
               </m:r>
               <m:sSub>
@@ -5613,19 +5649,21 @@
           <m:r>
             <m:t>  </m:t>
           </m:r>
-          <m:d>
-            <m:dPr>
-              <m:begChr m:val="("/>
-              <m:endChr m:val=")"/>
-              <m:sepChr m:val=""/>
-              <m:grow/>
-            </m:dPr>
-            <m:e>
-              <m:r>
-                <m:t>9</m:t>
-              </m:r>
-            </m:e>
-          </m:d>
+          <m:r>
+            <m:rPr>
+              <m:sty m:val="p"/>
+            </m:rPr>
+            <m:t>(</m:t>
+          </m:r>
+          <m:r>
+            <m:t>9</m:t>
+          </m:r>
+          <m:r>
+            <m:rPr>
+              <m:sty m:val="p"/>
+            </m:rPr>
+            <m:t>)</m:t>
+          </m:r>
         </m:oMath>
       </m:oMathPara>
     </w:p>
@@ -5647,6 +5685,9 @@
         </m:oMathParaPr>
         <m:oMath>
           <m:r>
+            <m:rPr>
+              <m:sty m:val="p"/>
+            </m:rPr>
             <m:t>Δ</m:t>
           </m:r>
           <m:sSub>
@@ -5748,19 +5789,21 @@
           <m:r>
             <m:t>  </m:t>
           </m:r>
-          <m:d>
-            <m:dPr>
-              <m:begChr m:val="("/>
-              <m:endChr m:val=")"/>
-              <m:sepChr m:val=""/>
-              <m:grow/>
-            </m:dPr>
-            <m:e>
-              <m:r>
-                <m:t>10</m:t>
-              </m:r>
-            </m:e>
-          </m:d>
+          <m:r>
+            <m:rPr>
+              <m:sty m:val="p"/>
+            </m:rPr>
+            <m:t>(</m:t>
+          </m:r>
+          <m:r>
+            <m:t>10</m:t>
+          </m:r>
+          <m:r>
+            <m:rPr>
+              <m:sty m:val="p"/>
+            </m:rPr>
+            <m:t>)</m:t>
+          </m:r>
         </m:oMath>
       </m:oMathPara>
     </w:p>
@@ -5883,8 +5926,8 @@
           <m:d>
             <m:dPr>
               <m:begChr m:val="("/>
+              <m:sepChr m:val=""/>
               <m:endChr m:val=")"/>
-              <m:sepChr m:val=""/>
               <m:grow/>
             </m:dPr>
             <m:e>
@@ -5894,6 +5937,9 @@
                 </m:fPr>
                 <m:num>
                   <m:r>
+                    <m:rPr>
+                      <m:sty m:val="p"/>
+                    </m:rPr>
                     <m:t>Δ</m:t>
                   </m:r>
                   <m:sSub>
@@ -5935,19 +5981,21 @@
           <m:r>
             <m:t>  </m:t>
           </m:r>
-          <m:d>
-            <m:dPr>
-              <m:begChr m:val="("/>
-              <m:endChr m:val=")"/>
-              <m:sepChr m:val=""/>
-              <m:grow/>
-            </m:dPr>
-            <m:e>
-              <m:r>
-                <m:t>11</m:t>
-              </m:r>
-            </m:e>
-          </m:d>
+          <m:r>
+            <m:rPr>
+              <m:sty m:val="p"/>
+            </m:rPr>
+            <m:t>(</m:t>
+          </m:r>
+          <m:r>
+            <m:t>11</m:t>
+          </m:r>
+          <m:r>
+            <m:rPr>
+              <m:sty m:val="p"/>
+            </m:rPr>
+            <m:t>)</m:t>
+          </m:r>
         </m:oMath>
       </m:oMathPara>
     </w:p>
@@ -5988,8 +6036,8 @@
         <w:t xml:space="preserve">.</w:t>
       </w:r>
     </w:p>
-    <w:bookmarkEnd w:id="22"/>
-    <w:bookmarkStart w:id="23" w:name="модель-пористой-среды"/>
+    <w:bookmarkEnd w:id="11"/>
+    <w:bookmarkStart w:id="12" w:name="модель-пористой-среды"/>
     <w:p>
       <w:pPr>
         <w:pStyle w:val="Heading2"/>
@@ -6127,8 +6175,8 @@
               <m:d>
                 <m:dPr>
                   <m:begChr m:val="["/>
+                  <m:sepChr m:val=""/>
                   <m:endChr m:val="]"/>
-                  <m:sepChr m:val=""/>
                   <m:grow/>
                 </m:dPr>
                 <m:e>
@@ -6141,8 +6189,8 @@
                   <m:d>
                     <m:dPr>
                       <m:begChr m:val="("/>
+                      <m:sepChr m:val=""/>
                       <m:endChr m:val=")"/>
-                      <m:sepChr m:val=""/>
                       <m:grow/>
                     </m:dPr>
                     <m:e>
@@ -6230,8 +6278,8 @@
               <m:d>
                 <m:dPr>
                   <m:begChr m:val="("/>
+                  <m:sepChr m:val=""/>
                   <m:endChr m:val=")"/>
-                  <m:sepChr m:val=""/>
                   <m:grow/>
                 </m:dPr>
                 <m:e>
@@ -6303,19 +6351,21 @@
           <m:r>
             <m:t>  </m:t>
           </m:r>
-          <m:d>
-            <m:dPr>
-              <m:begChr m:val="("/>
-              <m:endChr m:val=")"/>
-              <m:sepChr m:val=""/>
-              <m:grow/>
-            </m:dPr>
-            <m:e>
-              <m:r>
-                <m:t>12</m:t>
-              </m:r>
-            </m:e>
-          </m:d>
+          <m:r>
+            <m:rPr>
+              <m:sty m:val="p"/>
+            </m:rPr>
+            <m:t>(</m:t>
+          </m:r>
+          <m:r>
+            <m:t>12</m:t>
+          </m:r>
+          <m:r>
+            <m:rPr>
+              <m:sty m:val="p"/>
+            </m:rPr>
+            <m:t>)</m:t>
+          </m:r>
         </m:oMath>
       </m:oMathPara>
     </w:p>
@@ -6352,8 +6402,8 @@
           <m:d>
             <m:dPr>
               <m:begChr m:val="{"/>
+              <m:sepChr m:val=""/>
               <m:endChr m:val=""/>
-              <m:sepChr m:val=""/>
               <m:grow/>
             </m:dPr>
             <m:e>
@@ -6387,8 +6437,8 @@
                     <m:d>
                       <m:dPr>
                         <m:begChr m:val="("/>
+                        <m:sepChr m:val=""/>
                         <m:endChr m:val=")"/>
-                        <m:sepChr m:val=""/>
                         <m:grow/>
                       </m:dPr>
                       <m:e>
@@ -6565,25 +6615,27 @@
                       </m:rPr>
                       <m:t>/</m:t>
                     </m:r>
-                    <m:d>
-                      <m:dPr>
-                        <m:begChr m:val="("/>
-                        <m:endChr m:val=")"/>
-                        <m:sepChr m:val=""/>
-                        <m:grow/>
-                      </m:dPr>
-                      <m:e>
-                        <m:r>
-                          <m:t>2</m:t>
-                        </m:r>
-                        <m:r>
-                          <m:rPr>
-                            <m:sty m:val="p"/>
-                          </m:rPr>
-                          <m:t>γ</m:t>
-                        </m:r>
-                      </m:e>
-                    </m:d>
+                    <m:r>
+                      <m:rPr>
+                        <m:sty m:val="p"/>
+                      </m:rPr>
+                      <m:t>(</m:t>
+                    </m:r>
+                    <m:r>
+                      <m:t>2</m:t>
+                    </m:r>
+                    <m:r>
+                      <m:rPr>
+                        <m:sty m:val="p"/>
+                      </m:rPr>
+                      <m:t>γ</m:t>
+                    </m:r>
+                    <m:r>
+                      <m:rPr>
+                        <m:sty m:val="p"/>
+                      </m:rPr>
+                      <m:t>)</m:t>
+                    </m:r>
                     <m:r>
                       <m:rPr>
                         <m:sty m:val="p"/>
@@ -6632,25 +6684,27 @@
                       </m:rPr>
                       <m:t>/</m:t>
                     </m:r>
-                    <m:d>
-                      <m:dPr>
-                        <m:begChr m:val="("/>
-                        <m:endChr m:val=")"/>
-                        <m:sepChr m:val=""/>
-                        <m:grow/>
-                      </m:dPr>
-                      <m:e>
-                        <m:r>
-                          <m:t>2</m:t>
-                        </m:r>
-                        <m:r>
-                          <m:rPr>
-                            <m:sty m:val="p"/>
-                          </m:rPr>
-                          <m:t>γ</m:t>
-                        </m:r>
-                      </m:e>
-                    </m:d>
+                    <m:r>
+                      <m:rPr>
+                        <m:sty m:val="p"/>
+                      </m:rPr>
+                      <m:t>(</m:t>
+                    </m:r>
+                    <m:r>
+                      <m:t>2</m:t>
+                    </m:r>
+                    <m:r>
+                      <m:rPr>
+                        <m:sty m:val="p"/>
+                      </m:rPr>
+                      <m:t>γ</m:t>
+                    </m:r>
+                    <m:r>
+                      <m:rPr>
+                        <m:sty m:val="p"/>
+                      </m:rPr>
+                      <m:t>)</m:t>
+                    </m:r>
                     <m:r>
                       <m:rPr>
                         <m:sty m:val="p"/>
@@ -6665,19 +6719,21 @@
           <m:r>
             <m:t>  </m:t>
           </m:r>
-          <m:d>
-            <m:dPr>
-              <m:begChr m:val="("/>
-              <m:endChr m:val=")"/>
-              <m:sepChr m:val=""/>
-              <m:grow/>
-            </m:dPr>
-            <m:e>
-              <m:r>
-                <m:t>13</m:t>
-              </m:r>
-            </m:e>
-          </m:d>
+          <m:r>
+            <m:rPr>
+              <m:sty m:val="p"/>
+            </m:rPr>
+            <m:t>(</m:t>
+          </m:r>
+          <m:r>
+            <m:t>13</m:t>
+          </m:r>
+          <m:r>
+            <m:rPr>
+              <m:sty m:val="p"/>
+            </m:rPr>
+            <m:t>)</m:t>
+          </m:r>
         </m:oMath>
       </m:oMathPara>
     </w:p>
@@ -6821,31 +6877,33 @@
           </m:rPr>
           <m:t>max</m:t>
         </m:r>
-        <m:d>
-          <m:dPr>
-            <m:begChr m:val="("/>
-            <m:endChr m:val=")"/>
-            <m:sepChr m:val=""/>
-            <m:grow/>
-          </m:dPr>
-          <m:e>
-            <m:r>
-              <m:t>0</m:t>
-            </m:r>
-            <m:r>
-              <m:rPr>
-                <m:sty m:val="p"/>
-              </m:rPr>
-              <m:t>,</m:t>
-            </m:r>
-            <m:r>
-              <m:rPr>
-                <m:sty m:val="p"/>
-              </m:rPr>
-              <m:t>⋅</m:t>
-            </m:r>
-          </m:e>
-        </m:d>
+        <m:r>
+          <m:rPr>
+            <m:sty m:val="p"/>
+          </m:rPr>
+          <m:t>(</m:t>
+        </m:r>
+        <m:r>
+          <m:t>0</m:t>
+        </m:r>
+        <m:r>
+          <m:rPr>
+            <m:sty m:val="p"/>
+          </m:rPr>
+          <m:t>,</m:t>
+        </m:r>
+        <m:r>
+          <m:rPr>
+            <m:sty m:val="p"/>
+          </m:rPr>
+          <m:t>⋅</m:t>
+        </m:r>
+        <m:r>
+          <m:rPr>
+            <m:sty m:val="p"/>
+          </m:rPr>
+          <m:t>)</m:t>
+        </m:r>
       </m:oMath>
       <w:r>
         <w:t xml:space="preserve"> </w:t>
@@ -6987,28 +7045,30 @@
           </m:rPr>
           <m:t>φ</m:t>
         </m:r>
-        <m:d>
-          <m:dPr>
-            <m:begChr m:val="("/>
-            <m:endChr m:val=")"/>
-            <m:sepChr m:val=""/>
-            <m:grow/>
-          </m:dPr>
-          <m:e>
-            <m:r>
-              <m:t>r</m:t>
-            </m:r>
-            <m:r>
-              <m:rPr>
-                <m:sty m:val="p"/>
-              </m:rPr>
-              <m:t>,</m:t>
-            </m:r>
-            <m:r>
-              <m:t>t</m:t>
-            </m:r>
-          </m:e>
-        </m:d>
+        <m:r>
+          <m:rPr>
+            <m:sty m:val="p"/>
+          </m:rPr>
+          <m:t>(</m:t>
+        </m:r>
+        <m:r>
+          <m:t>r</m:t>
+        </m:r>
+        <m:r>
+          <m:rPr>
+            <m:sty m:val="p"/>
+          </m:rPr>
+          <m:t>,</m:t>
+        </m:r>
+        <m:r>
+          <m:t>t</m:t>
+        </m:r>
+        <m:r>
+          <m:rPr>
+            <m:sty m:val="p"/>
+          </m:rPr>
+          <m:t>)</m:t>
+        </m:r>
       </m:oMath>
       <w:r>
         <w:t xml:space="preserve"> </w:t>
@@ -7051,28 +7111,30 @@
           </m:rPr>
           <m:t>φ</m:t>
         </m:r>
-        <m:d>
-          <m:dPr>
-            <m:begChr m:val="("/>
-            <m:endChr m:val=")"/>
-            <m:sepChr m:val=""/>
-            <m:grow/>
-          </m:dPr>
-          <m:e>
-            <m:r>
-              <m:t>r</m:t>
-            </m:r>
-            <m:r>
-              <m:rPr>
-                <m:sty m:val="p"/>
-              </m:rPr>
-              <m:t>,</m:t>
-            </m:r>
-            <m:r>
-              <m:t>0</m:t>
-            </m:r>
-          </m:e>
-        </m:d>
+        <m:r>
+          <m:rPr>
+            <m:sty m:val="p"/>
+          </m:rPr>
+          <m:t>(</m:t>
+        </m:r>
+        <m:r>
+          <m:t>r</m:t>
+        </m:r>
+        <m:r>
+          <m:rPr>
+            <m:sty m:val="p"/>
+          </m:rPr>
+          <m:t>,</m:t>
+        </m:r>
+        <m:r>
+          <m:t>0</m:t>
+        </m:r>
+        <m:r>
+          <m:rPr>
+            <m:sty m:val="p"/>
+          </m:rPr>
+          <m:t>)</m:t>
+        </m:r>
         <m:r>
           <m:rPr>
             <m:sty m:val="p"/>
@@ -7094,19 +7156,21 @@
             </m:r>
           </m:sub>
         </m:sSub>
-        <m:d>
-          <m:dPr>
-            <m:begChr m:val="("/>
-            <m:endChr m:val=")"/>
-            <m:sepChr m:val=""/>
-            <m:grow/>
-          </m:dPr>
-          <m:e>
-            <m:r>
-              <m:t>r</m:t>
-            </m:r>
-          </m:e>
-        </m:d>
+        <m:r>
+          <m:rPr>
+            <m:sty m:val="p"/>
+          </m:rPr>
+          <m:t>(</m:t>
+        </m:r>
+        <m:r>
+          <m:t>r</m:t>
+        </m:r>
+        <m:r>
+          <m:rPr>
+            <m:sty m:val="p"/>
+          </m:rPr>
+          <m:t>)</m:t>
+        </m:r>
       </m:oMath>
       <w:r>
         <w:t xml:space="preserve"> </w:t>
@@ -7174,8 +7238,8 @@
               <m:d>
                 <m:dPr>
                   <m:begChr m:val="("/>
+                  <m:sepChr m:val=""/>
                   <m:endChr m:val=")"/>
-                  <m:sepChr m:val=""/>
                   <m:grow/>
                 </m:dPr>
                 <m:e>
@@ -7254,19 +7318,21 @@
           <m:r>
             <m:t>  </m:t>
           </m:r>
-          <m:d>
-            <m:dPr>
-              <m:begChr m:val="("/>
-              <m:endChr m:val=")"/>
-              <m:sepChr m:val=""/>
-              <m:grow/>
-            </m:dPr>
-            <m:e>
-              <m:r>
-                <m:t>14</m:t>
-              </m:r>
-            </m:e>
-          </m:d>
+          <m:r>
+            <m:rPr>
+              <m:sty m:val="p"/>
+            </m:rPr>
+            <m:t>(</m:t>
+          </m:r>
+          <m:r>
+            <m:t>14</m:t>
+          </m:r>
+          <m:r>
+            <m:rPr>
+              <m:sty m:val="p"/>
+            </m:rPr>
+            <m:t>)</m:t>
+          </m:r>
         </m:oMath>
       </m:oMathPara>
     </w:p>
@@ -7479,19 +7545,21 @@
                 </m:rPr>
                 <m:t>φ</m:t>
               </m:r>
-              <m:d>
-                <m:dPr>
-                  <m:begChr m:val="("/>
-                  <m:endChr m:val=")"/>
-                  <m:sepChr m:val=""/>
-                  <m:grow/>
-                </m:dPr>
-                <m:e>
-                  <m:r>
-                    <m:t>r</m:t>
-                  </m:r>
-                </m:e>
-              </m:d>
+              <m:r>
+                <m:rPr>
+                  <m:sty m:val="p"/>
+                </m:rPr>
+                <m:t>(</m:t>
+              </m:r>
+              <m:r>
+                <m:t>r</m:t>
+              </m:r>
+              <m:r>
+                <m:rPr>
+                  <m:sty m:val="p"/>
+                </m:rPr>
+                <m:t>)</m:t>
+              </m:r>
               <m:r>
                 <m:t> </m:t>
               </m:r>
@@ -7553,19 +7621,21 @@
                   </m:r>
                 </m:sub>
               </m:sSub>
-              <m:d>
-                <m:dPr>
-                  <m:begChr m:val="("/>
-                  <m:endChr m:val=")"/>
-                  <m:sepChr m:val=""/>
-                  <m:grow/>
-                </m:dPr>
-                <m:e>
-                  <m:r>
-                    <m:t>r</m:t>
-                  </m:r>
-                </m:e>
-              </m:d>
+              <m:r>
+                <m:rPr>
+                  <m:sty m:val="p"/>
+                </m:rPr>
+                <m:t>(</m:t>
+              </m:r>
+              <m:r>
+                <m:t>r</m:t>
+              </m:r>
+              <m:r>
+                <m:rPr>
+                  <m:sty m:val="p"/>
+                </m:rPr>
+                <m:t>)</m:t>
+              </m:r>
               <m:r>
                 <m:t> </m:t>
               </m:r>
@@ -7650,19 +7720,21 @@
                 </m:rPr>
                 <m:t>φ</m:t>
               </m:r>
-              <m:d>
-                <m:dPr>
-                  <m:begChr m:val="("/>
-                  <m:endChr m:val=")"/>
-                  <m:sepChr m:val=""/>
-                  <m:grow/>
-                </m:dPr>
-                <m:e>
-                  <m:r>
-                    <m:t>r</m:t>
-                  </m:r>
-                </m:e>
-              </m:d>
+              <m:r>
+                <m:rPr>
+                  <m:sty m:val="p"/>
+                </m:rPr>
+                <m:t>(</m:t>
+              </m:r>
+              <m:r>
+                <m:t>r</m:t>
+              </m:r>
+              <m:r>
+                <m:rPr>
+                  <m:sty m:val="p"/>
+                </m:rPr>
+                <m:t>)</m:t>
+              </m:r>
               <m:r>
                 <m:t> </m:t>
               </m:r>
@@ -7724,19 +7796,21 @@
                   </m:r>
                 </m:sub>
               </m:sSub>
-              <m:d>
-                <m:dPr>
-                  <m:begChr m:val="("/>
-                  <m:endChr m:val=")"/>
-                  <m:sepChr m:val=""/>
-                  <m:grow/>
-                </m:dPr>
-                <m:e>
-                  <m:r>
-                    <m:t>r</m:t>
-                  </m:r>
-                </m:e>
-              </m:d>
+              <m:r>
+                <m:rPr>
+                  <m:sty m:val="p"/>
+                </m:rPr>
+                <m:t>(</m:t>
+              </m:r>
+              <m:r>
+                <m:t>r</m:t>
+              </m:r>
+              <m:r>
+                <m:rPr>
+                  <m:sty m:val="p"/>
+                </m:rPr>
+                <m:t>)</m:t>
+              </m:r>
               <m:r>
                 <m:t> </m:t>
               </m:r>
@@ -7757,19 +7831,21 @@
           <m:r>
             <m:t>  </m:t>
           </m:r>
-          <m:d>
-            <m:dPr>
-              <m:begChr m:val="("/>
-              <m:endChr m:val=")"/>
-              <m:sepChr m:val=""/>
-              <m:grow/>
-            </m:dPr>
-            <m:e>
-              <m:r>
-                <m:t>15</m:t>
-              </m:r>
-            </m:e>
-          </m:d>
+          <m:r>
+            <m:rPr>
+              <m:sty m:val="p"/>
+            </m:rPr>
+            <m:t>(</m:t>
+          </m:r>
+          <m:r>
+            <m:t>15</m:t>
+          </m:r>
+          <m:r>
+            <m:rPr>
+              <m:sty m:val="p"/>
+            </m:rPr>
+            <m:t>)</m:t>
+          </m:r>
         </m:oMath>
       </m:oMathPara>
     </w:p>
@@ -7912,38 +7988,42 @@
                   </m:r>
                 </m:sub>
               </m:sSub>
-              <m:d>
-                <m:dPr>
-                  <m:begChr m:val="("/>
-                  <m:endChr m:val=")"/>
-                  <m:sepChr m:val=""/>
-                  <m:grow/>
-                </m:dPr>
-                <m:e>
-                  <m:r>
-                    <m:t>r</m:t>
-                  </m:r>
-                </m:e>
-              </m:d>
+              <m:r>
+                <m:rPr>
+                  <m:sty m:val="p"/>
+                </m:rPr>
+                <m:t>(</m:t>
+              </m:r>
+              <m:r>
+                <m:t>r</m:t>
+              </m:r>
+              <m:r>
+                <m:rPr>
+                  <m:sty m:val="p"/>
+                </m:rPr>
+                <m:t>)</m:t>
+              </m:r>
               <m:r>
                 <m:rPr>
                   <m:sty m:val="p"/>
                 </m:rPr>
                 <m:t>φ</m:t>
               </m:r>
-              <m:d>
-                <m:dPr>
-                  <m:begChr m:val="("/>
-                  <m:endChr m:val=")"/>
-                  <m:sepChr m:val=""/>
-                  <m:grow/>
-                </m:dPr>
-                <m:e>
-                  <m:r>
-                    <m:t>r</m:t>
-                  </m:r>
-                </m:e>
-              </m:d>
+              <m:r>
+                <m:rPr>
+                  <m:sty m:val="p"/>
+                </m:rPr>
+                <m:t>(</m:t>
+              </m:r>
+              <m:r>
+                <m:t>r</m:t>
+              </m:r>
+              <m:r>
+                <m:rPr>
+                  <m:sty m:val="p"/>
+                </m:rPr>
+                <m:t>)</m:t>
+              </m:r>
               <m:r>
                 <m:t> </m:t>
               </m:r>
@@ -7996,19 +8076,21 @@
                 </m:rPr>
                 <m:t>φ</m:t>
               </m:r>
-              <m:d>
-                <m:dPr>
-                  <m:begChr m:val="("/>
-                  <m:endChr m:val=")"/>
-                  <m:sepChr m:val=""/>
-                  <m:grow/>
-                </m:dPr>
-                <m:e>
-                  <m:r>
-                    <m:t>r</m:t>
-                  </m:r>
-                </m:e>
-              </m:d>
+              <m:r>
+                <m:rPr>
+                  <m:sty m:val="p"/>
+                </m:rPr>
+                <m:t>(</m:t>
+              </m:r>
+              <m:r>
+                <m:t>r</m:t>
+              </m:r>
+              <m:r>
+                <m:rPr>
+                  <m:sty m:val="p"/>
+                </m:rPr>
+                <m:t>)</m:t>
+              </m:r>
               <m:r>
                 <m:t> </m:t>
               </m:r>
@@ -8102,38 +8184,42 @@
                   </m:r>
                 </m:sub>
               </m:sSub>
-              <m:d>
-                <m:dPr>
-                  <m:begChr m:val="("/>
-                  <m:endChr m:val=")"/>
-                  <m:sepChr m:val=""/>
-                  <m:grow/>
-                </m:dPr>
-                <m:e>
-                  <m:r>
-                    <m:t>r</m:t>
-                  </m:r>
-                </m:e>
-              </m:d>
+              <m:r>
+                <m:rPr>
+                  <m:sty m:val="p"/>
+                </m:rPr>
+                <m:t>(</m:t>
+              </m:r>
+              <m:r>
+                <m:t>r</m:t>
+              </m:r>
+              <m:r>
+                <m:rPr>
+                  <m:sty m:val="p"/>
+                </m:rPr>
+                <m:t>)</m:t>
+              </m:r>
               <m:r>
                 <m:rPr>
                   <m:sty m:val="p"/>
                 </m:rPr>
                 <m:t>φ</m:t>
               </m:r>
-              <m:d>
-                <m:dPr>
-                  <m:begChr m:val="("/>
-                  <m:endChr m:val=")"/>
-                  <m:sepChr m:val=""/>
-                  <m:grow/>
-                </m:dPr>
-                <m:e>
-                  <m:r>
-                    <m:t>r</m:t>
-                  </m:r>
-                </m:e>
-              </m:d>
+              <m:r>
+                <m:rPr>
+                  <m:sty m:val="p"/>
+                </m:rPr>
+                <m:t>(</m:t>
+              </m:r>
+              <m:r>
+                <m:t>r</m:t>
+              </m:r>
+              <m:r>
+                <m:rPr>
+                  <m:sty m:val="p"/>
+                </m:rPr>
+                <m:t>)</m:t>
+              </m:r>
               <m:r>
                 <m:t> </m:t>
               </m:r>
@@ -8186,19 +8272,21 @@
                 </m:rPr>
                 <m:t>φ</m:t>
               </m:r>
-              <m:d>
-                <m:dPr>
-                  <m:begChr m:val="("/>
-                  <m:endChr m:val=")"/>
-                  <m:sepChr m:val=""/>
-                  <m:grow/>
-                </m:dPr>
-                <m:e>
-                  <m:r>
-                    <m:t>r</m:t>
-                  </m:r>
-                </m:e>
-              </m:d>
+              <m:r>
+                <m:rPr>
+                  <m:sty m:val="p"/>
+                </m:rPr>
+                <m:t>(</m:t>
+              </m:r>
+              <m:r>
+                <m:t>r</m:t>
+              </m:r>
+              <m:r>
+                <m:rPr>
+                  <m:sty m:val="p"/>
+                </m:rPr>
+                <m:t>)</m:t>
+              </m:r>
               <m:r>
                 <m:t> </m:t>
               </m:r>
@@ -8219,19 +8307,21 @@
           <m:r>
             <m:t>  </m:t>
           </m:r>
-          <m:d>
-            <m:dPr>
-              <m:begChr m:val="("/>
-              <m:endChr m:val=")"/>
-              <m:sepChr m:val=""/>
-              <m:grow/>
-            </m:dPr>
-            <m:e>
-              <m:r>
-                <m:t>16</m:t>
-              </m:r>
-            </m:e>
-          </m:d>
+          <m:r>
+            <m:rPr>
+              <m:sty m:val="p"/>
+            </m:rPr>
+            <m:t>(</m:t>
+          </m:r>
+          <m:r>
+            <m:t>16</m:t>
+          </m:r>
+          <m:r>
+            <m:rPr>
+              <m:sty m:val="p"/>
+            </m:rPr>
+            <m:t>)</m:t>
+          </m:r>
         </m:oMath>
       </m:oMathPara>
     </w:p>
@@ -8433,9 +8523,9 @@
         <w:t xml:space="preserve">, что следует из (14)–(15); разделять их необходимо потому, что осаждение выводит из фильтрации чистый парафин, а блокирование — весь объем канала вместе с нефтью (см. (2), (3)).</w:t>
       </w:r>
     </w:p>
-    <w:bookmarkEnd w:id="23"/>
-    <w:bookmarkEnd w:id="24"/>
-    <w:bookmarkStart w:id="26" w:name="постановка-задачи-и-параметры-расчетов"/>
+    <w:bookmarkEnd w:id="12"/>
+    <w:bookmarkEnd w:id="13"/>
+    <w:bookmarkStart w:id="15" w:name="постановка-задачи-и-параметры-расчетов"/>
     <w:p>
       <w:pPr>
         <w:pStyle w:val="Heading1"/>
@@ -8456,6 +8546,9 @@
       </w:r>
       <m:oMath>
         <m:r>
+          <m:rPr>
+            <m:sty m:val="p"/>
+          </m:rPr>
           <m:t>Ω</m:t>
         </m:r>
         <m:r>
@@ -8464,111 +8557,117 @@
           </m:rPr>
           <m:t>=</m:t>
         </m:r>
-        <m:d>
-          <m:dPr>
-            <m:begChr m:val="["/>
-            <m:endChr m:val="]"/>
-            <m:sepChr m:val=""/>
-            <m:grow/>
-          </m:dPr>
-          <m:e>
-            <m:r>
-              <m:t>0</m:t>
-            </m:r>
-            <m:r>
-              <m:rPr>
-                <m:sty m:val="p"/>
-              </m:rPr>
-              <m:t>,</m:t>
-            </m:r>
-            <m:sSub>
-              <m:e>
-                <m:r>
-                  <m:t>L</m:t>
-                </m:r>
-              </m:e>
-              <m:sub>
-                <m:r>
-                  <m:t>x</m:t>
-                </m:r>
-              </m:sub>
-            </m:sSub>
-          </m:e>
-        </m:d>
+        <m:r>
+          <m:rPr>
+            <m:sty m:val="p"/>
+          </m:rPr>
+          <m:t>[</m:t>
+        </m:r>
+        <m:r>
+          <m:t>0</m:t>
+        </m:r>
+        <m:r>
+          <m:rPr>
+            <m:sty m:val="p"/>
+          </m:rPr>
+          <m:t>,</m:t>
+        </m:r>
+        <m:sSub>
+          <m:e>
+            <m:r>
+              <m:t>L</m:t>
+            </m:r>
+          </m:e>
+          <m:sub>
+            <m:r>
+              <m:t>x</m:t>
+            </m:r>
+          </m:sub>
+        </m:sSub>
+        <m:r>
+          <m:rPr>
+            <m:sty m:val="p"/>
+          </m:rPr>
+          <m:t>]</m:t>
+        </m:r>
         <m:r>
           <m:rPr>
             <m:sty m:val="p"/>
           </m:rPr>
           <m:t>×</m:t>
         </m:r>
-        <m:d>
-          <m:dPr>
-            <m:begChr m:val="["/>
-            <m:endChr m:val="]"/>
-            <m:sepChr m:val=""/>
-            <m:grow/>
-          </m:dPr>
-          <m:e>
-            <m:r>
-              <m:t>0</m:t>
-            </m:r>
-            <m:r>
-              <m:rPr>
-                <m:sty m:val="p"/>
-              </m:rPr>
-              <m:t>,</m:t>
-            </m:r>
-            <m:sSub>
-              <m:e>
-                <m:r>
-                  <m:t>L</m:t>
-                </m:r>
-              </m:e>
-              <m:sub>
-                <m:r>
-                  <m:t>y</m:t>
-                </m:r>
-              </m:sub>
-            </m:sSub>
-          </m:e>
-        </m:d>
+        <m:r>
+          <m:rPr>
+            <m:sty m:val="p"/>
+          </m:rPr>
+          <m:t>[</m:t>
+        </m:r>
+        <m:r>
+          <m:t>0</m:t>
+        </m:r>
+        <m:r>
+          <m:rPr>
+            <m:sty m:val="p"/>
+          </m:rPr>
+          <m:t>,</m:t>
+        </m:r>
+        <m:sSub>
+          <m:e>
+            <m:r>
+              <m:t>L</m:t>
+            </m:r>
+          </m:e>
+          <m:sub>
+            <m:r>
+              <m:t>y</m:t>
+            </m:r>
+          </m:sub>
+        </m:sSub>
+        <m:r>
+          <m:rPr>
+            <m:sty m:val="p"/>
+          </m:rPr>
+          <m:t>]</m:t>
+        </m:r>
         <m:r>
           <m:rPr>
             <m:sty m:val="p"/>
           </m:rPr>
           <m:t>×</m:t>
         </m:r>
-        <m:d>
-          <m:dPr>
-            <m:begChr m:val="["/>
-            <m:endChr m:val="]"/>
-            <m:sepChr m:val=""/>
-            <m:grow/>
-          </m:dPr>
-          <m:e>
-            <m:r>
-              <m:t>0</m:t>
-            </m:r>
-            <m:r>
-              <m:rPr>
-                <m:sty m:val="p"/>
-              </m:rPr>
-              <m:t>,</m:t>
-            </m:r>
-            <m:sSub>
-              <m:e>
-                <m:r>
-                  <m:t>L</m:t>
-                </m:r>
-              </m:e>
-              <m:sub>
-                <m:r>
-                  <m:t>z</m:t>
-                </m:r>
-              </m:sub>
-            </m:sSub>
-          </m:e>
-        </m:d>
+        <m:r>
+          <m:rPr>
+            <m:sty m:val="p"/>
+          </m:rPr>
+          <m:t>[</m:t>
+        </m:r>
+        <m:r>
+          <m:t>0</m:t>
+        </m:r>
+        <m:r>
+          <m:rPr>
+            <m:sty m:val="p"/>
+          </m:rPr>
+          <m:t>,</m:t>
+        </m:r>
+        <m:sSub>
+          <m:e>
+            <m:r>
+              <m:t>L</m:t>
+            </m:r>
+          </m:e>
+          <m:sub>
+            <m:r>
+              <m:t>z</m:t>
+            </m:r>
+          </m:sub>
+        </m:sSub>
+        <m:r>
+          <m:rPr>
+            <m:sty m:val="p"/>
+          </m:rPr>
+          <m:t>]</m:t>
+        </m:r>
       </m:oMath>
       <w:r>
         <w:t xml:space="preserve">, представляющая собой элемент симметрии пятиточечной системы заводнения. Пласт однородный. Нагнетательная и добывающая скважины расположены в точках</w:t>
@@ -8577,31 +8676,33 @@
         <w:t xml:space="preserve"> </w:t>
       </w:r>
       <m:oMath>
-        <m:d>
-          <m:dPr>
-            <m:begChr m:val="("/>
-            <m:endChr m:val=")"/>
-            <m:sepChr m:val=""/>
-            <m:grow/>
-          </m:dPr>
-          <m:e>
-            <m:r>
-              <m:t>0</m:t>
-            </m:r>
-            <m:r>
-              <m:rPr>
-                <m:sty m:val="p"/>
-              </m:rPr>
-              <m:t>,</m:t>
-            </m:r>
-            <m:r>
-              <m:t> </m:t>
-            </m:r>
-            <m:r>
-              <m:t>0</m:t>
-            </m:r>
-          </m:e>
-        </m:d>
+        <m:r>
+          <m:rPr>
+            <m:sty m:val="p"/>
+          </m:rPr>
+          <m:t>(</m:t>
+        </m:r>
+        <m:r>
+          <m:t>0</m:t>
+        </m:r>
+        <m:r>
+          <m:rPr>
+            <m:sty m:val="p"/>
+          </m:rPr>
+          <m:t>,</m:t>
+        </m:r>
+        <m:r>
+          <m:t> </m:t>
+        </m:r>
+        <m:r>
+          <m:t>0</m:t>
+        </m:r>
+        <m:r>
+          <m:rPr>
+            <m:sty m:val="p"/>
+          </m:rPr>
+          <m:t>)</m:t>
+        </m:r>
       </m:oMath>
       <w:r>
         <w:t xml:space="preserve"> </w:t>
@@ -8613,46 +8714,48 @@
         <w:t xml:space="preserve"> </w:t>
       </w:r>
       <m:oMath>
-        <m:d>
-          <m:dPr>
-            <m:begChr m:val="("/>
-            <m:endChr m:val=")"/>
-            <m:sepChr m:val=""/>
-            <m:grow/>
-          </m:dPr>
-          <m:e>
-            <m:sSub>
-              <m:e>
-                <m:r>
-                  <m:t>L</m:t>
-                </m:r>
-              </m:e>
-              <m:sub>
-                <m:r>
-                  <m:t>x</m:t>
-                </m:r>
-              </m:sub>
-            </m:sSub>
-            <m:r>
-              <m:rPr>
-                <m:sty m:val="p"/>
-              </m:rPr>
-              <m:t>,</m:t>
-            </m:r>
-            <m:sSub>
-              <m:e>
-                <m:r>
-                  <m:t>L</m:t>
-                </m:r>
-              </m:e>
-              <m:sub>
-                <m:r>
-                  <m:t>y</m:t>
-                </m:r>
-              </m:sub>
-            </m:sSub>
-          </m:e>
-        </m:d>
+        <m:r>
+          <m:rPr>
+            <m:sty m:val="p"/>
+          </m:rPr>
+          <m:t>(</m:t>
+        </m:r>
+        <m:sSub>
+          <m:e>
+            <m:r>
+              <m:t>L</m:t>
+            </m:r>
+          </m:e>
+          <m:sub>
+            <m:r>
+              <m:t>x</m:t>
+            </m:r>
+          </m:sub>
+        </m:sSub>
+        <m:r>
+          <m:rPr>
+            <m:sty m:val="p"/>
+          </m:rPr>
+          <m:t>,</m:t>
+        </m:r>
+        <m:sSub>
+          <m:e>
+            <m:r>
+              <m:t>L</m:t>
+            </m:r>
+          </m:e>
+          <m:sub>
+            <m:r>
+              <m:t>y</m:t>
+            </m:r>
+          </m:sub>
+        </m:sSub>
+        <m:r>
+          <m:rPr>
+            <m:sty m:val="p"/>
+          </m:rPr>
+          <m:t>)</m:t>
+        </m:r>
       </m:oMath>
       <w:r>
         <w:t xml:space="preserve"> </w:t>
@@ -8898,38 +9001,37 @@
           <m:r>
             <m:t> </m:t>
           </m:r>
-          <m:d>
-            <m:dPr>
-              <m:begChr m:val="["/>
-              <m:endChr m:val="]"/>
-              <m:sepChr m:val=""/>
-              <m:grow/>
-            </m:dPr>
+          <m:sSup>
             <m:e>
-              <m:sSup>
-                <m:e>
-                  <m:r>
-                    <m:t>​</m:t>
-                  </m:r>
-                </m:e>
-                <m:sup>
-                  <m:r>
-                    <m:rPr>
-                      <m:sty m:val="p"/>
-                    </m:rPr>
-                    <m:t>∘</m:t>
-                  </m:r>
-                </m:sup>
-              </m:sSup>
               <m:r>
                 <m:rPr>
-                  <m:nor/>
                   <m:sty m:val="p"/>
                 </m:rPr>
-                <m:t>C</m:t>
+                <m:t>[</m:t>
               </m:r>
             </m:e>
-          </m:d>
+            <m:sup>
+              <m:r>
+                <m:rPr>
+                  <m:sty m:val="p"/>
+                </m:rPr>
+                <m:t>∘</m:t>
+              </m:r>
+            </m:sup>
+          </m:sSup>
+          <m:r>
+            <m:rPr>
+              <m:nor/>
+              <m:sty m:val="p"/>
+            </m:rPr>
+            <m:t>C</m:t>
+          </m:r>
+          <m:r>
+            <m:rPr>
+              <m:sty m:val="p"/>
+            </m:rPr>
+            <m:t>]</m:t>
+          </m:r>
           <m:r>
             <m:rPr>
               <m:sty m:val="p"/>
@@ -8981,8 +9083,8 @@
           <m:d>
             <m:dPr>
               <m:begChr m:val="("/>
+              <m:sepChr m:val=""/>
               <m:endChr m:val=")"/>
-              <m:sepChr m:val=""/>
               <m:grow/>
             </m:dPr>
             <m:e>
@@ -9024,8 +9126,8 @@
           <m:d>
             <m:dPr>
               <m:begChr m:val="["/>
+              <m:sepChr m:val=""/>
               <m:endChr m:val="]"/>
-              <m:sepChr m:val=""/>
               <m:grow/>
             </m:dPr>
             <m:e>
@@ -9047,19 +9149,21 @@
           <m:r>
             <m:t>  </m:t>
           </m:r>
-          <m:d>
-            <m:dPr>
-              <m:begChr m:val="("/>
-              <m:endChr m:val=")"/>
-              <m:sepChr m:val=""/>
-              <m:grow/>
-            </m:dPr>
-            <m:e>
-              <m:r>
-                <m:t>17</m:t>
-              </m:r>
-            </m:e>
-          </m:d>
+          <m:r>
+            <m:rPr>
+              <m:sty m:val="p"/>
+            </m:rPr>
+            <m:t>(</m:t>
+          </m:r>
+          <m:r>
+            <m:t>17</m:t>
+          </m:r>
+          <m:r>
+            <m:rPr>
+              <m:sty m:val="p"/>
+            </m:rPr>
+            <m:t>)</m:t>
+          </m:r>
         </m:oMath>
       </m:oMathPara>
     </w:p>
@@ -9153,28 +9257,30 @@
                 </m:rPr>
                 <m:t>/</m:t>
               </m:r>
-              <m:d>
-                <m:dPr>
-                  <m:begChr m:val="("/>
-                  <m:endChr m:val=")"/>
-                  <m:sepChr m:val=""/>
-                  <m:grow/>
-                </m:dPr>
-                <m:e>
-                  <m:r>
-                    <m:t>T</m:t>
-                  </m:r>
-                  <m:r>
-                    <m:rPr>
-                      <m:sty m:val="p"/>
-                    </m:rPr>
-                    <m:t>+</m:t>
-                  </m:r>
-                  <m:r>
-                    <m:t>133.15</m:t>
-                  </m:r>
-                </m:e>
-              </m:d>
+              <m:r>
+                <m:rPr>
+                  <m:sty m:val="p"/>
+                </m:rPr>
+                <m:t>(</m:t>
+              </m:r>
+              <m:r>
+                <m:t>T</m:t>
+              </m:r>
+              <m:r>
+                <m:rPr>
+                  <m:sty m:val="p"/>
+                </m:rPr>
+                <m:t>+</m:t>
+              </m:r>
+              <m:r>
+                <m:t>133.15</m:t>
+              </m:r>
+              <m:r>
+                <m:rPr>
+                  <m:sty m:val="p"/>
+                </m:rPr>
+                <m:t>)</m:t>
+              </m:r>
             </m:sup>
           </m:sSup>
           <m:r>
@@ -9186,19 +9292,21 @@
           <m:r>
             <m:t>  </m:t>
           </m:r>
-          <m:d>
-            <m:dPr>
-              <m:begChr m:val="("/>
-              <m:endChr m:val=")"/>
-              <m:sepChr m:val=""/>
-              <m:grow/>
-            </m:dPr>
-            <m:e>
-              <m:r>
-                <m:t>18</m:t>
-              </m:r>
-            </m:e>
-          </m:d>
+          <m:r>
+            <m:rPr>
+              <m:sty m:val="p"/>
+            </m:rPr>
+            <m:t>(</m:t>
+          </m:r>
+          <m:r>
+            <m:t>18</m:t>
+          </m:r>
+          <m:r>
+            <m:rPr>
+              <m:sty m:val="p"/>
+            </m:rPr>
+            <m:t>)</m:t>
+          </m:r>
         </m:oMath>
       </m:oMathPara>
     </w:p>
@@ -9275,8 +9383,8 @@
           <m:d>
             <m:dPr>
               <m:begChr m:val="["/>
+              <m:sepChr m:val=""/>
               <m:endChr m:val="]"/>
-              <m:sepChr m:val=""/>
               <m:grow/>
             </m:dPr>
             <m:e>
@@ -9307,8 +9415,8 @@
               <m:d>
                 <m:dPr>
                   <m:begChr m:val="("/>
+                  <m:sepChr m:val=""/>
                   <m:endChr m:val=")"/>
-                  <m:sepChr m:val=""/>
                   <m:grow/>
                 </m:dPr>
                 <m:e>
@@ -9372,8 +9480,8 @@
               <m:d>
                 <m:dPr>
                   <m:begChr m:val="("/>
+                  <m:sepChr m:val=""/>
                   <m:endChr m:val=")"/>
-                  <m:sepChr m:val=""/>
                   <m:grow/>
                 </m:dPr>
                 <m:e>
@@ -9479,19 +9587,21 @@
           <m:r>
             <m:t>  </m:t>
           </m:r>
-          <m:d>
-            <m:dPr>
-              <m:begChr m:val="("/>
-              <m:endChr m:val=")"/>
-              <m:sepChr m:val=""/>
-              <m:grow/>
-            </m:dPr>
-            <m:e>
-              <m:r>
-                <m:t>19</m:t>
-              </m:r>
-            </m:e>
-          </m:d>
+          <m:r>
+            <m:rPr>
+              <m:sty m:val="p"/>
+            </m:rPr>
+            <m:t>(</m:t>
+          </m:r>
+          <m:r>
+            <m:t>19</m:t>
+          </m:r>
+          <m:r>
+            <m:rPr>
+              <m:sty m:val="p"/>
+            </m:rPr>
+            <m:t>)</m:t>
+          </m:r>
         </m:oMath>
       </m:oMathPara>
     </w:p>
@@ -9765,8 +9875,8 @@
               <m:d>
                 <m:dPr>
                   <m:begChr m:val="("/>
+                  <m:sepChr m:val=""/>
                   <m:endChr m:val=")"/>
-                  <m:sepChr m:val=""/>
                   <m:grow/>
                 </m:dPr>
                 <m:e>
@@ -9828,19 +9938,21 @@
           <m:r>
             <m:t>  </m:t>
           </m:r>
-          <m:d>
-            <m:dPr>
-              <m:begChr m:val="("/>
-              <m:endChr m:val=")"/>
-              <m:sepChr m:val=""/>
-              <m:grow/>
-            </m:dPr>
-            <m:e>
-              <m:r>
-                <m:t>20</m:t>
-              </m:r>
-            </m:e>
-          </m:d>
+          <m:r>
+            <m:rPr>
+              <m:sty m:val="p"/>
+            </m:rPr>
+            <m:t>(</m:t>
+          </m:r>
+          <m:r>
+            <m:t>20</m:t>
+          </m:r>
+          <m:r>
+            <m:rPr>
+              <m:sty m:val="p"/>
+            </m:rPr>
+            <m:t>)</m:t>
+          </m:r>
         </m:oMath>
       </m:oMathPara>
     </w:p>
@@ -9980,7 +10092,6 @@
         <w:tblStyle w:val="Table"/>
         <w:tblW w:type="auto" w:w="0"/>
         <w:tblLook w:firstRow="1" w:lastRow="0" w:firstColumn="0" w:lastColumn="0" w:noHBand="0" w:noVBand="0" w:val="0020"/>
-        <w:jc w:val="start"/>
       </w:tblPr>
       <w:tblGrid>
         <w:gridCol w:w="2640"/>
@@ -9989,14 +10100,13 @@
       </w:tblGrid>
       <w:tr>
         <w:trPr>
-          <w:tblHeader w:val="true"/>
+          <w:tblHeader w:val="on"/>
         </w:trPr>
         <w:tc>
           <w:tcPr/>
           <w:p>
             <w:pPr>
               <w:pStyle w:val="Compact"/>
-              <w:jc w:val="left"/>
             </w:pPr>
             <w:r>
               <w:t xml:space="preserve">Параметр</w:t>
@@ -10008,7 +10118,6 @@
           <w:p>
             <w:pPr>
               <w:pStyle w:val="Compact"/>
-              <w:jc w:val="left"/>
             </w:pPr>
             <w:r>
               <w:t xml:space="preserve">Обозначение</w:t>
@@ -10020,7 +10129,6 @@
           <w:p>
             <w:pPr>
               <w:pStyle w:val="Compact"/>
-              <w:jc w:val="left"/>
             </w:pPr>
             <w:r>
               <w:t xml:space="preserve">Значение</w:t>
@@ -10034,7 +10142,6 @@
           <w:p>
             <w:pPr>
               <w:pStyle w:val="Compact"/>
-              <w:jc w:val="left"/>
             </w:pPr>
             <w:r>
               <w:t xml:space="preserve">Размеры области</w:t>
@@ -10046,7 +10153,6 @@
           <w:p>
             <w:pPr>
               <w:pStyle w:val="Compact"/>
-              <w:jc w:val="left"/>
             </w:pPr>
             <m:oMath>
               <m:sSub>
@@ -10087,7 +10193,6 @@
           <w:p>
             <w:pPr>
               <w:pStyle w:val="Compact"/>
-              <w:jc w:val="left"/>
             </w:pPr>
             <w:r>
               <w:t xml:space="preserve">200 × 200 м</w:t>
@@ -10101,7 +10206,6 @@
           <w:p>
             <w:pPr>
               <w:pStyle w:val="Compact"/>
-              <w:jc w:val="left"/>
             </w:pPr>
             <w:r>
               <w:t xml:space="preserve">Толщина пласта</w:t>
@@ -10113,7 +10217,6 @@
           <w:p>
             <w:pPr>
               <w:pStyle w:val="Compact"/>
-              <w:jc w:val="left"/>
             </w:pPr>
             <m:oMath>
               <m:r>
@@ -10127,7 +10230,6 @@
           <w:p>
             <w:pPr>
               <w:pStyle w:val="Compact"/>
-              <w:jc w:val="left"/>
             </w:pPr>
             <w:r>
               <w:t xml:space="preserve">10 м</w:t>
@@ -10141,7 +10243,6 @@
           <w:p>
             <w:pPr>
               <w:pStyle w:val="Compact"/>
-              <w:jc w:val="left"/>
             </w:pPr>
             <w:r>
               <w:t xml:space="preserve">Число узлов сетки</w:t>
@@ -10153,7 +10254,6 @@
           <w:p>
             <w:pPr>
               <w:pStyle w:val="Compact"/>
-              <w:jc w:val="left"/>
             </w:pPr>
             <m:oMath>
               <m:sSub>
@@ -10194,7 +10294,6 @@
           <w:p>
             <w:pPr>
               <w:pStyle w:val="Compact"/>
-              <w:jc w:val="left"/>
             </w:pPr>
             <w:r>
               <w:t xml:space="preserve">75 × 75</w:t>
@@ -10208,7 +10307,6 @@
           <w:p>
             <w:pPr>
               <w:pStyle w:val="Compact"/>
-              <w:jc w:val="left"/>
             </w:pPr>
             <w:r>
               <w:t xml:space="preserve">Число узлов по радиусам капилляров</w:t>
@@ -10220,7 +10318,6 @@
           <w:p>
             <w:pPr>
               <w:pStyle w:val="Compact"/>
-              <w:jc w:val="left"/>
             </w:pPr>
             <m:oMath>
               <m:sSub>
@@ -10243,7 +10340,6 @@
           <w:p>
             <w:pPr>
               <w:pStyle w:val="Compact"/>
-              <w:jc w:val="left"/>
             </w:pPr>
             <w:r>
               <w:t xml:space="preserve">31</w:t>
@@ -10257,7 +10353,6 @@
           <w:p>
             <w:pPr>
               <w:pStyle w:val="Compact"/>
-              <w:jc w:val="left"/>
             </w:pPr>
             <w:r>
               <w:t xml:space="preserve">Давление на нагнетательной скважине</w:t>
@@ -10269,7 +10364,6 @@
           <w:p>
             <w:pPr>
               <w:pStyle w:val="Compact"/>
-              <w:jc w:val="left"/>
             </w:pPr>
             <m:oMath>
               <m:sSub>
@@ -10298,7 +10392,6 @@
           <w:p>
             <w:pPr>
               <w:pStyle w:val="Compact"/>
-              <w:jc w:val="left"/>
             </w:pPr>
             <w:r>
               <w:t xml:space="preserve">200 бар</w:t>
@@ -10312,7 +10405,6 @@
           <w:p>
             <w:pPr>
               <w:pStyle w:val="Compact"/>
-              <w:jc w:val="left"/>
             </w:pPr>
             <w:r>
               <w:t xml:space="preserve">Давление на добывающей скважине</w:t>
@@ -10324,7 +10416,6 @@
           <w:p>
             <w:pPr>
               <w:pStyle w:val="Compact"/>
-              <w:jc w:val="left"/>
             </w:pPr>
             <m:oMath>
               <m:sSub>
@@ -10356,7 +10447,6 @@
           <w:p>
             <w:pPr>
               <w:pStyle w:val="Compact"/>
-              <w:jc w:val="left"/>
             </w:pPr>
             <w:r>
               <w:t xml:space="preserve">50 бар</w:t>
@@ -10370,7 +10460,6 @@
           <w:p>
             <w:pPr>
               <w:pStyle w:val="Compact"/>
-              <w:jc w:val="left"/>
             </w:pPr>
             <w:r>
               <w:t xml:space="preserve">Радиус скважин</w:t>
@@ -10382,7 +10471,6 @@
           <w:p>
             <w:pPr>
               <w:pStyle w:val="Compact"/>
-              <w:jc w:val="left"/>
             </w:pPr>
             <m:oMath>
               <m:sSub>
@@ -10405,7 +10493,6 @@
           <w:p>
             <w:pPr>
               <w:pStyle w:val="Compact"/>
-              <w:jc w:val="left"/>
             </w:pPr>
             <w:r>
               <w:t xml:space="preserve">0.1 м</w:t>
@@ -10419,7 +10506,6 @@
           <w:p>
             <w:pPr>
               <w:pStyle w:val="Compact"/>
-              <w:jc w:val="left"/>
             </w:pPr>
             <w:r>
               <w:t xml:space="preserve">Начальная температура пласта</w:t>
@@ -10431,7 +10517,6 @@
           <w:p>
             <w:pPr>
               <w:pStyle w:val="Compact"/>
-              <w:jc w:val="left"/>
             </w:pPr>
             <m:oMath>
               <m:sSub>
@@ -10454,7 +10539,6 @@
           <w:p>
             <w:pPr>
               <w:pStyle w:val="Compact"/>
-              <w:jc w:val="left"/>
             </w:pPr>
             <w:r>
               <w:t xml:space="preserve">70°C</w:t>
@@ -10468,7 +10552,6 @@
           <w:p>
             <w:pPr>
               <w:pStyle w:val="Compact"/>
-              <w:jc w:val="left"/>
             </w:pPr>
             <w:r>
               <w:t xml:space="preserve">Температура нагнетаемой воды</w:t>
@@ -10480,7 +10563,6 @@
           <w:p>
             <w:pPr>
               <w:pStyle w:val="Compact"/>
-              <w:jc w:val="left"/>
             </w:pPr>
             <m:oMath>
               <m:sSub>
@@ -10509,7 +10591,6 @@
           <w:p>
             <w:pPr>
               <w:pStyle w:val="Compact"/>
-              <w:jc w:val="left"/>
             </w:pPr>
             <w:r>
               <w:t xml:space="preserve">20°C</w:t>
@@ -10523,7 +10604,6 @@
           <w:p>
             <w:pPr>
               <w:pStyle w:val="Compact"/>
-              <w:jc w:val="left"/>
             </w:pPr>
             <w:r>
               <w:t xml:space="preserve">Начальная пористость</w:t>
@@ -10535,7 +10615,6 @@
           <w:p>
             <w:pPr>
               <w:pStyle w:val="Compact"/>
-              <w:jc w:val="left"/>
             </w:pPr>
             <m:oMath>
               <m:sSub>
@@ -10558,7 +10637,6 @@
           <w:p>
             <w:pPr>
               <w:pStyle w:val="Compact"/>
-              <w:jc w:val="left"/>
             </w:pPr>
             <w:r>
               <w:t xml:space="preserve">0.3</w:t>
@@ -10572,7 +10650,6 @@
           <w:p>
             <w:pPr>
               <w:pStyle w:val="Compact"/>
-              <w:jc w:val="left"/>
             </w:pPr>
             <w:r>
               <w:t xml:space="preserve">Начальная проницаемость</w:t>
@@ -10584,7 +10661,6 @@
           <w:p>
             <w:pPr>
               <w:pStyle w:val="Compact"/>
-              <w:jc w:val="left"/>
             </w:pPr>
             <m:oMath>
               <m:sSub>
@@ -10607,7 +10683,6 @@
           <w:p>
             <w:pPr>
               <w:pStyle w:val="Compact"/>
-              <w:jc w:val="left"/>
             </w:pPr>
             <w:r>
               <w:t xml:space="preserve">200 мД</w:t>
@@ -10621,7 +10696,6 @@
           <w:p>
             <w:pPr>
               <w:pStyle w:val="Compact"/>
-              <w:jc w:val="left"/>
             </w:pPr>
             <w:r>
               <w:t xml:space="preserve">Плотность воды</w:t>
@@ -10633,7 +10707,6 @@
           <w:p>
             <w:pPr>
               <w:pStyle w:val="Compact"/>
-              <w:jc w:val="left"/>
             </w:pPr>
             <m:oMath>
               <m:sSub>
@@ -10659,7 +10732,6 @@
           <w:p>
             <w:pPr>
               <w:pStyle w:val="Compact"/>
-              <w:jc w:val="left"/>
             </w:pPr>
             <w:r>
               <w:t xml:space="preserve">1000 кг/м³</w:t>
@@ -10673,7 +10745,6 @@
           <w:p>
             <w:pPr>
               <w:pStyle w:val="Compact"/>
-              <w:jc w:val="left"/>
             </w:pPr>
             <w:r>
               <w:t xml:space="preserve">Плотность нефти</w:t>
@@ -10685,7 +10756,6 @@
           <w:p>
             <w:pPr>
               <w:pStyle w:val="Compact"/>
-              <w:jc w:val="left"/>
             </w:pPr>
             <m:oMath>
               <m:sSub>
@@ -10711,7 +10781,6 @@
           <w:p>
             <w:pPr>
               <w:pStyle w:val="Compact"/>
-              <w:jc w:val="left"/>
             </w:pPr>
             <w:r>
               <w:t xml:space="preserve">860 кг/м³</w:t>
@@ -10725,7 +10794,6 @@
           <w:p>
             <w:pPr>
               <w:pStyle w:val="Compact"/>
-              <w:jc w:val="left"/>
             </w:pPr>
             <w:r>
               <w:t xml:space="preserve">Плотность парафина</w:t>
@@ -10737,7 +10805,6 @@
           <w:p>
             <w:pPr>
               <w:pStyle w:val="Compact"/>
-              <w:jc w:val="left"/>
             </w:pPr>
             <m:oMath>
               <m:sSub>
@@ -10763,7 +10830,6 @@
           <w:p>
             <w:pPr>
               <w:pStyle w:val="Compact"/>
-              <w:jc w:val="left"/>
             </w:pPr>
             <w:r>
               <w:t xml:space="preserve">900 кг/м³</w:t>
@@ -10777,7 +10843,6 @@
           <w:p>
             <w:pPr>
               <w:pStyle w:val="Compact"/>
-              <w:jc w:val="left"/>
             </w:pPr>
             <w:r>
               <w:t xml:space="preserve">Плотность породы пласта</w:t>
@@ -10789,7 +10854,6 @@
           <w:p>
             <w:pPr>
               <w:pStyle w:val="Compact"/>
-              <w:jc w:val="left"/>
             </w:pPr>
             <m:oMath>
               <m:sSub>
@@ -10815,7 +10879,6 @@
           <w:p>
             <w:pPr>
               <w:pStyle w:val="Compact"/>
-              <w:jc w:val="left"/>
             </w:pPr>
             <w:r>
               <w:t xml:space="preserve">2700 кг/м³</w:t>
@@ -10829,7 +10892,6 @@
           <w:p>
             <w:pPr>
               <w:pStyle w:val="Compact"/>
-              <w:jc w:val="left"/>
             </w:pPr>
             <w:r>
               <w:t xml:space="preserve">Плотность вмещающих пород</w:t>
@@ -10841,7 +10903,6 @@
           <w:p>
             <w:pPr>
               <w:pStyle w:val="Compact"/>
-              <w:jc w:val="left"/>
             </w:pPr>
             <m:oMath>
               <m:sSub>
@@ -10870,7 +10931,6 @@
           <w:p>
             <w:pPr>
               <w:pStyle w:val="Compact"/>
-              <w:jc w:val="left"/>
             </w:pPr>
             <w:r>
               <w:t xml:space="preserve">2400 кг/м³</w:t>
@@ -10884,7 +10944,6 @@
           <w:p>
             <w:pPr>
               <w:pStyle w:val="Compact"/>
-              <w:jc w:val="left"/>
             </w:pPr>
             <w:r>
               <w:t xml:space="preserve">Теплоемкость воды</w:t>
@@ -10896,7 +10955,6 @@
           <w:p>
             <w:pPr>
               <w:pStyle w:val="Compact"/>
-              <w:jc w:val="left"/>
             </w:pPr>
             <m:oMath>
               <m:sSub>
@@ -10919,7 +10977,6 @@
           <w:p>
             <w:pPr>
               <w:pStyle w:val="Compact"/>
-              <w:jc w:val="left"/>
             </w:pPr>
             <w:r>
               <w:t xml:space="preserve">4200 Дж/(кг °C)</w:t>
@@ -10933,7 +10990,6 @@
           <w:p>
             <w:pPr>
               <w:pStyle w:val="Compact"/>
-              <w:jc w:val="left"/>
             </w:pPr>
             <w:r>
               <w:t xml:space="preserve">Теплоемкость нефти</w:t>
@@ -10945,7 +11001,6 @@
           <w:p>
             <w:pPr>
               <w:pStyle w:val="Compact"/>
-              <w:jc w:val="left"/>
             </w:pPr>
             <m:oMath>
               <m:sSub>
@@ -10968,7 +11023,6 @@
           <w:p>
             <w:pPr>
               <w:pStyle w:val="Compact"/>
-              <w:jc w:val="left"/>
             </w:pPr>
             <w:r>
               <w:t xml:space="preserve">2000 Дж/(кг °C)</w:t>
@@ -10982,7 +11036,6 @@
           <w:p>
             <w:pPr>
               <w:pStyle w:val="Compact"/>
-              <w:jc w:val="left"/>
             </w:pPr>
             <w:r>
               <w:t xml:space="preserve">Теплоемкость парафина</w:t>
@@ -10994,7 +11047,6 @@
           <w:p>
             <w:pPr>
               <w:pStyle w:val="Compact"/>
-              <w:jc w:val="left"/>
             </w:pPr>
             <m:oMath>
               <m:sSub>
@@ -11017,7 +11069,6 @@
           <w:p>
             <w:pPr>
               <w:pStyle w:val="Compact"/>
-              <w:jc w:val="left"/>
             </w:pPr>
             <w:r>
               <w:t xml:space="preserve">2200 Дж/(кг °C)</w:t>
@@ -11031,7 +11082,6 @@
           <w:p>
             <w:pPr>
               <w:pStyle w:val="Compact"/>
-              <w:jc w:val="left"/>
             </w:pPr>
             <w:r>
               <w:t xml:space="preserve">Теплоемкость породы пласта</w:t>
@@ -11043,7 +11093,6 @@
           <w:p>
             <w:pPr>
               <w:pStyle w:val="Compact"/>
-              <w:jc w:val="left"/>
             </w:pPr>
             <m:oMath>
               <m:sSub>
@@ -11066,7 +11115,6 @@
           <w:p>
             <w:pPr>
               <w:pStyle w:val="Compact"/>
-              <w:jc w:val="left"/>
             </w:pPr>
             <w:r>
               <w:t xml:space="preserve">1000 Дж/(кг °C)</w:t>
@@ -11080,7 +11128,6 @@
           <w:p>
             <w:pPr>
               <w:pStyle w:val="Compact"/>
-              <w:jc w:val="left"/>
             </w:pPr>
             <w:r>
               <w:t xml:space="preserve">Теплоемкость вмещающих пород</w:t>
@@ -11092,7 +11139,6 @@
           <w:p>
             <w:pPr>
               <w:pStyle w:val="Compact"/>
-              <w:jc w:val="left"/>
             </w:pPr>
             <m:oMath>
               <m:sSub>
@@ -11118,7 +11164,6 @@
           <w:p>
             <w:pPr>
               <w:pStyle w:val="Compact"/>
-              <w:jc w:val="left"/>
             </w:pPr>
             <w:r>
               <w:t xml:space="preserve">1000 Дж/(кг °C)</w:t>
@@ -11132,7 +11177,6 @@
           <w:p>
             <w:pPr>
               <w:pStyle w:val="Compact"/>
-              <w:jc w:val="left"/>
             </w:pPr>
             <w:r>
               <w:t xml:space="preserve">Теплопроводность воды</w:t>
@@ -11144,7 +11188,6 @@
           <w:p>
             <w:pPr>
               <w:pStyle w:val="Compact"/>
-              <w:jc w:val="left"/>
             </w:pPr>
             <m:oMath>
               <m:sSub>
@@ -11167,7 +11210,6 @@
           <w:p>
             <w:pPr>
               <w:pStyle w:val="Compact"/>
-              <w:jc w:val="left"/>
             </w:pPr>
             <w:r>
               <w:t xml:space="preserve">0.6 Вт/(м °C)</w:t>
@@ -11181,7 +11223,6 @@
           <w:p>
             <w:pPr>
               <w:pStyle w:val="Compact"/>
-              <w:jc w:val="left"/>
             </w:pPr>
             <w:r>
               <w:t xml:space="preserve">Теплопроводность нефти</w:t>
@@ -11193,7 +11234,6 @@
           <w:p>
             <w:pPr>
               <w:pStyle w:val="Compact"/>
-              <w:jc w:val="left"/>
             </w:pPr>
             <m:oMath>
               <m:sSub>
@@ -11216,7 +11256,6 @@
           <w:p>
             <w:pPr>
               <w:pStyle w:val="Compact"/>
-              <w:jc w:val="left"/>
             </w:pPr>
             <w:r>
               <w:t xml:space="preserve">0.12 Вт/(м °C)</w:t>
@@ -11230,7 +11269,6 @@
           <w:p>
             <w:pPr>
               <w:pStyle w:val="Compact"/>
-              <w:jc w:val="left"/>
             </w:pPr>
             <w:r>
               <w:t xml:space="preserve">Теплопроводность парафина</w:t>
@@ -11242,7 +11280,6 @@
           <w:p>
             <w:pPr>
               <w:pStyle w:val="Compact"/>
-              <w:jc w:val="left"/>
             </w:pPr>
             <m:oMath>
               <m:sSub>
@@ -11265,7 +11302,6 @@
           <w:p>
             <w:pPr>
               <w:pStyle w:val="Compact"/>
-              <w:jc w:val="left"/>
             </w:pPr>
             <w:r>
               <w:t xml:space="preserve">0.2 Вт/(м °C)</w:t>
@@ -11279,7 +11315,6 @@
           <w:p>
             <w:pPr>
               <w:pStyle w:val="Compact"/>
-              <w:jc w:val="left"/>
             </w:pPr>
             <w:r>
               <w:t xml:space="preserve">Теплопроводность породы пласта</w:t>
@@ -11291,7 +11326,6 @@
           <w:p>
             <w:pPr>
               <w:pStyle w:val="Compact"/>
-              <w:jc w:val="left"/>
             </w:pPr>
             <m:oMath>
               <m:sSub>
@@ -11314,7 +11348,6 @@
           <w:p>
             <w:pPr>
               <w:pStyle w:val="Compact"/>
-              <w:jc w:val="left"/>
             </w:pPr>
             <w:r>
               <w:t xml:space="preserve">1.8 Вт/(м °C)</w:t>
@@ -11328,7 +11361,6 @@
           <w:p>
             <w:pPr>
               <w:pStyle w:val="Compact"/>
-              <w:jc w:val="left"/>
             </w:pPr>
             <w:r>
               <w:t xml:space="preserve">Теплопроводность вмещающих пород</w:t>
@@ -11340,7 +11372,6 @@
           <w:p>
             <w:pPr>
               <w:pStyle w:val="Compact"/>
-              <w:jc w:val="left"/>
             </w:pPr>
             <m:oMath>
               <m:sSub>
@@ -11366,7 +11397,6 @@
           <w:p>
             <w:pPr>
               <w:pStyle w:val="Compact"/>
-              <w:jc w:val="left"/>
             </w:pPr>
             <w:r>
               <w:t xml:space="preserve">2.0 Вт/(м °C)</w:t>
@@ -11380,7 +11410,6 @@
           <w:p>
             <w:pPr>
               <w:pStyle w:val="Compact"/>
-              <w:jc w:val="left"/>
             </w:pPr>
             <w:r>
               <w:t xml:space="preserve">Вязкость нефти в опорной точке</w:t>
@@ -11392,7 +11421,6 @@
           <w:p>
             <w:pPr>
               <w:pStyle w:val="Compact"/>
-              <w:jc w:val="left"/>
             </w:pPr>
             <m:oMath>
               <m:sSubSup>
@@ -11429,7 +11457,6 @@
           <w:p>
             <w:pPr>
               <w:pStyle w:val="Compact"/>
-              <w:jc w:val="left"/>
             </w:pPr>
             <w:r>
               <w:t xml:space="preserve">5.77 сП</w:t>
@@ -11443,7 +11470,6 @@
           <w:p>
             <w:pPr>
               <w:pStyle w:val="Compact"/>
-              <w:jc w:val="left"/>
             </w:pPr>
             <w:r>
               <w:t xml:space="preserve">Опорная температура для вязкости</w:t>
@@ -11455,7 +11481,6 @@
           <w:p>
             <w:pPr>
               <w:pStyle w:val="Compact"/>
-              <w:jc w:val="left"/>
             </w:pPr>
             <m:oMath>
               <m:sSub>
@@ -11484,7 +11509,6 @@
           <w:p>
             <w:pPr>
               <w:pStyle w:val="Compact"/>
-              <w:jc w:val="left"/>
             </w:pPr>
             <w:r>
               <w:t xml:space="preserve">70°C</w:t>
@@ -11498,7 +11522,6 @@
           <w:p>
             <w:pPr>
               <w:pStyle w:val="Compact"/>
-              <w:jc w:val="left"/>
             </w:pPr>
             <w:r>
               <w:t xml:space="preserve">Энергия активации вязкого течения</w:t>
@@ -11510,7 +11533,6 @@
           <w:p>
             <w:pPr>
               <w:pStyle w:val="Compact"/>
-              <w:jc w:val="left"/>
             </w:pPr>
             <m:oMath>
               <m:sSub>
@@ -11533,7 +11555,6 @@
           <w:p>
             <w:pPr>
               <w:pStyle w:val="Compact"/>
-              <w:jc w:val="left"/>
             </w:pPr>
             <w:r>
               <w:t xml:space="preserve">25 кДж/моль</w:t>
@@ -11547,7 +11568,6 @@
           <w:p>
             <w:pPr>
               <w:pStyle w:val="Compact"/>
-              <w:jc w:val="left"/>
             </w:pPr>
             <w:r>
               <w:t xml:space="preserve">Предельная объемная доля кристаллов</w:t>
@@ -11559,7 +11579,6 @@
           <w:p>
             <w:pPr>
               <w:pStyle w:val="Compact"/>
-              <w:jc w:val="left"/>
             </w:pPr>
             <m:oMath>
               <m:sSub>
@@ -11591,7 +11610,6 @@
           <w:p>
             <w:pPr>
               <w:pStyle w:val="Compact"/>
-              <w:jc w:val="left"/>
             </w:pPr>
             <w:r>
               <w:t xml:space="preserve">0.6</w:t>
@@ -11605,7 +11623,6 @@
           <w:p>
             <w:pPr>
               <w:pStyle w:val="Compact"/>
-              <w:jc w:val="left"/>
             </w:pPr>
             <w:r>
               <w:t xml:space="preserve">Молекулярная масса парафина</w:t>
@@ -11617,7 +11634,6 @@
           <w:p>
             <w:pPr>
               <w:pStyle w:val="Compact"/>
-              <w:jc w:val="left"/>
             </w:pPr>
             <m:oMath>
               <m:sSub>
@@ -11640,7 +11656,6 @@
           <w:p>
             <w:pPr>
               <w:pStyle w:val="Compact"/>
-              <w:jc w:val="left"/>
             </w:pPr>
             <w:r>
               <w:t xml:space="preserve">350 г/моль</w:t>
@@ -11654,7 +11669,6 @@
           <w:p>
             <w:pPr>
               <w:pStyle w:val="Compact"/>
-              <w:jc w:val="left"/>
             </w:pPr>
             <w:r>
               <w:t xml:space="preserve">Молярная масса нефтяного псевдокомпонента</w:t>
@@ -11666,7 +11680,6 @@
           <w:p>
             <w:pPr>
               <w:pStyle w:val="Compact"/>
-              <w:jc w:val="left"/>
             </w:pPr>
             <m:oMath>
               <m:sSub>
@@ -11689,7 +11702,6 @@
           <w:p>
             <w:pPr>
               <w:pStyle w:val="Compact"/>
-              <w:jc w:val="left"/>
             </w:pPr>
             <w:r>
               <w:t xml:space="preserve">250 г/моль</w:t>
@@ -11703,7 +11715,6 @@
           <w:p>
             <w:pPr>
               <w:pStyle w:val="Compact"/>
-              <w:jc w:val="left"/>
             </w:pPr>
             <w:r>
               <w:t xml:space="preserve">Отношение радиуса горла к радиусу канала</w:t>
@@ -11715,7 +11726,6 @@
           <w:p>
             <w:pPr>
               <w:pStyle w:val="Compact"/>
-              <w:jc w:val="left"/>
             </w:pPr>
             <m:oMath>
               <m:r>
@@ -11732,7 +11742,6 @@
           <w:p>
             <w:pPr>
               <w:pStyle w:val="Compact"/>
-              <w:jc w:val="left"/>
             </w:pPr>
             <w:r>
               <w:t xml:space="preserve">0.4</w:t>
@@ -11746,7 +11755,6 @@
           <w:p>
             <w:pPr>
               <w:pStyle w:val="Compact"/>
-              <w:jc w:val="left"/>
             </w:pPr>
             <w:r>
               <w:t xml:space="preserve">Доля блокируемых каналов</w:t>
@@ -11758,7 +11766,6 @@
           <w:p>
             <w:pPr>
               <w:pStyle w:val="Compact"/>
-              <w:jc w:val="left"/>
             </w:pPr>
             <m:oMath>
               <m:r>
@@ -11775,7 +11782,6 @@
           <w:p>
             <w:pPr>
               <w:pStyle w:val="Compact"/>
-              <w:jc w:val="left"/>
             </w:pPr>
             <w:r>
               <w:t xml:space="preserve">0.01</w:t>
@@ -11789,7 +11795,6 @@
           <w:p>
             <w:pPr>
               <w:pStyle w:val="Compact"/>
-              <w:jc w:val="left"/>
             </w:pPr>
             <w:r>
               <w:t xml:space="preserve">Средняя длина порового канала</w:t>
@@ -11801,7 +11806,6 @@
           <w:p>
             <w:pPr>
               <w:pStyle w:val="Compact"/>
-              <w:jc w:val="left"/>
             </w:pPr>
             <m:oMath>
               <m:sSub>
@@ -11824,7 +11828,6 @@
           <w:p>
             <w:pPr>
               <w:pStyle w:val="Compact"/>
-              <w:jc w:val="left"/>
             </w:pPr>
             <w:r>
               <w:t xml:space="preserve">3 × 10⁻⁵ м</w:t>
@@ -11838,7 +11841,6 @@
           <w:p>
             <w:pPr>
               <w:pStyle w:val="Compact"/>
-              <w:jc w:val="left"/>
             </w:pPr>
             <w:r>
               <w:t xml:space="preserve">Диаметр частиц парафина</w:t>
@@ -11850,7 +11852,6 @@
           <w:p>
             <w:pPr>
               <w:pStyle w:val="Compact"/>
-              <w:jc w:val="left"/>
             </w:pPr>
             <m:oMath>
               <m:sSub>
@@ -11873,7 +11874,6 @@
           <w:p>
             <w:pPr>
               <w:pStyle w:val="Compact"/>
-              <w:jc w:val="left"/>
             </w:pPr>
             <w:r>
               <w:t xml:space="preserve">4 × 10⁻⁶ м</w:t>
@@ -11887,7 +11887,6 @@
           <w:p>
             <w:pPr>
               <w:pStyle w:val="Compact"/>
-              <w:jc w:val="left"/>
             </w:pPr>
             <w:r>
               <w:t xml:space="preserve">Коэффициент диффузии частиц</w:t>
@@ -11899,7 +11898,6 @@
           <w:p>
             <w:pPr>
               <w:pStyle w:val="Compact"/>
-              <w:jc w:val="left"/>
             </w:pPr>
             <m:oMath>
               <m:sSub>
@@ -11922,7 +11920,6 @@
           <w:p>
             <w:pPr>
               <w:pStyle w:val="Compact"/>
-              <w:jc w:val="left"/>
             </w:pPr>
             <w:r>
               <w:t xml:space="preserve">10⁻¹⁹ м²/с</w:t>
@@ -11936,7 +11933,6 @@
           <w:p>
             <w:pPr>
               <w:pStyle w:val="Compact"/>
-              <w:jc w:val="left"/>
             </w:pPr>
             <w:r>
               <w:t xml:space="preserve">Остаточная водонасыщенность</w:t>
@@ -11948,7 +11944,6 @@
           <w:p>
             <w:pPr>
               <w:pStyle w:val="Compact"/>
-              <w:jc w:val="left"/>
             </w:pPr>
             <m:oMath>
               <m:sSubSup>
@@ -11979,7 +11974,6 @@
           <w:p>
             <w:pPr>
               <w:pStyle w:val="Compact"/>
-              <w:jc w:val="left"/>
             </w:pPr>
             <w:r>
               <w:t xml:space="preserve">0.18</w:t>
@@ -11993,7 +11987,6 @@
           <w:p>
             <w:pPr>
               <w:pStyle w:val="Compact"/>
-              <w:jc w:val="left"/>
             </w:pPr>
             <w:r>
               <w:t xml:space="preserve">Предельная водонасыщенность</w:t>
@@ -12005,7 +11998,6 @@
           <w:p>
             <w:pPr>
               <w:pStyle w:val="Compact"/>
-              <w:jc w:val="left"/>
             </w:pPr>
             <m:oMath>
               <m:sSubSup>
@@ -12039,7 +12031,6 @@
           <w:p>
             <w:pPr>
               <w:pStyle w:val="Compact"/>
-              <w:jc w:val="left"/>
             </w:pPr>
             <w:r>
               <w:t xml:space="preserve">0.70</w:t>
@@ -12053,7 +12044,6 @@
           <w:p>
             <w:pPr>
               <w:pStyle w:val="Compact"/>
-              <w:jc w:val="left"/>
             </w:pPr>
             <w:r>
               <w:t xml:space="preserve">Показатель степени в модели Кори</w:t>
@@ -12065,7 +12055,6 @@
           <w:p>
             <w:pPr>
               <w:pStyle w:val="Compact"/>
-              <w:jc w:val="left"/>
             </w:pPr>
             <m:oMath>
               <m:r>
@@ -12079,7 +12068,6 @@
           <w:p>
             <w:pPr>
               <w:pStyle w:val="Compact"/>
-              <w:jc w:val="left"/>
             </w:pPr>
             <w:r>
               <w:t xml:space="preserve">2</w:t>
@@ -12108,8 +12096,8 @@
       <w:tblPr>
         <w:tblStyle w:val="Table"/>
         <w:tblW w:type="pct" w:w="5000"/>
+        <w:tblLayout w:type="fixed"/>
         <w:tblLook w:firstRow="1" w:lastRow="0" w:firstColumn="0" w:lastColumn="0" w:noHBand="0" w:noVBand="0" w:val="0020"/>
-        <w:jc w:val="start"/>
       </w:tblPr>
       <w:tblGrid>
         <w:gridCol w:w="1980"/>
@@ -12119,14 +12107,13 @@
       </w:tblGrid>
       <w:tr>
         <w:trPr>
-          <w:tblHeader w:val="true"/>
+          <w:tblHeader w:val="on"/>
         </w:trPr>
         <w:tc>
           <w:tcPr/>
           <w:p>
             <w:pPr>
               <w:pStyle w:val="Compact"/>
-              <w:jc w:val="left"/>
             </w:pPr>
             <w:r>
               <w:t xml:space="preserve">Вариант</w:t>
@@ -12138,7 +12125,6 @@
           <w:p>
             <w:pPr>
               <w:pStyle w:val="Compact"/>
-              <w:jc w:val="left"/>
             </w:pPr>
             <w:r>
               <w:t xml:space="preserve">Теплопотери через кровлю и подошву</w:t>
@@ -12150,7 +12136,6 @@
           <w:p>
             <w:pPr>
               <w:pStyle w:val="Compact"/>
-              <w:jc w:val="left"/>
             </w:pPr>
             <w:r>
               <w:t xml:space="preserve">Модель теплопотерь</w:t>
@@ -12162,7 +12147,6 @@
           <w:p>
             <w:pPr>
               <w:pStyle w:val="Compact"/>
-              <w:jc w:val="left"/>
             </w:pPr>
             <w:r>
               <w:t xml:space="preserve">Содержание растворенного парафина</w:t>
@@ -12193,7 +12177,6 @@
           <w:p>
             <w:pPr>
               <w:pStyle w:val="Compact"/>
-              <w:jc w:val="left"/>
             </w:pPr>
             <w:r>
               <w:t xml:space="preserve">1</w:t>
@@ -12205,7 +12188,6 @@
           <w:p>
             <w:pPr>
               <w:pStyle w:val="Compact"/>
-              <w:jc w:val="left"/>
             </w:pPr>
             <w:r>
               <w:t xml:space="preserve">учитываются</w:t>
@@ -12217,7 +12199,6 @@
           <w:p>
             <w:pPr>
               <w:pStyle w:val="Compact"/>
-              <w:jc w:val="left"/>
             </w:pPr>
             <w:r>
               <w:t xml:space="preserve">Винсом—Вестервельд, (8)–(11)</w:t>
@@ -12229,7 +12210,6 @@
           <w:p>
             <w:pPr>
               <w:pStyle w:val="Compact"/>
-              <w:jc w:val="left"/>
             </w:pPr>
             <w:r>
               <w:t xml:space="preserve">0.20</w:t>
@@ -12243,7 +12223,6 @@
           <w:p>
             <w:pPr>
               <w:pStyle w:val="Compact"/>
-              <w:jc w:val="left"/>
             </w:pPr>
             <w:r>
               <w:t xml:space="preserve">2</w:t>
@@ -12255,7 +12234,6 @@
           <w:p>
             <w:pPr>
               <w:pStyle w:val="Compact"/>
-              <w:jc w:val="left"/>
             </w:pPr>
             <w:r>
               <w:t xml:space="preserve">не учитываются</w:t>
@@ -12267,7 +12245,6 @@
           <w:p>
             <w:pPr>
               <w:pStyle w:val="Compact"/>
-              <w:jc w:val="left"/>
             </w:pPr>
             <m:oMath>
               <m:sSub>
@@ -12299,7 +12276,6 @@
           <w:p>
             <w:pPr>
               <w:pStyle w:val="Compact"/>
-              <w:jc w:val="left"/>
             </w:pPr>
             <w:r>
               <w:t xml:space="preserve">0.20</w:t>
@@ -12313,7 +12289,6 @@
           <w:p>
             <w:pPr>
               <w:pStyle w:val="Compact"/>
-              <w:jc w:val="left"/>
             </w:pPr>
             <w:r>
               <w:t xml:space="preserve">3</w:t>
@@ -12325,7 +12300,6 @@
           <w:p>
             <w:pPr>
               <w:pStyle w:val="Compact"/>
-              <w:jc w:val="left"/>
             </w:pPr>
             <w:r>
               <w:t xml:space="preserve">не учитываются</w:t>
@@ -12337,7 +12311,6 @@
           <w:p>
             <w:pPr>
               <w:pStyle w:val="Compact"/>
-              <w:jc w:val="left"/>
             </w:pPr>
             <m:oMath>
               <m:sSub>
@@ -12369,7 +12342,6 @@
           <w:p>
             <w:pPr>
               <w:pStyle w:val="Compact"/>
-              <w:jc w:val="left"/>
             </w:pPr>
             <w:r>
               <w:t xml:space="preserve">0</w:t>
@@ -12383,7 +12355,6 @@
           <w:p>
             <w:pPr>
               <w:pStyle w:val="Compact"/>
-              <w:jc w:val="left"/>
             </w:pPr>
             <w:r>
               <w:t xml:space="preserve">4</w:t>
@@ -12395,7 +12366,6 @@
           <w:p>
             <w:pPr>
               <w:pStyle w:val="Compact"/>
-              <w:jc w:val="left"/>
             </w:pPr>
             <w:r>
               <w:t xml:space="preserve">учитываются</w:t>
@@ -12407,7 +12377,6 @@
           <w:p>
             <w:pPr>
               <w:pStyle w:val="Compact"/>
-              <w:jc w:val="left"/>
             </w:pPr>
             <w:r>
               <w:t xml:space="preserve">Ловерье, (7)</w:t>
@@ -12419,7 +12388,6 @@
           <w:p>
             <w:pPr>
               <w:pStyle w:val="Compact"/>
-              <w:jc w:val="left"/>
             </w:pPr>
             <w:r>
               <w:t xml:space="preserve">0.20</w:t>
@@ -12428,7 +12396,7 @@
         </w:tc>
       </w:tr>
     </w:tbl>
-    <w:bookmarkStart w:id="25" w:name="метод-решения"/>
+    <w:bookmarkStart w:id="14" w:name="метод-решения"/>
     <w:p>
       <w:pPr>
         <w:pStyle w:val="Heading2"/>
@@ -12473,9 +12441,9 @@
         <w:t xml:space="preserve">; она разлагается по Холецкому, причем фактор пересобирается не на каждом шаге, а промежуточные шаги досчитываются методом сопряженных градиентов с этим фактором в роли предобуславливателя. Уравнение (14) эволюции функции распределения пор по размерам решается по полностью неявной схеме, что снимает жесткие ограничения на шаг по времени. Общее описание применяемых численных подходов к моделированию гидродинамических процессов разработки приведено в [22].</w:t>
       </w:r>
     </w:p>
-    <w:bookmarkEnd w:id="25"/>
-    <w:bookmarkEnd w:id="26"/>
-    <w:bookmarkStart w:id="53" w:name="результаты-и-обсуждение"/>
+    <w:bookmarkEnd w:id="14"/>
+    <w:bookmarkEnd w:id="15"/>
+    <w:bookmarkStart w:id="42" w:name="результаты-и-обсуждение"/>
     <w:p>
       <w:pPr>
         <w:pStyle w:val="Heading1"/>
@@ -12484,7 +12452,7 @@
         <w:t xml:space="preserve">РЕЗУЛЬТАТЫ И ОБСУЖДЕНИЕ</w:t>
       </w:r>
     </w:p>
-    <w:bookmarkStart w:id="39" w:name="X907158c9951fde98875a8012979df42f0e58ba5"/>
+    <w:bookmarkStart w:id="28" w:name="X907158c9951fde98875a8012979df42f0e58ba5"/>
     <w:p>
       <w:pPr>
         <w:pStyle w:val="Heading2"/>
@@ -12773,18 +12741,18 @@
           <wp:inline>
             <wp:extent cx="6108700" cy="6268520"/>
             <wp:effectExtent b="0" l="0" r="0" t="0"/>
-            <wp:docPr descr="" title="" id="28" name="Picture"/>
+            <wp:docPr descr="" title="" id="17" name="Picture"/>
             <a:graphic>
               <a:graphicData uri="http://schemas.openxmlformats.org/drawingml/2006/picture">
                 <pic:pic>
                   <pic:nvPicPr>
-                    <pic:cNvPr descr="figures/fig1.png" id="29" name="Picture"/>
+                    <pic:cNvPr descr="figures/fig1.png" id="18" name="Picture"/>
                     <pic:cNvPicPr>
                       <a:picLocks noChangeArrowheads="1" noChangeAspect="1"/>
                     </pic:cNvPicPr>
                   </pic:nvPicPr>
                   <pic:blipFill>
-                    <a:blip r:embed="rId27"/>
+                    <a:blip r:embed="rId16"/>
                     <a:stretch>
                       <a:fillRect/>
                     </a:stretch>
@@ -13039,18 +13007,18 @@
           <wp:inline>
             <wp:extent cx="6108700" cy="3832109"/>
             <wp:effectExtent b="0" l="0" r="0" t="0"/>
-            <wp:docPr descr="" title="" id="31" name="Picture"/>
+            <wp:docPr descr="" title="" id="20" name="Picture"/>
             <a:graphic>
               <a:graphicData uri="http://schemas.openxmlformats.org/drawingml/2006/picture">
                 <pic:pic>
                   <pic:nvPicPr>
-                    <pic:cNvPr descr="figures/fig2.png" id="32" name="Picture"/>
+                    <pic:cNvPr descr="figures/fig2.png" id="21" name="Picture"/>
                     <pic:cNvPicPr>
                       <a:picLocks noChangeArrowheads="1" noChangeAspect="1"/>
                     </pic:cNvPicPr>
                   </pic:nvPicPr>
                   <pic:blipFill>
-                    <a:blip r:embed="rId30"/>
+                    <a:blip r:embed="rId19"/>
                     <a:stretch>
                       <a:fillRect/>
                     </a:stretch>
@@ -13185,18 +13153,18 @@
           <wp:inline>
             <wp:extent cx="4742014" cy="6690283"/>
             <wp:effectExtent b="0" l="0" r="0" t="0"/>
-            <wp:docPr descr="" title="" id="34" name="Picture"/>
+            <wp:docPr descr="" title="" id="23" name="Picture"/>
             <a:graphic>
               <a:graphicData uri="http://schemas.openxmlformats.org/drawingml/2006/picture">
                 <pic:pic>
                   <pic:nvPicPr>
-                    <pic:cNvPr descr="figures/fig3.png" id="35" name="Picture"/>
+                    <pic:cNvPr descr="figures/fig3.png" id="24" name="Picture"/>
                     <pic:cNvPicPr>
                       <a:picLocks noChangeArrowheads="1" noChangeAspect="1"/>
                     </pic:cNvPicPr>
                   </pic:nvPicPr>
                   <pic:blipFill>
-                    <a:blip r:embed="rId33"/>
+                    <a:blip r:embed="rId22"/>
                     <a:stretch>
                       <a:fillRect/>
                     </a:stretch>
@@ -13300,25 +13268,27 @@
           </m:rPr>
           <m:t>/</m:t>
         </m:r>
-        <m:d>
-          <m:dPr>
-            <m:begChr m:val="("/>
-            <m:endChr m:val=")"/>
-            <m:sepChr m:val=""/>
-            <m:grow/>
-          </m:dPr>
-          <m:e>
-            <m:r>
-              <m:t>2</m:t>
-            </m:r>
-            <m:r>
-              <m:rPr>
-                <m:sty m:val="p"/>
-              </m:rPr>
-              <m:t>γ</m:t>
-            </m:r>
-          </m:e>
-        </m:d>
+        <m:r>
+          <m:rPr>
+            <m:sty m:val="p"/>
+          </m:rPr>
+          <m:t>(</m:t>
+        </m:r>
+        <m:r>
+          <m:t>2</m:t>
+        </m:r>
+        <m:r>
+          <m:rPr>
+            <m:sty m:val="p"/>
+          </m:rPr>
+          <m:t>γ</m:t>
+        </m:r>
+        <m:r>
+          <m:rPr>
+            <m:sty m:val="p"/>
+          </m:rPr>
+          <m:t>)</m:t>
+        </m:r>
       </m:oMath>
       <w:r>
         <w:t xml:space="preserve">; распределение при этом теряет левую ветвь. Одновременно уменьшается доля капилляров всех радиусов за счет сужения. Существенно, что кривые на моменты</w:t>
@@ -13379,18 +13349,18 @@
           <wp:inline>
             <wp:extent cx="5725338" cy="3124582"/>
             <wp:effectExtent b="0" l="0" r="0" t="0"/>
-            <wp:docPr descr="" title="" id="37" name="Picture"/>
+            <wp:docPr descr="" title="" id="26" name="Picture"/>
             <a:graphic>
               <a:graphicData uri="http://schemas.openxmlformats.org/drawingml/2006/picture">
                 <pic:pic>
                   <pic:nvPicPr>
-                    <pic:cNvPr descr="figures/fig6.png" id="38" name="Picture"/>
+                    <pic:cNvPr descr="figures/fig6.png" id="27" name="Picture"/>
                     <pic:cNvPicPr>
                       <a:picLocks noChangeArrowheads="1" noChangeAspect="1"/>
                     </pic:cNvPicPr>
                   </pic:nvPicPr>
                   <pic:blipFill>
-                    <a:blip r:embed="rId36"/>
+                    <a:blip r:embed="rId25"/>
                     <a:stretch>
                       <a:fillRect/>
                     </a:stretch>
@@ -13425,8 +13395,8 @@
         <w:t xml:space="preserve">Рис. 4. Функция распределения пор по размерам в ячейке у нагнетательной скважины: начальное распределение и распределения на моменты t₁ = 195 сут и t₃ = 2394 сут.</w:t>
       </w:r>
     </w:p>
-    <w:bookmarkEnd w:id="39"/>
-    <w:bookmarkStart w:id="46" w:name="Xc0ef8bbf608926fd55de81b602a49e7ab68013d"/>
+    <w:bookmarkEnd w:id="28"/>
+    <w:bookmarkStart w:id="35" w:name="Xc0ef8bbf608926fd55de81b602a49e7ab68013d"/>
     <w:p>
       <w:pPr>
         <w:pStyle w:val="Heading2"/>
@@ -13483,18 +13453,18 @@
           <wp:inline>
             <wp:extent cx="6014822" cy="3115392"/>
             <wp:effectExtent b="0" l="0" r="0" t="0"/>
-            <wp:docPr descr="" title="" id="41" name="Picture"/>
+            <wp:docPr descr="" title="" id="30" name="Picture"/>
             <a:graphic>
               <a:graphicData uri="http://schemas.openxmlformats.org/drawingml/2006/picture">
                 <pic:pic>
                   <pic:nvPicPr>
-                    <pic:cNvPr descr="figures/fig4.png" id="42" name="Picture"/>
+                    <pic:cNvPr descr="figures/fig4.png" id="31" name="Picture"/>
                     <pic:cNvPicPr>
                       <a:picLocks noChangeArrowheads="1" noChangeAspect="1"/>
                     </pic:cNvPicPr>
                   </pic:nvPicPr>
                   <pic:blipFill>
-                    <a:blip r:embed="rId40"/>
+                    <a:blip r:embed="rId29"/>
                     <a:stretch>
                       <a:fillRect/>
                     </a:stretch>
@@ -13592,18 +13562,18 @@
           <wp:inline>
             <wp:extent cx="6108700" cy="4185439"/>
             <wp:effectExtent b="0" l="0" r="0" t="0"/>
-            <wp:docPr descr="" title="" id="44" name="Picture"/>
+            <wp:docPr descr="" title="" id="33" name="Picture"/>
             <a:graphic>
               <a:graphicData uri="http://schemas.openxmlformats.org/drawingml/2006/picture">
                 <pic:pic>
                   <pic:nvPicPr>
-                    <pic:cNvPr descr="figures/fig7.png" id="45" name="Picture"/>
+                    <pic:cNvPr descr="figures/fig7.png" id="34" name="Picture"/>
                     <pic:cNvPicPr>
                       <a:picLocks noChangeArrowheads="1" noChangeAspect="1"/>
                     </pic:cNvPicPr>
                   </pic:nvPicPr>
                   <pic:blipFill>
-                    <a:blip r:embed="rId43"/>
+                    <a:blip r:embed="rId32"/>
                     <a:stretch>
                       <a:fillRect/>
                     </a:stretch>
@@ -13713,8 +13683,8 @@
       <w:tblPr>
         <w:tblStyle w:val="Table"/>
         <w:tblW w:type="pct" w:w="5000"/>
+        <w:tblLayout w:type="fixed"/>
         <w:tblLook w:firstRow="1" w:lastRow="0" w:firstColumn="0" w:lastColumn="0" w:noHBand="0" w:noVBand="0" w:val="0020"/>
-        <w:jc w:val="start"/>
       </w:tblPr>
       <w:tblGrid>
         <w:gridCol w:w="990"/>
@@ -13728,14 +13698,13 @@
       </w:tblGrid>
       <w:tr>
         <w:trPr>
-          <w:tblHeader w:val="true"/>
+          <w:tblHeader w:val="on"/>
         </w:trPr>
         <w:tc>
           <w:tcPr/>
           <w:p>
             <w:pPr>
               <w:pStyle w:val="Compact"/>
-              <w:jc w:val="left"/>
             </w:pPr>
             <w:r>
               <w:t xml:space="preserve">Вариант</w:t>
@@ -13747,7 +13716,6 @@
           <w:p>
             <w:pPr>
               <w:pStyle w:val="Compact"/>
-              <w:jc w:val="left"/>
             </w:pPr>
             <m:oMath>
               <m:sSub>
@@ -13773,7 +13741,6 @@
           <w:p>
             <w:pPr>
               <w:pStyle w:val="Compact"/>
-              <w:jc w:val="left"/>
             </w:pPr>
             <m:oMath>
               <m:sSub>
@@ -13799,7 +13766,6 @@
           <w:p>
             <w:pPr>
               <w:pStyle w:val="Compact"/>
-              <w:jc w:val="left"/>
             </w:pPr>
             <w:r>
               <w:t xml:space="preserve">КИН</w:t>
@@ -13811,7 +13777,6 @@
           <w:p>
             <w:pPr>
               <w:pStyle w:val="Compact"/>
-              <w:jc w:val="left"/>
             </w:pPr>
             <w:r>
               <w:t xml:space="preserve">Накопленная добыча нефти, м³</w:t>
@@ -13823,7 +13788,6 @@
           <w:p>
             <w:pPr>
               <w:pStyle w:val="Compact"/>
-              <w:jc w:val="left"/>
             </w:pPr>
             <w:r>
               <w:t xml:space="preserve">Средняя температура на</w:t>
@@ -13855,10 +13819,12 @@
           <w:p>
             <w:pPr>
               <w:pStyle w:val="Compact"/>
-              <w:jc w:val="left"/>
             </w:pPr>
             <m:oMath>
               <m:r>
+                <m:rPr>
+                  <m:sty m:val="p"/>
+                </m:rPr>
                 <m:t>Δ</m:t>
               </m:r>
             </m:oMath>
@@ -13872,10 +13838,12 @@
           <w:p>
             <w:pPr>
               <w:pStyle w:val="Compact"/>
-              <w:jc w:val="left"/>
             </w:pPr>
             <m:oMath>
               <m:r>
+                <m:rPr>
+                  <m:sty m:val="p"/>
+                </m:rPr>
                 <m:t>Δ</m:t>
               </m:r>
               <m:sSub>
@@ -13903,7 +13871,6 @@
           <w:p>
             <w:pPr>
               <w:pStyle w:val="Compact"/>
-              <w:jc w:val="left"/>
             </w:pPr>
             <w:r>
               <w:t xml:space="preserve">1. Теплообмен учитывается,</w:t>
@@ -13941,7 +13908,6 @@
           <w:p>
             <w:pPr>
               <w:pStyle w:val="Compact"/>
-              <w:jc w:val="left"/>
             </w:pPr>
             <w:r>
               <w:t xml:space="preserve">195</w:t>
@@ -13953,7 +13919,6 @@
           <w:p>
             <w:pPr>
               <w:pStyle w:val="Compact"/>
-              <w:jc w:val="left"/>
             </w:pPr>
             <w:r>
               <w:t xml:space="preserve">2394</w:t>
@@ -13965,7 +13930,6 @@
           <w:p>
             <w:pPr>
               <w:pStyle w:val="Compact"/>
-              <w:jc w:val="left"/>
             </w:pPr>
             <w:r>
               <w:t xml:space="preserve">0.5262</w:t>
@@ -13977,7 +13941,6 @@
           <w:p>
             <w:pPr>
               <w:pStyle w:val="Compact"/>
-              <w:jc w:val="left"/>
             </w:pPr>
             <w:r>
               <w:t xml:space="preserve">51781</w:t>
@@ -13989,7 +13952,6 @@
           <w:p>
             <w:pPr>
               <w:pStyle w:val="Compact"/>
-              <w:jc w:val="left"/>
             </w:pPr>
             <w:r>
               <w:t xml:space="preserve">39.7</w:t>
@@ -14001,7 +13963,6 @@
           <w:p>
             <w:pPr>
               <w:pStyle w:val="Compact"/>
-              <w:jc w:val="left"/>
             </w:pPr>
             <w:r>
               <w:t xml:space="preserve">—</w:t>
@@ -14013,7 +13974,6 @@
           <w:p>
             <w:pPr>
               <w:pStyle w:val="Compact"/>
-              <w:jc w:val="left"/>
             </w:pPr>
             <w:r>
               <w:t xml:space="preserve">—</w:t>
@@ -14027,7 +13987,6 @@
           <w:p>
             <w:pPr>
               <w:pStyle w:val="Compact"/>
-              <w:jc w:val="left"/>
             </w:pPr>
             <w:r>
               <w:t xml:space="preserve">2. Теплообмен не учитывается,</w:t>
@@ -14065,7 +14024,6 @@
           <w:p>
             <w:pPr>
               <w:pStyle w:val="Compact"/>
-              <w:jc w:val="left"/>
             </w:pPr>
             <w:r>
               <w:t xml:space="preserve">198</w:t>
@@ -14077,7 +14035,6 @@
           <w:p>
             <w:pPr>
               <w:pStyle w:val="Compact"/>
-              <w:jc w:val="left"/>
             </w:pPr>
             <w:r>
               <w:t xml:space="preserve">2660</w:t>
@@ -14089,7 +14046,6 @@
           <w:p>
             <w:pPr>
               <w:pStyle w:val="Compact"/>
-              <w:jc w:val="left"/>
             </w:pPr>
             <w:r>
               <w:t xml:space="preserve">0.5048</w:t>
@@ -14101,7 +14057,6 @@
           <w:p>
             <w:pPr>
               <w:pStyle w:val="Compact"/>
-              <w:jc w:val="left"/>
             </w:pPr>
             <w:r>
               <w:t xml:space="preserve">49668</w:t>
@@ -14113,7 +14068,6 @@
           <w:p>
             <w:pPr>
               <w:pStyle w:val="Compact"/>
-              <w:jc w:val="left"/>
             </w:pPr>
             <w:r>
               <w:t xml:space="preserve">21.1</w:t>
@@ -14125,7 +14079,6 @@
           <w:p>
             <w:pPr>
               <w:pStyle w:val="Compact"/>
-              <w:jc w:val="left"/>
             </w:pPr>
             <w:r>
               <w:t xml:space="preserve">−4.1</w:t>
@@ -14137,7 +14090,6 @@
           <w:p>
             <w:pPr>
               <w:pStyle w:val="Compact"/>
-              <w:jc w:val="left"/>
             </w:pPr>
             <w:r>
               <w:t xml:space="preserve">+11.1</w:t>
@@ -14151,7 +14103,6 @@
           <w:p>
             <w:pPr>
               <w:pStyle w:val="Compact"/>
-              <w:jc w:val="left"/>
             </w:pPr>
             <w:r>
               <w:t xml:space="preserve">3. Теплообмен не учитывается,</w:t>
@@ -14189,7 +14140,6 @@
           <w:p>
             <w:pPr>
               <w:pStyle w:val="Compact"/>
-              <w:jc w:val="left"/>
             </w:pPr>
             <w:r>
               <w:t xml:space="preserve">195</w:t>
@@ -14201,7 +14151,6 @@
           <w:p>
             <w:pPr>
               <w:pStyle w:val="Compact"/>
-              <w:jc w:val="left"/>
             </w:pPr>
             <w:r>
               <w:t xml:space="preserve">1379</w:t>
@@ -14213,7 +14162,6 @@
           <w:p>
             <w:pPr>
               <w:pStyle w:val="Compact"/>
-              <w:jc w:val="left"/>
             </w:pPr>
             <w:r>
               <w:t xml:space="preserve">0.4430</w:t>
@@ -14225,7 +14173,6 @@
           <w:p>
             <w:pPr>
               <w:pStyle w:val="Compact"/>
-              <w:jc w:val="left"/>
             </w:pPr>
             <w:r>
               <w:t xml:space="preserve">43592</w:t>
@@ -14237,7 +14184,6 @@
           <w:p>
             <w:pPr>
               <w:pStyle w:val="Compact"/>
-              <w:jc w:val="left"/>
             </w:pPr>
             <w:r>
               <w:t xml:space="preserve">25.7</w:t>
@@ -14249,7 +14195,6 @@
           <w:p>
             <w:pPr>
               <w:pStyle w:val="Compact"/>
-              <w:jc w:val="left"/>
             </w:pPr>
             <w:r>
               <w:t xml:space="preserve">−15.8</w:t>
@@ -14261,7 +14206,6 @@
           <w:p>
             <w:pPr>
               <w:pStyle w:val="Compact"/>
-              <w:jc w:val="left"/>
             </w:pPr>
             <w:r>
               <w:t xml:space="preserve">−42.4</w:t>
@@ -14275,7 +14219,6 @@
           <w:p>
             <w:pPr>
               <w:pStyle w:val="Compact"/>
-              <w:jc w:val="left"/>
             </w:pPr>
             <w:r>
               <w:t xml:space="preserve">4. Теплообмен по схеме Ловерье,</w:t>
@@ -14313,7 +14256,6 @@
           <w:p>
             <w:pPr>
               <w:pStyle w:val="Compact"/>
-              <w:jc w:val="left"/>
             </w:pPr>
             <w:r>
               <w:t xml:space="preserve">195</w:t>
@@ -14325,7 +14267,6 @@
           <w:p>
             <w:pPr>
               <w:pStyle w:val="Compact"/>
-              <w:jc w:val="left"/>
             </w:pPr>
             <w:r>
               <w:t xml:space="preserve">2389</w:t>
@@ -14337,7 +14278,6 @@
           <w:p>
             <w:pPr>
               <w:pStyle w:val="Compact"/>
-              <w:jc w:val="left"/>
             </w:pPr>
             <w:r>
               <w:t xml:space="preserve">0.5236</w:t>
@@ -14349,7 +14289,6 @@
           <w:p>
             <w:pPr>
               <w:pStyle w:val="Compact"/>
-              <w:jc w:val="left"/>
             </w:pPr>
             <w:r>
               <w:t xml:space="preserve">51524</w:t>
@@ -14361,7 +14300,6 @@
           <w:p>
             <w:pPr>
               <w:pStyle w:val="Compact"/>
-              <w:jc w:val="left"/>
             </w:pPr>
             <w:r>
               <w:t xml:space="preserve">37.4</w:t>
@@ -14373,7 +14311,6 @@
           <w:p>
             <w:pPr>
               <w:pStyle w:val="Compact"/>
-              <w:jc w:val="left"/>
             </w:pPr>
             <w:r>
               <w:t xml:space="preserve">−0.5</w:t>
@@ -14385,7 +14322,6 @@
           <w:p>
             <w:pPr>
               <w:pStyle w:val="Compact"/>
-              <w:jc w:val="left"/>
             </w:pPr>
             <w:r>
               <w:t xml:space="preserve">−0.2</w:t>
@@ -14399,7 +14335,6 @@
           <w:p>
             <w:pPr>
               <w:pStyle w:val="Compact"/>
-              <w:jc w:val="left"/>
             </w:pPr>
             <w:r>
               <w:t xml:space="preserve">5. Теплообмен учитывается,</w:t>
@@ -14437,7 +14372,6 @@
           <w:p>
             <w:pPr>
               <w:pStyle w:val="Compact"/>
-              <w:jc w:val="left"/>
             </w:pPr>
             <w:r>
               <w:t xml:space="preserve">193</w:t>
@@ -14449,7 +14383,6 @@
           <w:p>
             <w:pPr>
               <w:pStyle w:val="Compact"/>
-              <w:jc w:val="left"/>
             </w:pPr>
             <w:r>
               <w:t xml:space="preserve">1491</w:t>
@@ -14461,7 +14394,6 @@
           <w:p>
             <w:pPr>
               <w:pStyle w:val="Compact"/>
-              <w:jc w:val="left"/>
             </w:pPr>
             <w:r>
               <w:t xml:space="preserve">0.4623</w:t>
@@ -14473,7 +14405,6 @@
           <w:p>
             <w:pPr>
               <w:pStyle w:val="Compact"/>
-              <w:jc w:val="left"/>
             </w:pPr>
             <w:r>
               <w:t xml:space="preserve">45488</w:t>
@@ -14485,7 +14416,6 @@
           <w:p>
             <w:pPr>
               <w:pStyle w:val="Compact"/>
-              <w:jc w:val="left"/>
             </w:pPr>
             <w:r>
               <w:t xml:space="preserve">44.0</w:t>
@@ -14497,7 +14427,6 @@
           <w:p>
             <w:pPr>
               <w:pStyle w:val="Compact"/>
-              <w:jc w:val="left"/>
             </w:pPr>
             <w:r>
               <w:t xml:space="preserve">−12.2</w:t>
@@ -14509,7 +14438,6 @@
           <w:p>
             <w:pPr>
               <w:pStyle w:val="Compact"/>
-              <w:jc w:val="left"/>
             </w:pPr>
             <w:r>
               <w:t xml:space="preserve">−37.7</w:t>
@@ -14518,8 +14446,8 @@
         </w:tc>
       </w:tr>
     </w:tbl>
-    <w:bookmarkEnd w:id="46"/>
-    <w:bookmarkStart w:id="50" w:name="X3c6ea5507f2993307b5a15a814a504125385a89"/>
+    <w:bookmarkEnd w:id="35"/>
+    <w:bookmarkStart w:id="39" w:name="X3c6ea5507f2993307b5a15a814a504125385a89"/>
     <w:p>
       <w:pPr>
         <w:pStyle w:val="Heading2"/>
@@ -14545,18 +14473,18 @@
           <wp:inline>
             <wp:extent cx="5876972" cy="3694359"/>
             <wp:effectExtent b="0" l="0" r="0" t="0"/>
-            <wp:docPr descr="" title="" id="48" name="Picture"/>
+            <wp:docPr descr="" title="" id="37" name="Picture"/>
             <a:graphic>
               <a:graphicData uri="http://schemas.openxmlformats.org/drawingml/2006/picture">
                 <pic:pic>
                   <pic:nvPicPr>
-                    <pic:cNvPr descr="figures/fig5.png" id="49" name="Picture"/>
+                    <pic:cNvPr descr="figures/fig5.png" id="38" name="Picture"/>
                     <pic:cNvPicPr>
                       <a:picLocks noChangeArrowheads="1" noChangeAspect="1"/>
                     </pic:cNvPicPr>
                   </pic:nvPicPr>
                   <pic:blipFill>
-                    <a:blip r:embed="rId47"/>
+                    <a:blip r:embed="rId36"/>
                     <a:stretch>
                       <a:fillRect/>
                     </a:stretch>
@@ -14603,8 +14531,8 @@
       <w:tblPr>
         <w:tblStyle w:val="Table"/>
         <w:tblW w:type="pct" w:w="5000"/>
+        <w:tblLayout w:type="fixed"/>
         <w:tblLook w:firstRow="1" w:lastRow="0" w:firstColumn="0" w:lastColumn="0" w:noHBand="0" w:noVBand="0" w:val="0020"/>
-        <w:jc w:val="start"/>
       </w:tblPr>
       <w:tblGrid>
         <w:gridCol w:w="1320"/>
@@ -14616,14 +14544,13 @@
       </w:tblGrid>
       <w:tr>
         <w:trPr>
-          <w:tblHeader w:val="true"/>
+          <w:tblHeader w:val="on"/>
         </w:trPr>
         <w:tc>
           <w:tcPr/>
           <w:p>
             <w:pPr>
               <w:pStyle w:val="Compact"/>
-              <w:jc w:val="left"/>
             </w:pPr>
             <w:r>
               <w:t xml:space="preserve">Показатель</w:t>
@@ -14635,7 +14562,6 @@
           <w:p>
             <w:pPr>
               <w:pStyle w:val="Compact"/>
-              <w:jc w:val="left"/>
             </w:pPr>
             <w:r>
               <w:t xml:space="preserve">Эффект теплообмена при наличии парафина</w:t>
@@ -14647,7 +14573,6 @@
           <w:p>
             <w:pPr>
               <w:pStyle w:val="Compact"/>
-              <w:jc w:val="left"/>
             </w:pPr>
             <w:r>
               <w:t xml:space="preserve">Эффект теплообмена без парафина</w:t>
@@ -14659,7 +14584,6 @@
           <w:p>
             <w:pPr>
               <w:pStyle w:val="Compact"/>
-              <w:jc w:val="left"/>
             </w:pPr>
             <w:r>
               <w:t xml:space="preserve">Эффект парафина при учете теплообмена</w:t>
@@ -14671,7 +14595,6 @@
           <w:p>
             <w:pPr>
               <w:pStyle w:val="Compact"/>
-              <w:jc w:val="left"/>
             </w:pPr>
             <w:r>
               <w:t xml:space="preserve">Эффект парафина без учета теплообмена</w:t>
@@ -14683,7 +14606,6 @@
           <w:p>
             <w:pPr>
               <w:pStyle w:val="Compact"/>
-              <w:jc w:val="left"/>
             </w:pPr>
             <w:r>
               <w:t xml:space="preserve">Взаимодействие</w:t>
@@ -14697,7 +14619,6 @@
           <w:p>
             <w:pPr>
               <w:pStyle w:val="Compact"/>
-              <w:jc w:val="left"/>
             </w:pPr>
             <w:r>
               <w:t xml:space="preserve">КИН</w:t>
@@ -14709,7 +14630,6 @@
           <w:p>
             <w:pPr>
               <w:pStyle w:val="Compact"/>
-              <w:jc w:val="left"/>
             </w:pPr>
             <w:r>
               <w:t xml:space="preserve">+0.0215</w:t>
@@ -14721,7 +14641,6 @@
           <w:p>
             <w:pPr>
               <w:pStyle w:val="Compact"/>
-              <w:jc w:val="left"/>
             </w:pPr>
             <w:r>
               <w:t xml:space="preserve">+0.0193</w:t>
@@ -14733,7 +14652,6 @@
           <w:p>
             <w:pPr>
               <w:pStyle w:val="Compact"/>
-              <w:jc w:val="left"/>
             </w:pPr>
             <w:r>
               <w:t xml:space="preserve">+0.0640</w:t>
@@ -14745,7 +14663,6 @@
           <w:p>
             <w:pPr>
               <w:pStyle w:val="Compact"/>
-              <w:jc w:val="left"/>
             </w:pPr>
             <w:r>
               <w:t xml:space="preserve">+0.0617</w:t>
@@ -14757,7 +14674,6 @@
           <w:p>
             <w:pPr>
               <w:pStyle w:val="Compact"/>
-              <w:jc w:val="left"/>
             </w:pPr>
             <w:r>
               <w:t xml:space="preserve">+0.0022</w:t>
@@ -14771,7 +14687,6 @@
           <w:p>
             <w:pPr>
               <w:pStyle w:val="Compact"/>
-              <w:jc w:val="left"/>
             </w:pPr>
             <m:oMath>
               <m:sSub>
@@ -14797,7 +14712,6 @@
           <w:p>
             <w:pPr>
               <w:pStyle w:val="Compact"/>
-              <w:jc w:val="left"/>
             </w:pPr>
             <w:r>
               <w:t xml:space="preserve">−266</w:t>
@@ -14809,7 +14723,6 @@
           <w:p>
             <w:pPr>
               <w:pStyle w:val="Compact"/>
-              <w:jc w:val="left"/>
             </w:pPr>
             <w:r>
               <w:t xml:space="preserve">+113</w:t>
@@ -14821,7 +14734,6 @@
           <w:p>
             <w:pPr>
               <w:pStyle w:val="Compact"/>
-              <w:jc w:val="left"/>
             </w:pPr>
             <w:r>
               <w:t xml:space="preserve">+903</w:t>
@@ -14833,7 +14745,6 @@
           <w:p>
             <w:pPr>
               <w:pStyle w:val="Compact"/>
-              <w:jc w:val="left"/>
             </w:pPr>
             <w:r>
               <w:t xml:space="preserve">+1282</w:t>
@@ -14845,7 +14756,6 @@
           <w:p>
             <w:pPr>
               <w:pStyle w:val="Compact"/>
-              <w:jc w:val="left"/>
             </w:pPr>
             <w:r>
               <w:t xml:space="preserve">−379</w:t>
@@ -14942,8 +14852,8 @@
         <w:t xml:space="preserve">Отдельного пояснения требует направление влияния самого парафина. При фиксированной отсечке по обводненности наличие парафина повышает расчетный коэффициент извлечения: 0.5262 против 0.4623 при учете теплообмена. Это не свидетельствует о благоприятном влиянии парафинизации. Кольматация замедляет продвижение воды, и предельная обводненность достигается существенно позже — через 2394 сут вместо 1491, то есть процесс растягивается в 1.6 раза. Дополнительные 6.3 тыс. м³ нефти отбираются на поздней, высокообводненной стадии, когда дебит по нефти падает до 4.5 м³/сут, а на каждый кубометр нефти приходятся десятки кубометров попутно добываемой воды. Прирост коэффициента извлечения оплачивается сроком разработки и объемом подготовки воды, а не является преимуществом.</w:t>
       </w:r>
     </w:p>
-    <w:bookmarkEnd w:id="50"/>
-    <w:bookmarkStart w:id="51" w:name="Xf74f72c084d8f83c52e487a01bf35f2456c6e87"/>
+    <w:bookmarkEnd w:id="39"/>
+    <w:bookmarkStart w:id="40" w:name="Xf74f72c084d8f83c52e487a01bf35f2456c6e87"/>
     <w:p>
       <w:pPr>
         <w:pStyle w:val="Heading2"/>
@@ -14991,8 +14901,8 @@
         <w:t xml:space="preserve">Существенно, что расхождение между двумя моделями теплообмена (0.5% по коэффициенту извлечения) на порядок меньше самого исследуемого эффекта учета теплообмена (4.1%). Следовательно, вывод о необходимости учитывать теплообмен с вмещающими породами не является следствием выбора конкретного приближения и сохраняется при любом из двух рассмотренных.</w:t>
       </w:r>
     </w:p>
-    <w:bookmarkEnd w:id="51"/>
-    <w:bookmarkStart w:id="52" w:name="ограничения-модели"/>
+    <w:bookmarkEnd w:id="40"/>
+    <w:bookmarkStart w:id="41" w:name="ограничения-модели"/>
     <w:p>
       <w:pPr>
         <w:pStyle w:val="Heading2"/>
@@ -15041,9 +14951,9 @@
         <w:t xml:space="preserve">Зависимость вязкости от давления не учитывалась. При перепаде 150 бар пьезовязкий эффект для нефти оценивается в 15–60% и, таким образом, сопоставим по величине с температурным; его включение требует отдельного обоснования выбора коэффициента пьезовязкости.</w:t>
       </w:r>
     </w:p>
-    <w:bookmarkEnd w:id="52"/>
-    <w:bookmarkEnd w:id="53"/>
-    <w:bookmarkStart w:id="54" w:name="заключение"/>
+    <w:bookmarkEnd w:id="41"/>
+    <w:bookmarkEnd w:id="42"/>
+    <w:bookmarkStart w:id="43" w:name="заключение"/>
     <w:p>
       <w:pPr>
         <w:pStyle w:val="Heading1"/>
@@ -15193,8 +15103,8 @@
         <w:t xml:space="preserve">При проектировании разработки парафинистых залежей маломощных пластов учет теплообмена через кровлю и подошву и содержания растворенного парафина необходим: без них прогноз коэффициента извлечения оказывается заниженным на 4% при пренебрежении теплообменом и на 16% при пренебрежении обоими факторами, а прогноз длительности разработки смещается на десятки процентов.</w:t>
       </w:r>
     </w:p>
-    <w:bookmarkEnd w:id="54"/>
-    <w:bookmarkStart w:id="55" w:name="список-литературы"/>
+    <w:bookmarkEnd w:id="43"/>
+    <w:bookmarkStart w:id="44" w:name="список-литературы"/>
     <w:p>
       <w:pPr>
         <w:pStyle w:val="Heading1"/>
@@ -15205,16 +15115,16 @@
     </w:p>
     <w:p>
       <w:pPr>
+        <w:pStyle w:val="Compact"/>
         <w:numPr>
           <w:ilvl w:val="0"/>
           <w:numId w:val="1002"/>
         </w:numPr>
-        <w:pStyle w:val="Compact"/>
       </w:pPr>
       <w:r>
         <w:rPr>
+          <w:i/>
           <w:iCs/>
-          <w:i/>
         </w:rPr>
         <w:t xml:space="preserve">Коробов Г.Ю., Парфенов Д.В., Нгуен Ван Тханг.</w:t>
       </w:r>
@@ -15227,16 +15137,16 @@
     </w:p>
     <w:p>
       <w:pPr>
+        <w:pStyle w:val="Compact"/>
         <w:numPr>
           <w:ilvl w:val="0"/>
           <w:numId w:val="1002"/>
         </w:numPr>
-        <w:pStyle w:val="Compact"/>
       </w:pPr>
       <w:r>
         <w:rPr>
+          <w:i/>
           <w:iCs/>
-          <w:i/>
         </w:rPr>
         <w:t xml:space="preserve">Mozes G.Y.</w:t>
       </w:r>
@@ -15249,16 +15159,16 @@
     </w:p>
     <w:p>
       <w:pPr>
+        <w:pStyle w:val="Compact"/>
         <w:numPr>
           <w:ilvl w:val="0"/>
           <w:numId w:val="1002"/>
         </w:numPr>
-        <w:pStyle w:val="Compact"/>
       </w:pPr>
       <w:r>
         <w:rPr>
+          <w:i/>
           <w:iCs/>
-          <w:i/>
         </w:rPr>
         <w:t xml:space="preserve">Sandyga M.S., Struchkov I.A., Rogachev M.K.</w:t>
       </w:r>
@@ -15271,11 +15181,11 @@
     </w:p>
     <w:p>
       <w:pPr>
+        <w:pStyle w:val="Compact"/>
         <w:numPr>
           <w:ilvl w:val="0"/>
           <w:numId w:val="1002"/>
         </w:numPr>
-        <w:pStyle w:val="Compact"/>
       </w:pPr>
       <w:r>
         <w:t xml:space="preserve">[TODO: источник — публикация в ТВТ по неизотермической фильтрации или тепломассопереносу в пористых средах; обязательна по правилам журнала, подобрать в архиве http://www.mathnet.ru/tvt]</w:t>
@@ -15283,16 +15193,16 @@
     </w:p>
     <w:p>
       <w:pPr>
+        <w:pStyle w:val="Compact"/>
         <w:numPr>
           <w:ilvl w:val="0"/>
           <w:numId w:val="1002"/>
         </w:numPr>
-        <w:pStyle w:val="Compact"/>
       </w:pPr>
       <w:r>
         <w:rPr>
+          <w:i/>
           <w:iCs/>
-          <w:i/>
         </w:rPr>
         <w:t xml:space="preserve">Lauwerier H.A.</w:t>
       </w:r>
@@ -15305,16 +15215,16 @@
     </w:p>
     <w:p>
       <w:pPr>
+        <w:pStyle w:val="Compact"/>
         <w:numPr>
           <w:ilvl w:val="0"/>
           <w:numId w:val="1002"/>
         </w:numPr>
-        <w:pStyle w:val="Compact"/>
       </w:pPr>
       <w:r>
         <w:rPr>
+          <w:i/>
           <w:iCs/>
-          <w:i/>
         </w:rPr>
         <w:t xml:space="preserve">Алишаев М.Г.</w:t>
       </w:r>
@@ -15327,16 +15237,16 @@
     </w:p>
     <w:p>
       <w:pPr>
+        <w:pStyle w:val="Compact"/>
         <w:numPr>
           <w:ilvl w:val="0"/>
           <w:numId w:val="1002"/>
         </w:numPr>
-        <w:pStyle w:val="Compact"/>
       </w:pPr>
       <w:r>
         <w:rPr>
+          <w:i/>
           <w:iCs/>
-          <w:i/>
         </w:rPr>
         <w:t xml:space="preserve">Vinsome P.K.W., Westerveld J.</w:t>
       </w:r>
@@ -15349,16 +15259,16 @@
     </w:p>
     <w:p>
       <w:pPr>
+        <w:pStyle w:val="Compact"/>
         <w:numPr>
           <w:ilvl w:val="0"/>
           <w:numId w:val="1002"/>
         </w:numPr>
-        <w:pStyle w:val="Compact"/>
       </w:pPr>
       <w:r>
         <w:rPr>
+          <w:i/>
           <w:iCs/>
-          <w:i/>
         </w:rPr>
         <w:t xml:space="preserve">Pruess K., Oldenburg C., Moridis G.</w:t>
       </w:r>
@@ -15371,16 +15281,16 @@
     </w:p>
     <w:p>
       <w:pPr>
+        <w:pStyle w:val="Compact"/>
         <w:numPr>
           <w:ilvl w:val="0"/>
           <w:numId w:val="1002"/>
         </w:numPr>
-        <w:pStyle w:val="Compact"/>
       </w:pPr>
       <w:r>
         <w:rPr>
+          <w:i/>
           <w:iCs/>
-          <w:i/>
         </w:rPr>
         <w:t xml:space="preserve">Nikiforov A.I., Sadovnikov R.V., Nikiforov G.A.</w:t>
       </w:r>
@@ -15393,16 +15303,16 @@
     </w:p>
     <w:p>
       <w:pPr>
+        <w:pStyle w:val="Compact"/>
         <w:numPr>
           <w:ilvl w:val="0"/>
           <w:numId w:val="1002"/>
         </w:numPr>
-        <w:pStyle w:val="Compact"/>
       </w:pPr>
       <w:r>
         <w:rPr>
+          <w:i/>
           <w:iCs/>
-          <w:i/>
         </w:rPr>
         <w:t xml:space="preserve">Wang Sh., Civan F.</w:t>
       </w:r>
@@ -15415,16 +15325,16 @@
     </w:p>
     <w:p>
       <w:pPr>
+        <w:pStyle w:val="Compact"/>
         <w:numPr>
           <w:ilvl w:val="0"/>
           <w:numId w:val="1002"/>
         </w:numPr>
-        <w:pStyle w:val="Compact"/>
       </w:pPr>
       <w:r>
         <w:rPr>
+          <w:i/>
           <w:iCs/>
-          <w:i/>
         </w:rPr>
         <w:t xml:space="preserve">Wang Sh., Civan F.</w:t>
       </w:r>
@@ -15437,16 +15347,16 @@
     </w:p>
     <w:p>
       <w:pPr>
+        <w:pStyle w:val="Compact"/>
         <w:numPr>
           <w:ilvl w:val="0"/>
           <w:numId w:val="1002"/>
         </w:numPr>
-        <w:pStyle w:val="Compact"/>
       </w:pPr>
       <w:r>
         <w:rPr>
+          <w:i/>
           <w:iCs/>
-          <w:i/>
         </w:rPr>
         <w:t xml:space="preserve">Weingarten J.S., Euchner J.A.</w:t>
       </w:r>
@@ -15459,16 +15369,16 @@
     </w:p>
     <w:p>
       <w:pPr>
+        <w:pStyle w:val="Compact"/>
         <w:numPr>
           <w:ilvl w:val="0"/>
           <w:numId w:val="1002"/>
         </w:numPr>
-        <w:pStyle w:val="Compact"/>
       </w:pPr>
       <w:r>
         <w:rPr>
+          <w:i/>
           <w:iCs/>
-          <w:i/>
         </w:rPr>
         <w:t xml:space="preserve">Ring J.N., Wattenbarger R.A., Keating J.F., Peddibhotla S.</w:t>
       </w:r>
@@ -15481,16 +15391,16 @@
     </w:p>
     <w:p>
       <w:pPr>
+        <w:pStyle w:val="Compact"/>
         <w:numPr>
           <w:ilvl w:val="0"/>
           <w:numId w:val="1002"/>
         </w:numPr>
-        <w:pStyle w:val="Compact"/>
       </w:pPr>
       <w:r>
         <w:rPr>
+          <w:i/>
           <w:iCs/>
-          <w:i/>
         </w:rPr>
         <w:t xml:space="preserve">Adeyanju O.A., Oyekunle L.O.</w:t>
       </w:r>
@@ -15503,16 +15413,16 @@
     </w:p>
     <w:p>
       <w:pPr>
+        <w:pStyle w:val="Compact"/>
         <w:numPr>
           <w:ilvl w:val="0"/>
           <w:numId w:val="1002"/>
         </w:numPr>
-        <w:pStyle w:val="Compact"/>
       </w:pPr>
       <w:r>
         <w:rPr>
+          <w:i/>
           <w:iCs/>
-          <w:i/>
         </w:rPr>
         <w:t xml:space="preserve">Kozeny J.</w:t>
       </w:r>
@@ -15525,16 +15435,16 @@
     </w:p>
     <w:p>
       <w:pPr>
+        <w:pStyle w:val="Compact"/>
         <w:numPr>
           <w:ilvl w:val="0"/>
           <w:numId w:val="1002"/>
         </w:numPr>
-        <w:pStyle w:val="Compact"/>
       </w:pPr>
       <w:r>
         <w:rPr>
+          <w:i/>
           <w:iCs/>
-          <w:i/>
         </w:rPr>
         <w:t xml:space="preserve">Nikiforov A.I., Zakirov T.R., Nikiforov G.A.</w:t>
       </w:r>
@@ -15547,16 +15457,16 @@
     </w:p>
     <w:p>
       <w:pPr>
+        <w:pStyle w:val="Compact"/>
         <w:numPr>
           <w:ilvl w:val="0"/>
           <w:numId w:val="1002"/>
         </w:numPr>
-        <w:pStyle w:val="Compact"/>
       </w:pPr>
       <w:r>
         <w:rPr>
+          <w:i/>
           <w:iCs/>
-          <w:i/>
         </w:rPr>
         <w:t xml:space="preserve">Burdine N.T.</w:t>
       </w:r>
@@ -15569,16 +15479,16 @@
     </w:p>
     <w:p>
       <w:pPr>
+        <w:pStyle w:val="Compact"/>
         <w:numPr>
           <w:ilvl w:val="0"/>
           <w:numId w:val="1002"/>
         </w:numPr>
-        <w:pStyle w:val="Compact"/>
       </w:pPr>
       <w:r>
         <w:rPr>
+          <w:i/>
           <w:iCs/>
-          <w:i/>
         </w:rPr>
         <w:t xml:space="preserve">Никифоров А.И., Никаньшин Д.П.</w:t>
       </w:r>
@@ -15591,16 +15501,16 @@
     </w:p>
     <w:p>
       <w:pPr>
+        <w:pStyle w:val="Compact"/>
         <w:numPr>
           <w:ilvl w:val="0"/>
           <w:numId w:val="1002"/>
         </w:numPr>
-        <w:pStyle w:val="Compact"/>
       </w:pPr>
       <w:r>
         <w:rPr>
+          <w:i/>
           <w:iCs/>
-          <w:i/>
         </w:rPr>
         <w:t xml:space="preserve">Mousavi Dehghani S.A., Vafaie Sefti M., Mehdizadeh H., Shirkhanloo H.</w:t>
       </w:r>
@@ -15613,16 +15523,16 @@
     </w:p>
     <w:p>
       <w:pPr>
+        <w:pStyle w:val="Compact"/>
         <w:numPr>
           <w:ilvl w:val="0"/>
           <w:numId w:val="1002"/>
         </w:numPr>
-        <w:pStyle w:val="Compact"/>
       </w:pPr>
       <w:r>
         <w:rPr>
+          <w:i/>
           <w:iCs/>
-          <w:i/>
         </w:rPr>
         <w:t xml:space="preserve">Чекалин А.Н., Конюхов В.М., Костерин А.В.</w:t>
       </w:r>
@@ -15635,16 +15545,16 @@
     </w:p>
     <w:p>
       <w:pPr>
+        <w:pStyle w:val="Compact"/>
         <w:numPr>
           <w:ilvl w:val="0"/>
           <w:numId w:val="1002"/>
         </w:numPr>
-        <w:pStyle w:val="Compact"/>
       </w:pPr>
       <w:r>
         <w:rPr>
+          <w:i/>
           <w:iCs/>
-          <w:i/>
         </w:rPr>
         <w:t xml:space="preserve">Krieger I.M., Dougherty T.J.</w:t>
       </w:r>
@@ -15657,16 +15567,16 @@
     </w:p>
     <w:p>
       <w:pPr>
+        <w:pStyle w:val="Compact"/>
         <w:numPr>
           <w:ilvl w:val="0"/>
           <w:numId w:val="1002"/>
         </w:numPr>
-        <w:pStyle w:val="Compact"/>
       </w:pPr>
       <w:r>
         <w:rPr>
+          <w:i/>
           <w:iCs/>
-          <w:i/>
         </w:rPr>
         <w:t xml:space="preserve">Каневская Р.Д.</w:t>
       </w:r>
@@ -15682,10 +15592,13 @@
         <w:br w:type="page"/>
       </w:r>
     </w:p>
-    <w:bookmarkEnd w:id="55"/>
+    <w:bookmarkEnd w:id="44"/>
     <w:sectPr>
       <w:pgSz w:h="16838" w:w="11906"/>
       <w:pgMar w:bottom="567" w:footer="720" w:gutter="0" w:header="720" w:left="1418" w:right="850" w:top="850"/>
+      <w:footnotePr>
+        <w:numRestart w:val="eachSect"/>
+      </w:footnotePr>
     </w:sectPr>
   </w:body>
 </w:document>
@@ -15717,14 +15630,14 @@
 <file path=word/numbering.xml><?xml version="1.0" encoding="utf-8"?>
 <w:numbering xmlns:w="http://schemas.openxmlformats.org/wordprocessingml/2006/main">
   <w:abstractNum w:abstractNumId="990">
-    <w:nsid w:val="A990"/>
+    <w:nsid w:val="0000A990"/>
     <w:multiLevelType w:val="multilevel"/>
     <w:lvl w:ilvl="0">
       <w:numFmt w:val="bullet"/>
       <w:lvlText w:val=" "/>
       <w:lvlJc w:val="left"/>
       <w:pPr>
-        <w:ind w:left="720" w:hanging="480"/>
+        <w:ind w:left="720" w:hanging="360"/>
       </w:pPr>
     </w:lvl>
     <w:lvl w:ilvl="1">
@@ -15732,7 +15645,7 @@
       <w:lvlText w:val=" "/>
       <w:lvlJc w:val="left"/>
       <w:pPr>
-        <w:ind w:left="1440" w:hanging="480"/>
+        <w:ind w:left="1440" w:hanging="360"/>
       </w:pPr>
     </w:lvl>
     <w:lvl w:ilvl="2">
@@ -15740,7 +15653,7 @@
       <w:lvlText w:val=" "/>
       <w:lvlJc w:val="left"/>
       <w:pPr>
-        <w:ind w:left="2160" w:hanging="480"/>
+        <w:ind w:left="2160" w:hanging="360"/>
       </w:pPr>
     </w:lvl>
     <w:lvl w:ilvl="3">
@@ -15748,7 +15661,7 @@
       <w:lvlText w:val=" "/>
       <w:lvlJc w:val="left"/>
       <w:pPr>
-        <w:ind w:left="2880" w:hanging="480"/>
+        <w:ind w:left="2880" w:hanging="360"/>
       </w:pPr>
     </w:lvl>
     <w:lvl w:ilvl="4">
@@ -15756,7 +15669,7 @@
       <w:lvlText w:val=" "/>
       <w:lvlJc w:val="left"/>
       <w:pPr>
-        <w:ind w:left="3600" w:hanging="480"/>
+        <w:ind w:left="3600" w:hanging="360"/>
       </w:pPr>
     </w:lvl>
     <w:lvl w:ilvl="5">
@@ -15764,7 +15677,7 @@
       <w:lvlText w:val=" "/>
       <w:lvlJc w:val="left"/>
       <w:pPr>
-        <w:ind w:left="4320" w:hanging="480"/>
+        <w:ind w:left="4320" w:hanging="360"/>
       </w:pPr>
     </w:lvl>
     <w:lvl w:ilvl="6">
@@ -15772,7 +15685,7 @@
       <w:lvlText w:val=" "/>
       <w:lvlJc w:val="left"/>
       <w:pPr>
-        <w:ind w:left="5040" w:hanging="480"/>
+        <w:ind w:left="5040" w:hanging="360"/>
       </w:pPr>
     </w:lvl>
     <w:lvl w:ilvl="7">
@@ -15780,7 +15693,7 @@
       <w:lvlText w:val=" "/>
       <w:lvlJc w:val="left"/>
       <w:pPr>
-        <w:ind w:left="5760" w:hanging="480"/>
+        <w:ind w:left="5760" w:hanging="360"/>
       </w:pPr>
     </w:lvl>
     <w:lvl w:ilvl="8">
@@ -15788,12 +15701,12 @@
       <w:lvlText w:val=" "/>
       <w:lvlJc w:val="left"/>
       <w:pPr>
-        <w:ind w:left="6480" w:hanging="480"/>
+        <w:ind w:left="6480" w:hanging="360"/>
       </w:pPr>
     </w:lvl>
   </w:abstractNum>
   <w:abstractNum w:abstractNumId="99411">
-    <w:nsid w:val="A99411"/>
+    <w:nsid w:val="00A99411"/>
     <w:multiLevelType w:val="multilevel"/>
     <w:lvl w:ilvl="0">
       <w:start w:val="1"/>
@@ -15801,7 +15714,7 @@
       <w:lvlText w:val="%1."/>
       <w:lvlJc w:val="left"/>
       <w:pPr>
-        <w:ind w:left="720" w:hanging="480"/>
+        <w:ind w:left="720" w:hanging="360"/>
       </w:pPr>
     </w:lvl>
     <w:lvl w:ilvl="1">
@@ -15810,7 +15723,7 @@
       <w:lvlText w:val="%2."/>
       <w:lvlJc w:val="left"/>
       <w:pPr>
-        <w:ind w:left="1440" w:hanging="480"/>
+        <w:ind w:left="1440" w:hanging="360"/>
       </w:pPr>
     </w:lvl>
     <w:lvl w:ilvl="2">
@@ -15819,7 +15732,7 @@
       <w:lvlText w:val="%3."/>
       <w:lvlJc w:val="left"/>
       <w:pPr>
-        <w:ind w:left="2160" w:hanging="480"/>
+        <w:ind w:left="2160" w:hanging="360"/>
       </w:pPr>
     </w:lvl>
     <w:lvl w:ilvl="3">
@@ -15828,7 +15741,7 @@
       <w:lvlText w:val="%4."/>
       <w:lvlJc w:val="left"/>
       <w:pPr>
-        <w:ind w:left="2880" w:hanging="480"/>
+        <w:ind w:left="2880" w:hanging="360"/>
       </w:pPr>
     </w:lvl>
     <w:lvl w:ilvl="4">
@@ -15837,7 +15750,7 @@
       <w:lvlText w:val="%5."/>
       <w:lvlJc w:val="left"/>
       <w:pPr>
-        <w:ind w:left="3600" w:hanging="480"/>
+        <w:ind w:left="3600" w:hanging="360"/>
       </w:pPr>
     </w:lvl>
     <w:lvl w:ilvl="5">
@@ -15846,7 +15759,7 @@
       <w:lvlText w:val="%6."/>
       <w:lvlJc w:val="left"/>
       <w:pPr>
-        <w:ind w:left="4320" w:hanging="480"/>
+        <w:ind w:left="4320" w:hanging="360"/>
       </w:pPr>
     </w:lvl>
     <w:lvl w:ilvl="6">
@@ -15855,7 +15768,7 @@
       <w:lvlText w:val="%7."/>
       <w:lvlJc w:val="left"/>
       <w:pPr>
-        <w:ind w:left="5040" w:hanging="480"/>
+        <w:ind w:left="5040" w:hanging="360"/>
       </w:pPr>
     </w:lvl>
     <w:lvl w:ilvl="7">
@@ -15864,7 +15777,7 @@
       <w:lvlText w:val="%8."/>
       <w:lvlJc w:val="left"/>
       <w:pPr>
-        <w:ind w:left="5760" w:hanging="480"/>
+        <w:ind w:left="5760" w:hanging="360"/>
       </w:pPr>
     </w:lvl>
     <w:lvl w:ilvl="8">
@@ -15873,7 +15786,7 @@
       <w:lvlText w:val="%9."/>
       <w:lvlJc w:val="left"/>
       <w:pPr>
-        <w:ind w:left="6480" w:hanging="480"/>
+        <w:ind w:left="6480" w:hanging="360"/>
       </w:pPr>
     </w:lvl>
   </w:abstractNum>
@@ -15948,10 +15861,10 @@
   <w:docDefaults>
     <w:rPrDefault>
       <w:rPr>
-        <w:rFonts w:asciiTheme="minorHAnsi" w:cstheme="minorBidi" w:eastAsiaTheme="minorHAnsi" w:hAnsiTheme="minorHAnsi"/>
+        <w:rFonts w:asciiTheme="minorHAnsi" w:cstheme="minorBidi" w:eastAsiaTheme="minorEastAsia" w:hAnsiTheme="minorHAnsi"/>
         <w:sz w:val="24"/>
         <w:szCs w:val="24"/>
-        <w:lang w:bidi="ar-SA" w:eastAsia="en-US" w:val="en-US"/>
+        <w:lang w:bidi="ar-SA" w:eastAsia="zh-CN" w:val="en-US"/>
       </w:rPr>
     </w:rPrDefault>
     <w:pPrDefault>
@@ -15969,12 +15882,12 @@
     <w:name w:val="Body Text"/>
     <w:basedOn w:val="Normal"/>
     <w:link w:val="BodyTextChar"/>
+    <w:qFormat/>
     <w:pPr>
       <w:jc w:val="both"/>
       <w:ind w:firstLine="709"/>
       <w:spacing w:after="180" w:before="180" w:line="276" w:lineRule="auto"/>
     </w:pPr>
-    <w:qFormat/>
   </w:style>
   <w:style w:customStyle="1" w:styleId="FirstParagraph" w:type="paragraph">
     <w:name w:val="First Paragraph"/>
@@ -15994,18 +15907,29 @@
     <w:name w:val="Title"/>
     <w:basedOn w:val="Normal"/>
     <w:next w:val="BodyText"/>
+    <w:link w:val="TitleChar"/>
+    <w:uiPriority w:val="10"/>
     <w:qFormat/>
+    <w:rsid w:val="00A10FD9"/>
     <w:pPr>
-      <w:keepNext/>
-      <w:keepLines/>
-      <w:spacing w:after="240" w:before="480"/>
+      <w:spacing w:after="80" w:line="240" w:lineRule="auto"/>
+      <w:contextualSpacing/>
       <w:jc w:val="center"/>
     </w:pPr>
     <w:rPr>
       <w:rFonts w:asciiTheme="majorHAnsi" w:cstheme="majorBidi" w:eastAsiaTheme="majorEastAsia" w:hAnsiTheme="majorHAnsi"/>
-      <w:b/>
-      <w:bCs/>
-      <w:color w:themeColor="accent1" w:themeShade="B5" w:val="345A8A"/>
+      <w:sz w:val="24"/>
+      <w:szCs w:val="24"/>
+    </w:rPr>
+  </w:style>
+  <w:style w:customStyle="1" w:styleId="TitleChar" w:type="character">
+    <w:name w:val="Title Char"/>
+    <w:basedOn w:val="DefaultParagraphFont"/>
+    <w:link w:val="Title"/>
+    <w:uiPriority w:val="10"/>
+    <w:rsid w:val="00A10FD9"/>
+    <w:rPr>
+      <w:rFonts w:asciiTheme="majorHAnsi" w:cstheme="majorBidi" w:eastAsiaTheme="majorEastAsia" w:hAnsiTheme="majorHAnsi"/>
       <w:sz w:val="24"/>
       <w:szCs w:val="24"/>
     </w:rPr>
@@ -16014,37 +15938,63 @@
     <w:name w:val="Subtitle"/>
     <w:basedOn w:val="Title"/>
     <w:next w:val="BodyText"/>
+    <w:link w:val="SubtitleChar"/>
+    <w:uiPriority w:val="11"/>
+    <w:qFormat/>
+    <w:rsid w:val="00A10FD9"/>
+    <w:pPr>
+      <w:numPr>
+        <w:ilvl w:val="1"/>
+      </w:numPr>
+    </w:pPr>
+    <w:rPr>
+      <w:rFonts w:cstheme="majorBidi" w:eastAsiaTheme="majorEastAsia"/>
+      <w:spacing w:val="15"/>
+      <w:sz w:val="24"/>
+      <w:szCs w:val="24"/>
+    </w:rPr>
+  </w:style>
+  <w:style w:customStyle="1" w:styleId="SubtitleChar" w:type="character">
+    <w:name w:val="Subtitle Char"/>
+    <w:basedOn w:val="DefaultParagraphFont"/>
+    <w:link w:val="Subtitle"/>
+    <w:uiPriority w:val="11"/>
+    <w:rsid w:val="00A10FD9"/>
+    <w:rPr>
+      <w:rFonts w:cstheme="majorBidi" w:eastAsiaTheme="majorEastAsia"/>
+      <w:color w:themeColor="text1" w:themeTint="A6" w:val="595959"/>
+      <w:spacing w:val="15"/>
+      <w:sz w:val="24"/>
+      <w:szCs w:val="24"/>
+    </w:rPr>
+  </w:style>
+  <w:style w:customStyle="1" w:styleId="Author" w:type="paragraph">
+    <w:name w:val="Author"/>
+    <w:basedOn w:val="Title"/>
+    <w:next w:val="BodyText"/>
     <w:qFormat/>
     <w:pPr>
       <w:keepNext/>
       <w:keepLines/>
-      <w:spacing w:after="240" w:before="240"/>
-      <w:jc w:val="center"/>
     </w:pPr>
     <w:rPr>
       <w:sz w:val="24"/>
       <w:szCs w:val="24"/>
     </w:rPr>
   </w:style>
-  <w:style w:customStyle="1" w:styleId="Author" w:type="paragraph">
-    <w:name w:val="Author"/>
+  <w:style w:styleId="Date" w:type="paragraph">
+    <w:name w:val="Date"/>
+    <w:basedOn w:val="Title"/>
     <w:next w:val="BodyText"/>
     <w:qFormat/>
     <w:pPr>
       <w:keepNext/>
       <w:keepLines/>
-      <w:jc w:val="center"/>
     </w:pPr>
-  </w:style>
-  <w:style w:styleId="Date" w:type="paragraph">
-    <w:name w:val="Date"/>
-    <w:next w:val="BodyText"/>
-    <w:qFormat/>
-    <w:pPr>
-      <w:keepNext/>
-      <w:keepLines/>
-      <w:jc w:val="center"/>
-    </w:pPr>
+    <w:rPr>
+      <w:sz w:val="24"/>
+      <w:szCs w:val="24"/>
+    </w:rPr>
   </w:style>
   <w:style w:customStyle="1" w:styleId="AbstractTitle" w:type="paragraph">
     <w:name w:val="Abstract Title"/>
@@ -16054,15 +16004,13 @@
     <w:pPr>
       <w:keepNext/>
       <w:keepLines/>
+      <w:spacing w:after="0" w:before="300"/>
       <w:jc w:val="center"/>
-      <w:spacing w:after="0" w:before="300"/>
     </w:pPr>
     <w:rPr>
+      <w:b/>
       <w:sz w:val="20"/>
       <w:szCs w:val="20"/>
-      <w:b/>
-      <w:color w:val="345A8A"/>
-      &gt;
     </w:rPr>
   </w:style>
   <w:style w:customStyle="1" w:styleId="Abstract" w:type="paragraph">
@@ -16089,191 +16037,321 @@
     <w:rPr/>
   </w:style>
   <w:style w:styleId="Heading1" w:type="paragraph">
-    <w:name w:val="Heading 1"/>
+    <w:name w:val="heading 1"/>
     <w:basedOn w:val="Normal"/>
     <w:next w:val="BodyText"/>
+    <w:link w:val="Heading1Char"/>
     <w:uiPriority w:val="9"/>
     <w:qFormat/>
+    <w:rsid w:val="00A10FD9"/>
     <w:pPr>
       <w:keepNext/>
       <w:keepLines/>
-      <w:spacing w:after="0" w:before="480"/>
+      <w:spacing w:after="80" w:before="360"/>
       <w:outlineLvl w:val="0"/>
     </w:pPr>
     <w:rPr>
       <w:rFonts w:asciiTheme="majorHAnsi" w:cstheme="majorBidi" w:eastAsiaTheme="majorEastAsia" w:hAnsiTheme="majorHAnsi"/>
-      <w:b/>
-      <w:bCs/>
-      <w:color w:themeColor="accent1" w:val="4F81BD"/>
+      <w:color w:themeColor="accent1" w:themeShade="BF" w:val="0F4761"/>
       <w:sz w:val="24"/>
       <w:szCs w:val="24"/>
     </w:rPr>
   </w:style>
   <w:style w:styleId="Heading2" w:type="paragraph">
-    <w:name w:val="Heading 2"/>
+    <w:name w:val="heading 2"/>
     <w:basedOn w:val="Normal"/>
     <w:next w:val="BodyText"/>
+    <w:link w:val="Heading2Char"/>
     <w:uiPriority w:val="9"/>
+    <w:semiHidden/>
     <w:unhideWhenUsed/>
     <w:qFormat/>
+    <w:rsid w:val="00A10FD9"/>
     <w:pPr>
       <w:keepNext/>
       <w:keepLines/>
-      <w:spacing w:after="0" w:before="200"/>
+      <w:spacing w:after="80" w:before="160"/>
       <w:outlineLvl w:val="1"/>
     </w:pPr>
     <w:rPr>
       <w:rFonts w:asciiTheme="majorHAnsi" w:cstheme="majorBidi" w:eastAsiaTheme="majorEastAsia" w:hAnsiTheme="majorHAnsi"/>
-      <w:b/>
-      <w:bCs/>
-      <w:color w:themeColor="accent1" w:val="4F81BD"/>
+      <w:color w:themeColor="accent1" w:themeShade="BF" w:val="0F4761"/>
       <w:sz w:val="24"/>
       <w:szCs w:val="24"/>
     </w:rPr>
   </w:style>
   <w:style w:styleId="Heading3" w:type="paragraph">
-    <w:name w:val="Heading 3"/>
+    <w:name w:val="heading 3"/>
     <w:basedOn w:val="Normal"/>
     <w:next w:val="BodyText"/>
+    <w:link w:val="Heading3Char"/>
     <w:uiPriority w:val="9"/>
+    <w:semiHidden/>
     <w:unhideWhenUsed/>
     <w:qFormat/>
+    <w:rsid w:val="00A10FD9"/>
     <w:pPr>
       <w:keepNext/>
       <w:keepLines/>
-      <w:spacing w:after="0" w:before="200"/>
+      <w:spacing w:after="80" w:before="160"/>
       <w:outlineLvl w:val="2"/>
     </w:pPr>
     <w:rPr>
-      <w:rFonts w:asciiTheme="majorHAnsi" w:cstheme="majorBidi" w:eastAsiaTheme="majorEastAsia" w:hAnsiTheme="majorHAnsi"/>
-      <w:b/>
-      <w:bCs/>
-      <w:color w:themeColor="accent1" w:val="4F81BD"/>
+      <w:rFonts w:cstheme="majorBidi" w:eastAsiaTheme="majorEastAsia"/>
+      <w:color w:themeColor="accent1" w:themeShade="BF" w:val="0F4761"/>
       <w:sz w:val="24"/>
       <w:szCs w:val="24"/>
     </w:rPr>
   </w:style>
   <w:style w:styleId="Heading4" w:type="paragraph">
-    <w:name w:val="Heading 4"/>
+    <w:name w:val="heading 4"/>
     <w:basedOn w:val="Normal"/>
     <w:next w:val="BodyText"/>
+    <w:link w:val="Heading4Char"/>
     <w:uiPriority w:val="9"/>
+    <w:semiHidden/>
     <w:unhideWhenUsed/>
     <w:qFormat/>
+    <w:rsid w:val="00A10FD9"/>
     <w:pPr>
       <w:keepNext/>
       <w:keepLines/>
-      <w:spacing w:after="0" w:before="200"/>
+      <w:spacing w:after="40" w:before="80"/>
       <w:outlineLvl w:val="3"/>
     </w:pPr>
     <w:rPr>
+      <w:rFonts w:cstheme="majorBidi" w:eastAsiaTheme="majorEastAsia"/>
+      <w:i/>
+      <w:iCs/>
+      <w:color w:themeColor="accent1" w:themeShade="BF" w:val="0F4761"/>
+    </w:rPr>
+  </w:style>
+  <w:style w:styleId="Heading5" w:type="paragraph">
+    <w:name w:val="heading 5"/>
+    <w:basedOn w:val="Normal"/>
+    <w:next w:val="BodyText"/>
+    <w:link w:val="Heading5Char"/>
+    <w:uiPriority w:val="9"/>
+    <w:semiHidden/>
+    <w:unhideWhenUsed/>
+    <w:qFormat/>
+    <w:rsid w:val="00A10FD9"/>
+    <w:pPr>
+      <w:keepNext/>
+      <w:keepLines/>
+      <w:spacing w:after="40" w:before="80"/>
+      <w:outlineLvl w:val="4"/>
+    </w:pPr>
+    <w:rPr>
+      <w:rFonts w:cstheme="majorBidi" w:eastAsiaTheme="majorEastAsia"/>
+      <w:color w:themeColor="accent1" w:themeShade="BF" w:val="0F4761"/>
+    </w:rPr>
+  </w:style>
+  <w:style w:styleId="Heading6" w:type="paragraph">
+    <w:name w:val="heading 6"/>
+    <w:basedOn w:val="Normal"/>
+    <w:next w:val="BodyText"/>
+    <w:link w:val="Heading6Char"/>
+    <w:uiPriority w:val="9"/>
+    <w:semiHidden/>
+    <w:unhideWhenUsed/>
+    <w:qFormat/>
+    <w:rsid w:val="00A10FD9"/>
+    <w:pPr>
+      <w:keepNext/>
+      <w:keepLines/>
+      <w:spacing w:after="0" w:before="40"/>
+      <w:outlineLvl w:val="5"/>
+    </w:pPr>
+    <w:rPr>
+      <w:rFonts w:cstheme="majorBidi" w:eastAsiaTheme="majorEastAsia"/>
+      <w:i/>
+      <w:iCs/>
+      <w:color w:themeColor="text1" w:themeTint="A6" w:val="595959"/>
+    </w:rPr>
+  </w:style>
+  <w:style w:styleId="Heading7" w:type="paragraph">
+    <w:name w:val="heading 7"/>
+    <w:basedOn w:val="Normal"/>
+    <w:next w:val="BodyText"/>
+    <w:link w:val="Heading7Char"/>
+    <w:uiPriority w:val="9"/>
+    <w:semiHidden/>
+    <w:unhideWhenUsed/>
+    <w:qFormat/>
+    <w:rsid w:val="00A10FD9"/>
+    <w:pPr>
+      <w:keepNext/>
+      <w:keepLines/>
+      <w:spacing w:after="0" w:before="40"/>
+      <w:outlineLvl w:val="6"/>
+    </w:pPr>
+    <w:rPr>
+      <w:rFonts w:cstheme="majorBidi" w:eastAsiaTheme="majorEastAsia"/>
+      <w:color w:themeColor="text1" w:themeTint="A6" w:val="595959"/>
+    </w:rPr>
+  </w:style>
+  <w:style w:styleId="Heading8" w:type="paragraph">
+    <w:name w:val="heading 8"/>
+    <w:basedOn w:val="Normal"/>
+    <w:next w:val="BodyText"/>
+    <w:link w:val="Heading8Char"/>
+    <w:uiPriority w:val="9"/>
+    <w:semiHidden/>
+    <w:unhideWhenUsed/>
+    <w:qFormat/>
+    <w:rsid w:val="00A10FD9"/>
+    <w:pPr>
+      <w:keepNext/>
+      <w:keepLines/>
+      <w:spacing w:after="0"/>
+      <w:outlineLvl w:val="7"/>
+    </w:pPr>
+    <w:rPr>
+      <w:rFonts w:cstheme="majorBidi" w:eastAsiaTheme="majorEastAsia"/>
+      <w:i/>
+      <w:iCs/>
+      <w:color w:themeColor="text1" w:themeTint="D8" w:val="272727"/>
+    </w:rPr>
+  </w:style>
+  <w:style w:styleId="Heading9" w:type="paragraph">
+    <w:name w:val="heading 9"/>
+    <w:basedOn w:val="Normal"/>
+    <w:next w:val="BodyText"/>
+    <w:link w:val="Heading9Char"/>
+    <w:uiPriority w:val="9"/>
+    <w:semiHidden/>
+    <w:unhideWhenUsed/>
+    <w:qFormat/>
+    <w:rsid w:val="00A10FD9"/>
+    <w:pPr>
+      <w:keepNext/>
+      <w:keepLines/>
+      <w:spacing w:after="0"/>
+      <w:outlineLvl w:val="8"/>
+    </w:pPr>
+    <w:rPr>
+      <w:rFonts w:cstheme="majorBidi" w:eastAsiaTheme="majorEastAsia"/>
+      <w:color w:themeColor="text1" w:themeTint="D8" w:val="272727"/>
+    </w:rPr>
+  </w:style>
+  <w:style w:customStyle="1" w:styleId="Heading1Char" w:type="character">
+    <w:name w:val="Heading 1 Char"/>
+    <w:basedOn w:val="DefaultParagraphFont"/>
+    <w:link w:val="Heading1"/>
+    <w:uiPriority w:val="9"/>
+    <w:rsid w:val="00A10FD9"/>
+    <w:rPr>
       <w:rFonts w:asciiTheme="majorHAnsi" w:cstheme="majorBidi" w:eastAsiaTheme="majorEastAsia" w:hAnsiTheme="majorHAnsi"/>
-      <w:i/>
-      <w:bCs/>
-      <w:color w:themeColor="accent1" w:val="4F81BD"/>
+      <w:color w:themeColor="accent1" w:themeShade="BF" w:val="0F4761"/>
       <w:sz w:val="24"/>
       <w:szCs w:val="24"/>
     </w:rPr>
   </w:style>
-  <w:style w:styleId="Heading5" w:type="paragraph">
-    <w:name w:val="Heading 5"/>
-    <w:basedOn w:val="Normal"/>
-    <w:next w:val="BodyText"/>
+  <w:style w:customStyle="1" w:styleId="Heading2Char" w:type="character">
+    <w:name w:val="Heading 2 Char"/>
+    <w:basedOn w:val="DefaultParagraphFont"/>
+    <w:link w:val="Heading2"/>
     <w:uiPriority w:val="9"/>
-    <w:unhideWhenUsed/>
-    <w:qFormat/>
-    <w:pPr>
-      <w:keepNext/>
-      <w:keepLines/>
-      <w:spacing w:after="0" w:before="200"/>
-      <w:outlineLvl w:val="4"/>
-    </w:pPr>
+    <w:semiHidden/>
+    <w:rsid w:val="00A10FD9"/>
     <w:rPr>
       <w:rFonts w:asciiTheme="majorHAnsi" w:cstheme="majorBidi" w:eastAsiaTheme="majorEastAsia" w:hAnsiTheme="majorHAnsi"/>
-      <w:iCs/>
-      <w:color w:themeColor="accent1" w:val="4F81BD"/>
+      <w:color w:themeColor="accent1" w:themeShade="BF" w:val="0F4761"/>
       <w:sz w:val="24"/>
       <w:szCs w:val="24"/>
     </w:rPr>
   </w:style>
-  <w:style w:styleId="Heading6" w:type="paragraph">
-    <w:name w:val="Heading 6"/>
-    <w:basedOn w:val="Normal"/>
-    <w:next w:val="BodyText"/>
+  <w:style w:customStyle="1" w:styleId="Heading3Char" w:type="character">
+    <w:name w:val="Heading 3 Char"/>
+    <w:basedOn w:val="DefaultParagraphFont"/>
+    <w:link w:val="Heading3"/>
     <w:uiPriority w:val="9"/>
-    <w:unhideWhenUsed/>
-    <w:qFormat/>
-    <w:pPr>
-      <w:keepNext/>
-      <w:keepLines/>
-      <w:spacing w:after="0" w:before="200"/>
-      <w:outlineLvl w:val="5"/>
-    </w:pPr>
+    <w:semiHidden/>
+    <w:rsid w:val="00A10FD9"/>
     <w:rPr>
-      <w:rFonts w:asciiTheme="majorHAnsi" w:cstheme="majorBidi" w:eastAsiaTheme="majorEastAsia" w:hAnsiTheme="majorHAnsi"/>
-      <w:color w:themeColor="accent1" w:val="4F81BD"/>
+      <w:rFonts w:cstheme="majorBidi" w:eastAsiaTheme="majorEastAsia"/>
+      <w:color w:themeColor="accent1" w:themeShade="BF" w:val="0F4761"/>
       <w:sz w:val="24"/>
       <w:szCs w:val="24"/>
     </w:rPr>
   </w:style>
-  <w:style w:styleId="Heading7" w:type="paragraph">
-    <w:name w:val="Heading 7"/>
-    <w:basedOn w:val="Normal"/>
-    <w:next w:val="BodyText"/>
+  <w:style w:customStyle="1" w:styleId="Heading4Char" w:type="character">
+    <w:name w:val="Heading 4 Char"/>
+    <w:basedOn w:val="DefaultParagraphFont"/>
+    <w:link w:val="Heading4"/>
     <w:uiPriority w:val="9"/>
-    <w:unhideWhenUsed/>
-    <w:qFormat/>
-    <w:pPr>
-      <w:keepNext/>
-      <w:keepLines/>
-      <w:spacing w:after="0" w:before="200"/>
-      <w:outlineLvl w:val="6"/>
-    </w:pPr>
+    <w:semiHidden/>
+    <w:rsid w:val="00A10FD9"/>
     <w:rPr>
-      <w:rFonts w:asciiTheme="majorHAnsi" w:cstheme="majorBidi" w:eastAsiaTheme="majorEastAsia" w:hAnsiTheme="majorHAnsi"/>
-      <w:color w:themeColor="accent1" w:val="4F81BD"/>
-      <w:sz w:val="24"/>
-      <w:szCs w:val="24"/>
+      <w:rFonts w:cstheme="majorBidi" w:eastAsiaTheme="majorEastAsia"/>
+      <w:i/>
+      <w:iCs/>
+      <w:color w:themeColor="accent1" w:themeShade="BF" w:val="0F4761"/>
     </w:rPr>
   </w:style>
-  <w:style w:styleId="Heading8" w:type="paragraph">
-    <w:name w:val="Heading 8"/>
-    <w:basedOn w:val="Normal"/>
-    <w:next w:val="BodyText"/>
+  <w:style w:customStyle="1" w:styleId="Heading5Char" w:type="character">
+    <w:name w:val="Heading 5 Char"/>
+    <w:basedOn w:val="DefaultParagraphFont"/>
+    <w:link w:val="Heading5"/>
     <w:uiPriority w:val="9"/>
-    <w:unhideWhenUsed/>
-    <w:qFormat/>
-    <w:pPr>
-      <w:keepNext/>
-      <w:keepLines/>
-      <w:spacing w:after="0" w:before="200"/>
-      <w:outlineLvl w:val="7"/>
-    </w:pPr>
+    <w:semiHidden/>
+    <w:rsid w:val="00A10FD9"/>
     <w:rPr>
-      <w:rFonts w:asciiTheme="majorHAnsi" w:cstheme="majorBidi" w:eastAsiaTheme="majorEastAsia" w:hAnsiTheme="majorHAnsi"/>
-      <w:color w:themeColor="accent1" w:val="4F81BD"/>
-      <w:sz w:val="24"/>
-      <w:szCs w:val="24"/>
+      <w:rFonts w:cstheme="majorBidi" w:eastAsiaTheme="majorEastAsia"/>
+      <w:color w:themeColor="accent1" w:themeShade="BF" w:val="0F4761"/>
     </w:rPr>
   </w:style>
-  <w:style w:styleId="Heading9" w:type="paragraph">
-    <w:name w:val="Heading 9"/>
-    <w:basedOn w:val="Normal"/>
-    <w:next w:val="BodyText"/>
+  <w:style w:customStyle="1" w:styleId="Heading6Char" w:type="character">
+    <w:name w:val="Heading 6 Char"/>
+    <w:basedOn w:val="DefaultParagraphFont"/>
+    <w:link w:val="Heading6"/>
     <w:uiPriority w:val="9"/>
-    <w:unhideWhenUsed/>
-    <w:qFormat/>
-    <w:pPr>
-      <w:keepNext/>
-      <w:keepLines/>
-      <w:spacing w:after="0" w:before="200"/>
-      <w:outlineLvl w:val="8"/>
-    </w:pPr>
+    <w:semiHidden/>
+    <w:rsid w:val="00A10FD9"/>
     <w:rPr>
-      <w:rFonts w:asciiTheme="majorHAnsi" w:cstheme="majorBidi" w:eastAsiaTheme="majorEastAsia" w:hAnsiTheme="majorHAnsi"/>
-      <w:color w:themeColor="accent1" w:val="4F81BD"/>
-      <w:sz w:val="24"/>
-      <w:szCs w:val="24"/>
+      <w:rFonts w:cstheme="majorBidi" w:eastAsiaTheme="majorEastAsia"/>
+      <w:i/>
+      <w:iCs/>
+      <w:color w:themeColor="text1" w:themeTint="A6" w:val="595959"/>
+    </w:rPr>
+  </w:style>
+  <w:style w:customStyle="1" w:styleId="Heading7Char" w:type="character">
+    <w:name w:val="Heading 7 Char"/>
+    <w:basedOn w:val="DefaultParagraphFont"/>
+    <w:link w:val="Heading7"/>
+    <w:uiPriority w:val="9"/>
+    <w:semiHidden/>
+    <w:rsid w:val="00A10FD9"/>
+    <w:rPr>
+      <w:rFonts w:cstheme="majorBidi" w:eastAsiaTheme="majorEastAsia"/>
+      <w:color w:themeColor="text1" w:themeTint="A6" w:val="595959"/>
+    </w:rPr>
+  </w:style>
+  <w:style w:customStyle="1" w:styleId="Heading8Char" w:type="character">
+    <w:name w:val="Heading 8 Char"/>
+    <w:basedOn w:val="DefaultParagraphFont"/>
+    <w:link w:val="Heading8"/>
+    <w:uiPriority w:val="9"/>
+    <w:semiHidden/>
+    <w:rsid w:val="00A10FD9"/>
+    <w:rPr>
+      <w:rFonts w:cstheme="majorBidi" w:eastAsiaTheme="majorEastAsia"/>
+      <w:i/>
+      <w:iCs/>
+      <w:color w:themeColor="text1" w:themeTint="D8" w:val="272727"/>
+    </w:rPr>
+  </w:style>
+  <w:style w:customStyle="1" w:styleId="Heading9Char" w:type="character">
+    <w:name w:val="Heading 9 Char"/>
+    <w:basedOn w:val="DefaultParagraphFont"/>
+    <w:link w:val="Heading9"/>
+    <w:uiPriority w:val="9"/>
+    <w:semiHidden/>
+    <w:rsid w:val="00A10FD9"/>
+    <w:rPr>
+      <w:rFonts w:cstheme="majorBidi" w:eastAsiaTheme="majorEastAsia"/>
+      <w:color w:themeColor="text1" w:themeTint="D8" w:val="272727"/>
     </w:rPr>
   </w:style>
   <w:style w:styleId="BlockText" w:type="paragraph">
@@ -16296,6 +16374,18 @@
     <w:unhideWhenUsed/>
     <w:qFormat/>
   </w:style>
+  <w:style w:styleId="FootnoteBlockText" w:type="paragraph">
+    <w:name w:val="Footnote Block Text"/>
+    <w:basedOn w:val="FootnoteText"/>
+    <w:next w:val="FootnoteText"/>
+    <w:uiPriority w:val="9"/>
+    <w:unhideWhenUsed/>
+    <w:qFormat/>
+    <w:pPr>
+      <w:spacing w:after="100" w:before="100"/>
+      <w:ind w:firstLine="0" w:left="480" w:right="480"/>
+    </w:pPr>
+  </w:style>
   <w:style w:default="1" w:styleId="DefaultParagraphFont" w:type="character">
     <w:name w:val="Default Paragraph Font"/>
     <w:semiHidden/>
@@ -16308,6 +16398,14 @@
     <w:unhideWhenUsed/>
     <w:qFormat/>
     <w:tblPr>
+      <w:tblBorders>
+        <w:top w:color="auto" w:space="0" w:sz="4" w:val="single"/>
+        <w:left w:color="auto" w:space="0" w:sz="4" w:val="single"/>
+        <w:bottom w:color="auto" w:space="0" w:sz="4" w:val="single"/>
+        <w:right w:color="auto" w:space="0" w:sz="4" w:val="single"/>
+        <w:insideH w:color="auto" w:space="0" w:sz="4" w:val="single"/>
+        <w:insideV w:color="auto" w:space="0" w:sz="4" w:val="single"/>
+      </w:tblBorders>
       <w:tblInd w:type="dxa" w:w="0"/>
       <w:tblCellMar>
         <w:top w:type="dxa" w:w="0"/>
@@ -16317,18 +16415,11 @@
       </w:tblCellMar>
     </w:tblPr>
     <w:tblStylePr w:type="firstRow">
-      <w:tblPr>
-        <w:jc w:val="left"/>
-        <w:tblInd w:type="dxa" w:w="0"/>
-      </w:tblPr>
-      <w:trPr>
-        <w:jc w:val="left"/>
-      </w:trPr>
       <w:tcPr>
-        <w:vAlign w:val="bottom"/>
         <w:tcBorders>
           <w:bottom w:val="single"/>
         </w:tcBorders>
+        <w:vAlign w:val="bottom"/>
       </w:tcPr>
     </w:tblStylePr>
   </w:style>
@@ -16443,8 +16534,8 @@
     <w:name w:val="KeywordTok"/>
     <w:basedOn w:val="VerbatimChar"/>
     <w:rPr>
+      <w:b/>
       <w:color w:val="007020"/>
-      <w:b/>
     </w:rPr>
   </w:style>
   <w:style w:type="character" w:customStyle="1" w:styleId="DataTypeTok">
@@ -16521,42 +16612,42 @@
     <w:name w:val="ImportTok"/>
     <w:basedOn w:val="VerbatimChar"/>
     <w:rPr>
+      <w:b/>
       <w:color w:val="008000"/>
-      <w:b/>
     </w:rPr>
   </w:style>
   <w:style w:type="character" w:customStyle="1" w:styleId="CommentTok">
     <w:name w:val="CommentTok"/>
     <w:basedOn w:val="VerbatimChar"/>
     <w:rPr>
+      <w:i/>
       <w:color w:val="60a0b0"/>
-      <w:i/>
     </w:rPr>
   </w:style>
   <w:style w:type="character" w:customStyle="1" w:styleId="DocumentationTok">
     <w:name w:val="DocumentationTok"/>
     <w:basedOn w:val="VerbatimChar"/>
     <w:rPr>
+      <w:i/>
       <w:color w:val="ba2121"/>
-      <w:i/>
     </w:rPr>
   </w:style>
   <w:style w:type="character" w:customStyle="1" w:styleId="AnnotationTok">
     <w:name w:val="AnnotationTok"/>
     <w:basedOn w:val="VerbatimChar"/>
     <w:rPr>
-      <w:color w:val="60a0b0"/>
       <w:b/>
       <w:i/>
+      <w:color w:val="60a0b0"/>
     </w:rPr>
   </w:style>
   <w:style w:type="character" w:customStyle="1" w:styleId="CommentVarTok">
     <w:name w:val="CommentVarTok"/>
     <w:basedOn w:val="VerbatimChar"/>
     <w:rPr>
-      <w:color w:val="60a0b0"/>
       <w:b/>
       <w:i/>
+      <w:color w:val="60a0b0"/>
     </w:rPr>
   </w:style>
   <w:style w:type="character" w:customStyle="1" w:styleId="OtherTok">
@@ -16584,8 +16675,8 @@
     <w:name w:val="ControlFlowTok"/>
     <w:basedOn w:val="VerbatimChar"/>
     <w:rPr>
+      <w:b/>
       <w:color w:val="007020"/>
-      <w:b/>
     </w:rPr>
   </w:style>
   <w:style w:type="character" w:customStyle="1" w:styleId="OperatorTok">
@@ -16630,34 +16721,34 @@
     <w:name w:val="InformationTok"/>
     <w:basedOn w:val="VerbatimChar"/>
     <w:rPr>
-      <w:color w:val="60a0b0"/>
       <w:b/>
       <w:i/>
+      <w:color w:val="60a0b0"/>
     </w:rPr>
   </w:style>
   <w:style w:type="character" w:customStyle="1" w:styleId="WarningTok">
     <w:name w:val="WarningTok"/>
     <w:basedOn w:val="VerbatimChar"/>
     <w:rPr>
-      <w:color w:val="60a0b0"/>
       <w:b/>
       <w:i/>
+      <w:color w:val="60a0b0"/>
     </w:rPr>
   </w:style>
   <w:style w:type="character" w:customStyle="1" w:styleId="AlertTok">
     <w:name w:val="AlertTok"/>
     <w:basedOn w:val="VerbatimChar"/>
     <w:rPr>
+      <w:b/>
       <w:color w:val="ff0000"/>
-      <w:b/>
     </w:rPr>
   </w:style>
   <w:style w:type="character" w:customStyle="1" w:styleId="ErrorTok">
     <w:name w:val="ErrorTok"/>
     <w:basedOn w:val="VerbatimChar"/>
     <w:rPr>
+      <w:b/>
       <w:color w:val="ff0000"/>
-      <w:b/>
     </w:rPr>
   </w:style>
   <w:style w:type="character" w:customStyle="1" w:styleId="NormalTok">
@@ -16679,44 +16770,44 @@
         <a:sysClr val="window" lastClr="FFFFFF"/>
       </a:lt1>
       <a:dk2>
-        <a:srgbClr val="1F497D"/>
+        <a:srgbClr val="0E2841"/>
       </a:dk2>
       <a:lt2>
-        <a:srgbClr val="EEECE1"/>
+        <a:srgbClr val="E8E8E8"/>
       </a:lt2>
       <a:accent1>
-        <a:srgbClr val="4F81BD"/>
+        <a:srgbClr val="156082"/>
       </a:accent1>
       <a:accent2>
-        <a:srgbClr val="C0504D"/>
+        <a:srgbClr val="E97132"/>
       </a:accent2>
       <a:accent3>
-        <a:srgbClr val="9BBB59"/>
+        <a:srgbClr val="196B24"/>
       </a:accent3>
       <a:accent4>
-        <a:srgbClr val="8064A2"/>
+        <a:srgbClr val="0F9ED5"/>
       </a:accent4>
       <a:accent5>
-        <a:srgbClr val="4BACC6"/>
+        <a:srgbClr val="A02B93"/>
       </a:accent5>
       <a:accent6>
-        <a:srgbClr val="F79646"/>
+        <a:srgbClr val="4EA72E"/>
       </a:accent6>
       <a:hlink>
-        <a:srgbClr val="0000FF"/>
+        <a:srgbClr val="467886"/>
       </a:hlink>
       <a:folHlink>
-        <a:srgbClr val="800080"/>
+        <a:srgbClr val="96607D"/>
       </a:folHlink>
     </a:clrScheme>
     <a:fontScheme name="Office">
       <a:majorFont>
-        <a:latin typeface="Calibri"/>
+        <a:latin typeface="Aptos Display" panose="02110004020202020204"/>
         <a:ea typeface=""/>
         <a:cs typeface=""/>
-        <a:font script="Jpan" typeface="ＭＳ ゴシック"/>
+        <a:font script="Jpan" typeface="游ゴシック Light"/>
         <a:font script="Hang" typeface="맑은 고딕"/>
-        <a:font script="Hans" typeface="宋体"/>
+        <a:font script="Hans" typeface="等线 Light"/>
         <a:font script="Hant" typeface="新細明體"/>
         <a:font script="Arab" typeface="Times New Roman"/>
         <a:font script="Hebr" typeface="Times New Roman"/>
@@ -16743,14 +16834,32 @@
         <a:font script="Mong" typeface="Mongolian Baiti"/>
         <a:font script="Viet" typeface="Times New Roman"/>
         <a:font script="Uigh" typeface="Microsoft Uighur"/>
+        <a:font script="Geor" typeface="Sylfaen"/>
+        <a:font script="Armn" typeface="Arial"/>
+        <a:font script="Bugi" typeface="Leelawadee UI"/>
+        <a:font script="Bopo" typeface="Microsoft JhengHei"/>
+        <a:font script="Java" typeface="Javanese Text"/>
+        <a:font script="Lisu" typeface="Segoe UI"/>
+        <a:font script="Mymr" typeface="Myanmar Text"/>
+        <a:font script="Nkoo" typeface="Ebrima"/>
+        <a:font script="Olck" typeface="Nirmala UI"/>
+        <a:font script="Osma" typeface="Ebrima"/>
+        <a:font script="Phag" typeface="Phagspa"/>
+        <a:font script="Syrn" typeface="Estrangelo Edessa"/>
+        <a:font script="Syrj" typeface="Estrangelo Edessa"/>
+        <a:font script="Syre" typeface="Estrangelo Edessa"/>
+        <a:font script="Sora" typeface="Nirmala UI"/>
+        <a:font script="Tale" typeface="Microsoft Tai Le"/>
+        <a:font script="Talu" typeface="Microsoft New Tai Lue"/>
+        <a:font script="Tfng" typeface="Ebrima"/>
       </a:majorFont>
       <a:minorFont>
-        <a:latin typeface="Cambria"/>
+        <a:latin typeface="Aptos" panose="02110004020202020204"/>
         <a:ea typeface=""/>
         <a:cs typeface=""/>
-        <a:font script="Jpan" typeface="ＭＳ 明朝"/>
+        <a:font script="Jpan" typeface="游明朝"/>
         <a:font script="Hang" typeface="맑은 고딕"/>
-        <a:font script="Hans" typeface="宋体"/>
+        <a:font script="Hans" typeface="等线"/>
         <a:font script="Hant" typeface="新細明體"/>
         <a:font script="Arab" typeface="Arial"/>
         <a:font script="Hebr" typeface="Arial"/>
@@ -16777,6 +16886,24 @@
         <a:font script="Mong" typeface="Mongolian Baiti"/>
         <a:font script="Viet" typeface="Arial"/>
         <a:font script="Uigh" typeface="Microsoft Uighur"/>
+        <a:font script="Geor" typeface="Sylfaen"/>
+        <a:font script="Armn" typeface="Arial"/>
+        <a:font script="Bugi" typeface="Leelawadee UI"/>
+        <a:font script="Bopo" typeface="Microsoft JhengHei"/>
+        <a:font script="Java" typeface="Javanese Text"/>
+        <a:font script="Lisu" typeface="Segoe UI"/>
+        <a:font script="Mymr" typeface="Myanmar Text"/>
+        <a:font script="Nkoo" typeface="Ebrima"/>
+        <a:font script="Olck" typeface="Nirmala UI"/>
+        <a:font script="Osma" typeface="Ebrima"/>
+        <a:font script="Phag" typeface="Phagspa"/>
+        <a:font script="Syrn" typeface="Estrangelo Edessa"/>
+        <a:font script="Syrj" typeface="Estrangelo Edessa"/>
+        <a:font script="Syre" typeface="Estrangelo Edessa"/>
+        <a:font script="Sora" typeface="Nirmala UI"/>
+        <a:font script="Tale" typeface="Microsoft Tai Le"/>
+        <a:font script="Talu" typeface="Microsoft New Tai Lue"/>
+        <a:font script="Tfng" typeface="Ebrima"/>
       </a:minorFont>
     </a:fontScheme>
     <a:fmtScheme name="Office">
@@ -16788,200 +16915,141 @@
           <a:gsLst>
             <a:gs pos="0">
               <a:schemeClr val="phClr">
-                <a:tint val="50000"/>
-                <a:satMod val="300000"/>
+                <a:lumMod val="110000"/>
+                <a:satMod val="105000"/>
+                <a:tint val="67000"/>
               </a:schemeClr>
             </a:gs>
-            <a:gs pos="35000">
+            <a:gs pos="50000">
               <a:schemeClr val="phClr">
-                <a:tint val="37000"/>
-                <a:satMod val="300000"/>
+                <a:lumMod val="105000"/>
+                <a:satMod val="103000"/>
+                <a:tint val="73000"/>
               </a:schemeClr>
             </a:gs>
             <a:gs pos="100000">
               <a:schemeClr val="phClr">
-                <a:tint val="15000"/>
-                <a:satMod val="350000"/>
+                <a:lumMod val="105000"/>
+                <a:satMod val="109000"/>
+                <a:tint val="81000"/>
               </a:schemeClr>
             </a:gs>
           </a:gsLst>
-          <a:lin ang="16200000" scaled="1"/>
+          <a:lin ang="5400000" scaled="0"/>
         </a:gradFill>
         <a:gradFill rotWithShape="1">
           <a:gsLst>
             <a:gs pos="0">
               <a:schemeClr val="phClr">
-                <a:tint val="100000"/>
+                <a:satMod val="103000"/>
+                <a:lumMod val="102000"/>
+                <a:tint val="94000"/>
+              </a:schemeClr>
+            </a:gs>
+            <a:gs pos="50000">
+              <a:schemeClr val="phClr">
+                <a:satMod val="110000"/>
+                <a:lumMod val="100000"/>
                 <a:shade val="100000"/>
-                <a:satMod val="130000"/>
               </a:schemeClr>
             </a:gs>
             <a:gs pos="100000">
               <a:schemeClr val="phClr">
-                <a:tint val="50000"/>
-                <a:shade val="100000"/>
-                <a:satMod val="350000"/>
+                <a:lumMod val="99000"/>
+                <a:satMod val="120000"/>
+                <a:shade val="78000"/>
               </a:schemeClr>
             </a:gs>
           </a:gsLst>
-          <a:lin ang="16200000" scaled="0"/>
+          <a:lin ang="5400000" scaled="0"/>
         </a:gradFill>
       </a:fillStyleLst>
       <a:lnStyleLst>
-        <a:ln w="9525" cap="flat" cmpd="sng" algn="ctr">
-          <a:solidFill>
-            <a:schemeClr val="phClr">
-              <a:shade val="95000"/>
-              <a:satMod val="105000"/>
-            </a:schemeClr>
-          </a:solidFill>
-          <a:prstDash val="solid"/>
-        </a:ln>
-        <a:ln w="25400" cap="flat" cmpd="sng" algn="ctr">
+        <a:ln w="6350" cap="flat" cmpd="sng" algn="ctr">
           <a:solidFill>
             <a:schemeClr val="phClr"/>
           </a:solidFill>
           <a:prstDash val="solid"/>
+          <a:miter lim="800000"/>
         </a:ln>
-        <a:ln w="38100" cap="flat" cmpd="sng" algn="ctr">
+        <a:ln w="12700" cap="flat" cmpd="sng" algn="ctr">
           <a:solidFill>
             <a:schemeClr val="phClr"/>
           </a:solidFill>
           <a:prstDash val="solid"/>
+          <a:miter lim="800000"/>
+        </a:ln>
+        <a:ln w="19050" cap="flat" cmpd="sng" algn="ctr">
+          <a:solidFill>
+            <a:schemeClr val="phClr"/>
+          </a:solidFill>
+          <a:prstDash val="solid"/>
+          <a:miter lim="800000"/>
         </a:ln>
       </a:lnStyleLst>
       <a:effectStyleLst>
         <a:effectStyle>
+          <a:effectLst/>
+        </a:effectStyle>
+        <a:effectStyle>
+          <a:effectLst/>
+        </a:effectStyle>
+        <a:effectStyle>
           <a:effectLst>
-            <a:outerShdw blurRad="40000" dist="20000" dir="5400000" rotWithShape="0">
+            <a:outerShdw blurRad="57150" dist="19050" dir="5400000" algn="ctr" rotWithShape="0">
               <a:srgbClr val="000000">
-                <a:alpha val="38000"/>
+                <a:alpha val="63000"/>
               </a:srgbClr>
             </a:outerShdw>
           </a:effectLst>
-        </a:effectStyle>
-        <a:effectStyle>
-          <a:effectLst>
-            <a:outerShdw blurRad="40000" dist="23000" dir="5400000" rotWithShape="0">
-              <a:srgbClr val="000000">
-                <a:alpha val="35000"/>
-              </a:srgbClr>
-            </a:outerShdw>
-          </a:effectLst>
-        </a:effectStyle>
-        <a:effectStyle>
-          <a:effectLst>
-            <a:outerShdw blurRad="40000" dist="23000" dir="5400000" rotWithShape="0">
-              <a:srgbClr val="000000">
-                <a:alpha val="35000"/>
-              </a:srgbClr>
-            </a:outerShdw>
-          </a:effectLst>
-          <a:scene3d>
-            <a:camera prst="orthographicFront">
-              <a:rot lat="0" lon="0" rev="0"/>
-            </a:camera>
-            <a:lightRig rig="threePt" dir="t">
-              <a:rot lat="0" lon="0" rev="1200000"/>
-            </a:lightRig>
-          </a:scene3d>
-          <a:sp3d>
-            <a:bevelT w="63500" h="25400"/>
-          </a:sp3d>
         </a:effectStyle>
       </a:effectStyleLst>
       <a:bgFillStyleLst>
         <a:solidFill>
           <a:schemeClr val="phClr"/>
         </a:solidFill>
+        <a:solidFill>
+          <a:schemeClr val="phClr">
+            <a:tint val="95000"/>
+            <a:satMod val="170000"/>
+          </a:schemeClr>
+        </a:solidFill>
         <a:gradFill rotWithShape="1">
           <a:gsLst>
             <a:gs pos="0">
               <a:schemeClr val="phClr">
-                <a:tint val="40000"/>
-                <a:satMod val="350000"/>
+                <a:tint val="93000"/>
+                <a:satMod val="150000"/>
+                <a:shade val="98000"/>
+                <a:lumMod val="102000"/>
               </a:schemeClr>
             </a:gs>
-            <a:gs pos="40000">
+            <a:gs pos="50000">
               <a:schemeClr val="phClr">
-                <a:tint val="45000"/>
-                <a:shade val="99000"/>
-                <a:satMod val="350000"/>
+                <a:tint val="98000"/>
+                <a:satMod val="130000"/>
+                <a:shade val="90000"/>
+                <a:lumMod val="103000"/>
               </a:schemeClr>
             </a:gs>
             <a:gs pos="100000">
               <a:schemeClr val="phClr">
-                <a:shade val="20000"/>
-                <a:satMod val="255000"/>
+                <a:shade val="63000"/>
+                <a:satMod val="120000"/>
               </a:schemeClr>
             </a:gs>
           </a:gsLst>
-          <a:path path="circle">
-            <a:fillToRect l="50000" t="-80000" r="50000" b="180000"/>
-          </a:path>
-        </a:gradFill>
-        <a:gradFill rotWithShape="1">
-          <a:gsLst>
-            <a:gs pos="0">
-              <a:schemeClr val="phClr">
-                <a:tint val="80000"/>
-                <a:satMod val="300000"/>
-              </a:schemeClr>
-            </a:gs>
-            <a:gs pos="100000">
-              <a:schemeClr val="phClr">
-                <a:shade val="30000"/>
-                <a:satMod val="200000"/>
-              </a:schemeClr>
-            </a:gs>
-          </a:gsLst>
-          <a:path path="circle">
-            <a:fillToRect l="50000" t="50000" r="50000" b="50000"/>
-          </a:path>
+          <a:lin ang="5400000" scaled="0"/>
         </a:gradFill>
       </a:bgFillStyleLst>
     </a:fmtScheme>
   </a:themeElements>
-  <a:objectDefaults>
-    <a:spDef>
-      <a:spPr/>
-      <a:bodyPr/>
-      <a:lstStyle/>
-      <a:style>
-        <a:lnRef idx="1">
-          <a:schemeClr val="accent1"/>
-        </a:lnRef>
-        <a:fillRef idx="3">
-          <a:schemeClr val="accent1"/>
-        </a:fillRef>
-        <a:effectRef idx="2">
-          <a:schemeClr val="accent1"/>
-        </a:effectRef>
-        <a:fontRef idx="minor">
-          <a:schemeClr val="lt1"/>
-        </a:fontRef>
-      </a:style>
-    </a:spDef>
-    <a:lnDef>
-      <a:spPr/>
-      <a:bodyPr/>
-      <a:lstStyle/>
-      <a:style>
-        <a:lnRef idx="2">
-          <a:schemeClr val="accent1"/>
-        </a:lnRef>
-        <a:fillRef idx="0">
-          <a:schemeClr val="accent1"/>
-        </a:fillRef>
-        <a:effectRef idx="1">
-          <a:schemeClr val="accent1"/>
-        </a:effectRef>
-        <a:fontRef idx="minor">
-          <a:schemeClr val="tx1"/>
-        </a:fontRef>
-      </a:style>
-    </a:lnDef>
-  </a:objectDefaults>
+  <a:objectDefaults/>
   <a:extraClrSchemeLst/>
+  <a:extLst>
+    <a:ext uri="{05A4C25C-085E-4340-85A3-A5531E510DB2}">
+      <thm15:themeFamily xmlns:thm15="http://schemas.microsoft.com/office/thememl/2012/main" name="Office Theme" id="{2E142A2C-CD16-42D6-873A-C26D2A0506FA}" vid="{1BDDFF52-6CD6-40A5-AB3C-68EB2F1E4D0A}"/>
+    </a:ext>
+  </a:extLst>
 </a:theme>
 </file>